--- a/2019年/2019年6月中国电子学会软件编程图形化等级考试预备1级.docx
+++ b/2019年/2019年6月中国电子学会软件编程图形化等级考试预备1级.docx
@@ -1,535 +1,5 @@
 
-<file path=customXml\item1.xml><?xml version="1.0" encoding="utf-8"?>
-<s:customData xmlns="http://www.wps.cn/officeDocument/2013/wpsCustomData" xmlns:s="http://www.wps.cn/officeDocument/2013/wpsCustomData">
-  <customSectProps>
-    <customSectPr/>
-  </customSectProps>
-</s:customData>
-</file>
-
-<file path=customXml\itemProps1.xml><?xml version="1.0" encoding="utf-8"?>
-<ds:datastoreItem xmlns:ds="http://schemas.openxmlformats.org/officeDocument/2006/customXml" ds:itemID="{B1977F7D-205B-4081-913C-38D41E755F92}">
-  <ds:schemaRefs>
-    <ds:schemaRef ds:uri="http://www.wps.cn/officeDocument/2013/wpsCustomData"/>
-  </ds:schemaRefs>
-</ds:datastoreItem>
-</file>
-
-<file path=docProps\app.xml><?xml version="1.0" encoding="utf-8"?>
-<Properties xmlns="http://schemas.openxmlformats.org/officeDocument/2006/extended-properties" xmlns:vt="http://schemas.openxmlformats.org/officeDocument/2006/docPropsVTypes">
-  <Template>Normal.dotm</Template>
-  <Pages>1</Pages>
-  <Words>0</Words>
-  <Characters>0</Characters>
-  <Lines>0</Lines>
-  <Paragraphs>0</Paragraphs>
-  <TotalTime>2</TotalTime>
-  <ScaleCrop>false</ScaleCrop>
-  <LinksUpToDate>false</LinksUpToDate>
-  <CharactersWithSpaces>0</CharactersWithSpaces>
-  <Application>WPS Office_11.1.0.8765_F1E327BC-269C-435d-A152-05C5408002CA</Application>
-  <DocSecurity>0</DocSecurity>
-</Properties>
-</file>
-
-<file path=docProps\core.xml><?xml version="1.0" encoding="utf-8"?>
-<cp:coreProperties xmlns:cp="http://schemas.openxmlformats.org/package/2006/metadata/core-properties" xmlns:dc="http://purl.org/dc/elements/1.1/" xmlns:dcterms="http://purl.org/dc/terms/" xmlns:dcmitype="http://purl.org/dc/dcmitype/" xmlns:xsi="http://www.w3.org/2001/XMLSchema-instance">
-  <dcterms:created xsi:type="dcterms:W3CDTF">2014-10-29T12:08:00Z</dcterms:created>
-  <dc:creator>Administrator</dc:creator>
-  <cp:lastModifiedBy>AiLe</cp:lastModifiedBy>
-  <dcterms:modified xsi:type="dcterms:W3CDTF">2019-06-27T09:39:53Z</dcterms:modified>
-</cp:coreProperties>
-</file>
-
-<file path=docProps\custom.xml><?xml version="1.0" encoding="utf-8"?>
-<Properties xmlns="http://schemas.openxmlformats.org/officeDocument/2006/custom-properties" xmlns:vt="http://schemas.openxmlformats.org/officeDocument/2006/docPropsVTypes">
-  <property fmtid="{D5CDD505-2E9C-101B-9397-08002B2CF9AE}" pid="2" name="KSOProductBuildVer">
-    <vt:lpwstr>2052-11.1.0.8765</vt:lpwstr>
-  </property>
-</Properties>
-</file>
-
-<file path=word\activeX\activeX1.xml><?xml version="1.0" encoding="utf-8"?>
-<ax:ocx xmlns:ax="http://schemas.microsoft.com/office/2006/activeX" xmlns:r="http://schemas.openxmlformats.org/officeDocument/2006/relationships" ax:classid="{5512D118-5CC6-11CF-8D67-00AA00BDCE1D}" r:id="rId1" ax:persistence="persistStorage"/>
-</file>
-
-<file path=word\activeX\activeX10.xml><?xml version="1.0" encoding="utf-8"?>
-<ax:ocx xmlns:ax="http://schemas.microsoft.com/office/2006/activeX" xmlns:r="http://schemas.openxmlformats.org/officeDocument/2006/relationships" ax:classid="{5512D118-5CC6-11CF-8D67-00AA00BDCE1D}" r:id="rId1" ax:persistence="persistStorage"/>
-</file>
-
-<file path=word\activeX\activeX100.xml><?xml version="1.0" encoding="utf-8"?>
-<ax:ocx xmlns:ax="http://schemas.microsoft.com/office/2006/activeX" xmlns:r="http://schemas.openxmlformats.org/officeDocument/2006/relationships" ax:classid="{5512D118-5CC6-11CF-8D67-00AA00BDCE1D}" r:id="rId1" ax:persistence="persistStorage"/>
-</file>
-
-<file path=word\activeX\activeX101.xml><?xml version="1.0" encoding="utf-8"?>
-<ax:ocx xmlns:ax="http://schemas.microsoft.com/office/2006/activeX" xmlns:r="http://schemas.openxmlformats.org/officeDocument/2006/relationships" ax:classid="{5512D118-5CC6-11CF-8D67-00AA00BDCE1D}" r:id="rId1" ax:persistence="persistStorage"/>
-</file>
-
-<file path=word\activeX\activeX102.xml><?xml version="1.0" encoding="utf-8"?>
-<ax:ocx xmlns:ax="http://schemas.microsoft.com/office/2006/activeX" xmlns:r="http://schemas.openxmlformats.org/officeDocument/2006/relationships" ax:classid="{5512D118-5CC6-11CF-8D67-00AA00BDCE1D}" r:id="rId1" ax:persistence="persistStorage"/>
-</file>
-
-<file path=word\activeX\activeX103.xml><?xml version="1.0" encoding="utf-8"?>
-<ax:ocx xmlns:ax="http://schemas.microsoft.com/office/2006/activeX" xmlns:r="http://schemas.openxmlformats.org/officeDocument/2006/relationships" ax:classid="{5512D118-5CC6-11CF-8D67-00AA00BDCE1D}" r:id="rId1" ax:persistence="persistStorage"/>
-</file>
-
-<file path=word\activeX\activeX104.xml><?xml version="1.0" encoding="utf-8"?>
-<ax:ocx xmlns:ax="http://schemas.microsoft.com/office/2006/activeX" xmlns:r="http://schemas.openxmlformats.org/officeDocument/2006/relationships" ax:classid="{5512D118-5CC6-11CF-8D67-00AA00BDCE1D}" r:id="rId1" ax:persistence="persistStorage"/>
-</file>
-
-<file path=word\activeX\activeX105.xml><?xml version="1.0" encoding="utf-8"?>
-<ax:ocx xmlns:ax="http://schemas.microsoft.com/office/2006/activeX" xmlns:r="http://schemas.openxmlformats.org/officeDocument/2006/relationships" ax:classid="{5512D118-5CC6-11CF-8D67-00AA00BDCE1D}" r:id="rId1" ax:persistence="persistStorage"/>
-</file>
-
-<file path=word\activeX\activeX106.xml><?xml version="1.0" encoding="utf-8"?>
-<ax:ocx xmlns:ax="http://schemas.microsoft.com/office/2006/activeX" xmlns:r="http://schemas.openxmlformats.org/officeDocument/2006/relationships" ax:classid="{5512D118-5CC6-11CF-8D67-00AA00BDCE1D}" r:id="rId1" ax:persistence="persistStorage"/>
-</file>
-
-<file path=word\activeX\activeX107.xml><?xml version="1.0" encoding="utf-8"?>
-<ax:ocx xmlns:ax="http://schemas.microsoft.com/office/2006/activeX" xmlns:r="http://schemas.openxmlformats.org/officeDocument/2006/relationships" ax:classid="{5512D118-5CC6-11CF-8D67-00AA00BDCE1D}" r:id="rId1" ax:persistence="persistStorage"/>
-</file>
-
-<file path=word\activeX\activeX108.xml><?xml version="1.0" encoding="utf-8"?>
-<ax:ocx xmlns:ax="http://schemas.microsoft.com/office/2006/activeX" xmlns:r="http://schemas.openxmlformats.org/officeDocument/2006/relationships" ax:classid="{5512D118-5CC6-11CF-8D67-00AA00BDCE1D}" r:id="rId1" ax:persistence="persistStorage"/>
-</file>
-
-<file path=word\activeX\activeX109.xml><?xml version="1.0" encoding="utf-8"?>
-<ax:ocx xmlns:ax="http://schemas.microsoft.com/office/2006/activeX" xmlns:r="http://schemas.openxmlformats.org/officeDocument/2006/relationships" ax:classid="{5512D118-5CC6-11CF-8D67-00AA00BDCE1D}" r:id="rId1" ax:persistence="persistStorage"/>
-</file>
-
-<file path=word\activeX\activeX11.xml><?xml version="1.0" encoding="utf-8"?>
-<ax:ocx xmlns:ax="http://schemas.microsoft.com/office/2006/activeX" xmlns:r="http://schemas.openxmlformats.org/officeDocument/2006/relationships" ax:classid="{5512D118-5CC6-11CF-8D67-00AA00BDCE1D}" r:id="rId1" ax:persistence="persistStorage"/>
-</file>
-
-<file path=word\activeX\activeX110.xml><?xml version="1.0" encoding="utf-8"?>
-<ax:ocx xmlns:ax="http://schemas.microsoft.com/office/2006/activeX" xmlns:r="http://schemas.openxmlformats.org/officeDocument/2006/relationships" ax:classid="{5512D118-5CC6-11CF-8D67-00AA00BDCE1D}" r:id="rId1" ax:persistence="persistStorage"/>
-</file>
-
-<file path=word\activeX\activeX111.xml><?xml version="1.0" encoding="utf-8"?>
-<ax:ocx xmlns:ax="http://schemas.microsoft.com/office/2006/activeX" xmlns:r="http://schemas.openxmlformats.org/officeDocument/2006/relationships" ax:classid="{5512D118-5CC6-11CF-8D67-00AA00BDCE1D}" r:id="rId1" ax:persistence="persistStorage"/>
-</file>
-
-<file path=word\activeX\activeX112.xml><?xml version="1.0" encoding="utf-8"?>
-<ax:ocx xmlns:ax="http://schemas.microsoft.com/office/2006/activeX" xmlns:r="http://schemas.openxmlformats.org/officeDocument/2006/relationships" ax:classid="{5512D118-5CC6-11CF-8D67-00AA00BDCE1D}" r:id="rId1" ax:persistence="persistStorage"/>
-</file>
-
-<file path=word\activeX\activeX113.xml><?xml version="1.0" encoding="utf-8"?>
-<ax:ocx xmlns:ax="http://schemas.microsoft.com/office/2006/activeX" xmlns:r="http://schemas.openxmlformats.org/officeDocument/2006/relationships" ax:classid="{5512D118-5CC6-11CF-8D67-00AA00BDCE1D}" r:id="rId1" ax:persistence="persistStorage"/>
-</file>
-
-<file path=word\activeX\activeX114.xml><?xml version="1.0" encoding="utf-8"?>
-<ax:ocx xmlns:ax="http://schemas.microsoft.com/office/2006/activeX" xmlns:r="http://schemas.openxmlformats.org/officeDocument/2006/relationships" ax:classid="{5512D118-5CC6-11CF-8D67-00AA00BDCE1D}" r:id="rId1" ax:persistence="persistStorage"/>
-</file>
-
-<file path=word\activeX\activeX115.xml><?xml version="1.0" encoding="utf-8"?>
-<ax:ocx xmlns:ax="http://schemas.microsoft.com/office/2006/activeX" xmlns:r="http://schemas.openxmlformats.org/officeDocument/2006/relationships" ax:classid="{5512D118-5CC6-11CF-8D67-00AA00BDCE1D}" r:id="rId1" ax:persistence="persistStorage"/>
-</file>
-
-<file path=word\activeX\activeX116.xml><?xml version="1.0" encoding="utf-8"?>
-<ax:ocx xmlns:ax="http://schemas.microsoft.com/office/2006/activeX" xmlns:r="http://schemas.openxmlformats.org/officeDocument/2006/relationships" ax:classid="{5512D118-5CC6-11CF-8D67-00AA00BDCE1D}" r:id="rId1" ax:persistence="persistStorage"/>
-</file>
-
-<file path=word\activeX\activeX117.xml><?xml version="1.0" encoding="utf-8"?>
-<ax:ocx xmlns:ax="http://schemas.microsoft.com/office/2006/activeX" xmlns:r="http://schemas.openxmlformats.org/officeDocument/2006/relationships" ax:classid="{5512D118-5CC6-11CF-8D67-00AA00BDCE1D}" r:id="rId1" ax:persistence="persistStorage"/>
-</file>
-
-<file path=word\activeX\activeX118.xml><?xml version="1.0" encoding="utf-8"?>
-<ax:ocx xmlns:ax="http://schemas.microsoft.com/office/2006/activeX" xmlns:r="http://schemas.openxmlformats.org/officeDocument/2006/relationships" ax:classid="{5512D118-5CC6-11CF-8D67-00AA00BDCE1D}" r:id="rId1" ax:persistence="persistStorage"/>
-</file>
-
-<file path=word\activeX\activeX119.xml><?xml version="1.0" encoding="utf-8"?>
-<ax:ocx xmlns:ax="http://schemas.microsoft.com/office/2006/activeX" xmlns:r="http://schemas.openxmlformats.org/officeDocument/2006/relationships" ax:classid="{5512D118-5CC6-11CF-8D67-00AA00BDCE1D}" r:id="rId1" ax:persistence="persistStorage"/>
-</file>
-
-<file path=word\activeX\activeX12.xml><?xml version="1.0" encoding="utf-8"?>
-<ax:ocx xmlns:ax="http://schemas.microsoft.com/office/2006/activeX" xmlns:r="http://schemas.openxmlformats.org/officeDocument/2006/relationships" ax:classid="{5512D118-5CC6-11CF-8D67-00AA00BDCE1D}" r:id="rId1" ax:persistence="persistStorage"/>
-</file>
-
-<file path=word\activeX\activeX120.xml><?xml version="1.0" encoding="utf-8"?>
-<ax:ocx xmlns:ax="http://schemas.microsoft.com/office/2006/activeX" xmlns:r="http://schemas.openxmlformats.org/officeDocument/2006/relationships" ax:classid="{5512D118-5CC6-11CF-8D67-00AA00BDCE1D}" r:id="rId1" ax:persistence="persistStorage"/>
-</file>
-
-<file path=word\activeX\activeX13.xml><?xml version="1.0" encoding="utf-8"?>
-<ax:ocx xmlns:ax="http://schemas.microsoft.com/office/2006/activeX" xmlns:r="http://schemas.openxmlformats.org/officeDocument/2006/relationships" ax:classid="{5512D118-5CC6-11CF-8D67-00AA00BDCE1D}" r:id="rId1" ax:persistence="persistStorage"/>
-</file>
-
-<file path=word\activeX\activeX14.xml><?xml version="1.0" encoding="utf-8"?>
-<ax:ocx xmlns:ax="http://schemas.microsoft.com/office/2006/activeX" xmlns:r="http://schemas.openxmlformats.org/officeDocument/2006/relationships" ax:classid="{5512D118-5CC6-11CF-8D67-00AA00BDCE1D}" r:id="rId1" ax:persistence="persistStorage"/>
-</file>
-
-<file path=word\activeX\activeX15.xml><?xml version="1.0" encoding="utf-8"?>
-<ax:ocx xmlns:ax="http://schemas.microsoft.com/office/2006/activeX" xmlns:r="http://schemas.openxmlformats.org/officeDocument/2006/relationships" ax:classid="{5512D118-5CC6-11CF-8D67-00AA00BDCE1D}" r:id="rId1" ax:persistence="persistStorage"/>
-</file>
-
-<file path=word\activeX\activeX16.xml><?xml version="1.0" encoding="utf-8"?>
-<ax:ocx xmlns:ax="http://schemas.microsoft.com/office/2006/activeX" xmlns:r="http://schemas.openxmlformats.org/officeDocument/2006/relationships" ax:classid="{5512D118-5CC6-11CF-8D67-00AA00BDCE1D}" r:id="rId1" ax:persistence="persistStorage"/>
-</file>
-
-<file path=word\activeX\activeX17.xml><?xml version="1.0" encoding="utf-8"?>
-<ax:ocx xmlns:ax="http://schemas.microsoft.com/office/2006/activeX" xmlns:r="http://schemas.openxmlformats.org/officeDocument/2006/relationships" ax:classid="{5512D118-5CC6-11CF-8D67-00AA00BDCE1D}" r:id="rId1" ax:persistence="persistStorage"/>
-</file>
-
-<file path=word\activeX\activeX18.xml><?xml version="1.0" encoding="utf-8"?>
-<ax:ocx xmlns:ax="http://schemas.microsoft.com/office/2006/activeX" xmlns:r="http://schemas.openxmlformats.org/officeDocument/2006/relationships" ax:classid="{5512D118-5CC6-11CF-8D67-00AA00BDCE1D}" r:id="rId1" ax:persistence="persistStorage"/>
-</file>
-
-<file path=word\activeX\activeX19.xml><?xml version="1.0" encoding="utf-8"?>
-<ax:ocx xmlns:ax="http://schemas.microsoft.com/office/2006/activeX" xmlns:r="http://schemas.openxmlformats.org/officeDocument/2006/relationships" ax:classid="{5512D118-5CC6-11CF-8D67-00AA00BDCE1D}" r:id="rId1" ax:persistence="persistStorage"/>
-</file>
-
-<file path=word\activeX\activeX2.xml><?xml version="1.0" encoding="utf-8"?>
-<ax:ocx xmlns:ax="http://schemas.microsoft.com/office/2006/activeX" xmlns:r="http://schemas.openxmlformats.org/officeDocument/2006/relationships" ax:classid="{5512D118-5CC6-11CF-8D67-00AA00BDCE1D}" r:id="rId1" ax:persistence="persistStorage"/>
-</file>
-
-<file path=word\activeX\activeX20.xml><?xml version="1.0" encoding="utf-8"?>
-<ax:ocx xmlns:ax="http://schemas.microsoft.com/office/2006/activeX" xmlns:r="http://schemas.openxmlformats.org/officeDocument/2006/relationships" ax:classid="{5512D118-5CC6-11CF-8D67-00AA00BDCE1D}" r:id="rId1" ax:persistence="persistStorage"/>
-</file>
-
-<file path=word\activeX\activeX21.xml><?xml version="1.0" encoding="utf-8"?>
-<ax:ocx xmlns:ax="http://schemas.microsoft.com/office/2006/activeX" xmlns:r="http://schemas.openxmlformats.org/officeDocument/2006/relationships" ax:classid="{5512D118-5CC6-11CF-8D67-00AA00BDCE1D}" r:id="rId1" ax:persistence="persistStorage"/>
-</file>
-
-<file path=word\activeX\activeX22.xml><?xml version="1.0" encoding="utf-8"?>
-<ax:ocx xmlns:ax="http://schemas.microsoft.com/office/2006/activeX" xmlns:r="http://schemas.openxmlformats.org/officeDocument/2006/relationships" ax:classid="{5512D118-5CC6-11CF-8D67-00AA00BDCE1D}" r:id="rId1" ax:persistence="persistStorage"/>
-</file>
-
-<file path=word\activeX\activeX23.xml><?xml version="1.0" encoding="utf-8"?>
-<ax:ocx xmlns:ax="http://schemas.microsoft.com/office/2006/activeX" xmlns:r="http://schemas.openxmlformats.org/officeDocument/2006/relationships" ax:classid="{5512D118-5CC6-11CF-8D67-00AA00BDCE1D}" r:id="rId1" ax:persistence="persistStorage"/>
-</file>
-
-<file path=word\activeX\activeX24.xml><?xml version="1.0" encoding="utf-8"?>
-<ax:ocx xmlns:ax="http://schemas.microsoft.com/office/2006/activeX" xmlns:r="http://schemas.openxmlformats.org/officeDocument/2006/relationships" ax:classid="{5512D118-5CC6-11CF-8D67-00AA00BDCE1D}" r:id="rId1" ax:persistence="persistStorage"/>
-</file>
-
-<file path=word\activeX\activeX25.xml><?xml version="1.0" encoding="utf-8"?>
-<ax:ocx xmlns:ax="http://schemas.microsoft.com/office/2006/activeX" xmlns:r="http://schemas.openxmlformats.org/officeDocument/2006/relationships" ax:classid="{5512D118-5CC6-11CF-8D67-00AA00BDCE1D}" r:id="rId1" ax:persistence="persistStorage"/>
-</file>
-
-<file path=word\activeX\activeX26.xml><?xml version="1.0" encoding="utf-8"?>
-<ax:ocx xmlns:ax="http://schemas.microsoft.com/office/2006/activeX" xmlns:r="http://schemas.openxmlformats.org/officeDocument/2006/relationships" ax:classid="{5512D118-5CC6-11CF-8D67-00AA00BDCE1D}" r:id="rId1" ax:persistence="persistStorage"/>
-</file>
-
-<file path=word\activeX\activeX27.xml><?xml version="1.0" encoding="utf-8"?>
-<ax:ocx xmlns:ax="http://schemas.microsoft.com/office/2006/activeX" xmlns:r="http://schemas.openxmlformats.org/officeDocument/2006/relationships" ax:classid="{5512D118-5CC6-11CF-8D67-00AA00BDCE1D}" r:id="rId1" ax:persistence="persistStorage"/>
-</file>
-
-<file path=word\activeX\activeX28.xml><?xml version="1.0" encoding="utf-8"?>
-<ax:ocx xmlns:ax="http://schemas.microsoft.com/office/2006/activeX" xmlns:r="http://schemas.openxmlformats.org/officeDocument/2006/relationships" ax:classid="{5512D118-5CC6-11CF-8D67-00AA00BDCE1D}" r:id="rId1" ax:persistence="persistStorage"/>
-</file>
-
-<file path=word\activeX\activeX29.xml><?xml version="1.0" encoding="utf-8"?>
-<ax:ocx xmlns:ax="http://schemas.microsoft.com/office/2006/activeX" xmlns:r="http://schemas.openxmlformats.org/officeDocument/2006/relationships" ax:classid="{5512D118-5CC6-11CF-8D67-00AA00BDCE1D}" r:id="rId1" ax:persistence="persistStorage"/>
-</file>
-
-<file path=word\activeX\activeX3.xml><?xml version="1.0" encoding="utf-8"?>
-<ax:ocx xmlns:ax="http://schemas.microsoft.com/office/2006/activeX" xmlns:r="http://schemas.openxmlformats.org/officeDocument/2006/relationships" ax:classid="{5512D118-5CC6-11CF-8D67-00AA00BDCE1D}" r:id="rId1" ax:persistence="persistStorage"/>
-</file>
-
-<file path=word\activeX\activeX30.xml><?xml version="1.0" encoding="utf-8"?>
-<ax:ocx xmlns:ax="http://schemas.microsoft.com/office/2006/activeX" xmlns:r="http://schemas.openxmlformats.org/officeDocument/2006/relationships" ax:classid="{5512D118-5CC6-11CF-8D67-00AA00BDCE1D}" r:id="rId1" ax:persistence="persistStorage"/>
-</file>
-
-<file path=word\activeX\activeX31.xml><?xml version="1.0" encoding="utf-8"?>
-<ax:ocx xmlns:ax="http://schemas.microsoft.com/office/2006/activeX" xmlns:r="http://schemas.openxmlformats.org/officeDocument/2006/relationships" ax:classid="{5512D118-5CC6-11CF-8D67-00AA00BDCE1D}" r:id="rId1" ax:persistence="persistStorage"/>
-</file>
-
-<file path=word\activeX\activeX32.xml><?xml version="1.0" encoding="utf-8"?>
-<ax:ocx xmlns:ax="http://schemas.microsoft.com/office/2006/activeX" xmlns:r="http://schemas.openxmlformats.org/officeDocument/2006/relationships" ax:classid="{5512D118-5CC6-11CF-8D67-00AA00BDCE1D}" r:id="rId1" ax:persistence="persistStorage"/>
-</file>
-
-<file path=word\activeX\activeX33.xml><?xml version="1.0" encoding="utf-8"?>
-<ax:ocx xmlns:ax="http://schemas.microsoft.com/office/2006/activeX" xmlns:r="http://schemas.openxmlformats.org/officeDocument/2006/relationships" ax:classid="{5512D118-5CC6-11CF-8D67-00AA00BDCE1D}" r:id="rId1" ax:persistence="persistStorage"/>
-</file>
-
-<file path=word\activeX\activeX34.xml><?xml version="1.0" encoding="utf-8"?>
-<ax:ocx xmlns:ax="http://schemas.microsoft.com/office/2006/activeX" xmlns:r="http://schemas.openxmlformats.org/officeDocument/2006/relationships" ax:classid="{5512D118-5CC6-11CF-8D67-00AA00BDCE1D}" r:id="rId1" ax:persistence="persistStorage"/>
-</file>
-
-<file path=word\activeX\activeX35.xml><?xml version="1.0" encoding="utf-8"?>
-<ax:ocx xmlns:ax="http://schemas.microsoft.com/office/2006/activeX" xmlns:r="http://schemas.openxmlformats.org/officeDocument/2006/relationships" ax:classid="{5512D118-5CC6-11CF-8D67-00AA00BDCE1D}" r:id="rId1" ax:persistence="persistStorage"/>
-</file>
-
-<file path=word\activeX\activeX36.xml><?xml version="1.0" encoding="utf-8"?>
-<ax:ocx xmlns:ax="http://schemas.microsoft.com/office/2006/activeX" xmlns:r="http://schemas.openxmlformats.org/officeDocument/2006/relationships" ax:classid="{5512D118-5CC6-11CF-8D67-00AA00BDCE1D}" r:id="rId1" ax:persistence="persistStorage"/>
-</file>
-
-<file path=word\activeX\activeX37.xml><?xml version="1.0" encoding="utf-8"?>
-<ax:ocx xmlns:ax="http://schemas.microsoft.com/office/2006/activeX" xmlns:r="http://schemas.openxmlformats.org/officeDocument/2006/relationships" ax:classid="{5512D118-5CC6-11CF-8D67-00AA00BDCE1D}" r:id="rId1" ax:persistence="persistStorage"/>
-</file>
-
-<file path=word\activeX\activeX38.xml><?xml version="1.0" encoding="utf-8"?>
-<ax:ocx xmlns:ax="http://schemas.microsoft.com/office/2006/activeX" xmlns:r="http://schemas.openxmlformats.org/officeDocument/2006/relationships" ax:classid="{5512D118-5CC6-11CF-8D67-00AA00BDCE1D}" r:id="rId1" ax:persistence="persistStorage"/>
-</file>
-
-<file path=word\activeX\activeX39.xml><?xml version="1.0" encoding="utf-8"?>
-<ax:ocx xmlns:ax="http://schemas.microsoft.com/office/2006/activeX" xmlns:r="http://schemas.openxmlformats.org/officeDocument/2006/relationships" ax:classid="{5512D118-5CC6-11CF-8D67-00AA00BDCE1D}" r:id="rId1" ax:persistence="persistStorage"/>
-</file>
-
-<file path=word\activeX\activeX4.xml><?xml version="1.0" encoding="utf-8"?>
-<ax:ocx xmlns:ax="http://schemas.microsoft.com/office/2006/activeX" xmlns:r="http://schemas.openxmlformats.org/officeDocument/2006/relationships" ax:classid="{5512D118-5CC6-11CF-8D67-00AA00BDCE1D}" r:id="rId1" ax:persistence="persistStorage"/>
-</file>
-
-<file path=word\activeX\activeX40.xml><?xml version="1.0" encoding="utf-8"?>
-<ax:ocx xmlns:ax="http://schemas.microsoft.com/office/2006/activeX" xmlns:r="http://schemas.openxmlformats.org/officeDocument/2006/relationships" ax:classid="{5512D118-5CC6-11CF-8D67-00AA00BDCE1D}" r:id="rId1" ax:persistence="persistStorage"/>
-</file>
-
-<file path=word\activeX\activeX41.xml><?xml version="1.0" encoding="utf-8"?>
-<ax:ocx xmlns:ax="http://schemas.microsoft.com/office/2006/activeX" xmlns:r="http://schemas.openxmlformats.org/officeDocument/2006/relationships" ax:classid="{5512D118-5CC6-11CF-8D67-00AA00BDCE1D}" r:id="rId1" ax:persistence="persistStorage"/>
-</file>
-
-<file path=word\activeX\activeX42.xml><?xml version="1.0" encoding="utf-8"?>
-<ax:ocx xmlns:ax="http://schemas.microsoft.com/office/2006/activeX" xmlns:r="http://schemas.openxmlformats.org/officeDocument/2006/relationships" ax:classid="{5512D118-5CC6-11CF-8D67-00AA00BDCE1D}" r:id="rId1" ax:persistence="persistStorage"/>
-</file>
-
-<file path=word\activeX\activeX43.xml><?xml version="1.0" encoding="utf-8"?>
-<ax:ocx xmlns:ax="http://schemas.microsoft.com/office/2006/activeX" xmlns:r="http://schemas.openxmlformats.org/officeDocument/2006/relationships" ax:classid="{5512D118-5CC6-11CF-8D67-00AA00BDCE1D}" r:id="rId1" ax:persistence="persistStorage"/>
-</file>
-
-<file path=word\activeX\activeX44.xml><?xml version="1.0" encoding="utf-8"?>
-<ax:ocx xmlns:ax="http://schemas.microsoft.com/office/2006/activeX" xmlns:r="http://schemas.openxmlformats.org/officeDocument/2006/relationships" ax:classid="{5512D118-5CC6-11CF-8D67-00AA00BDCE1D}" r:id="rId1" ax:persistence="persistStorage"/>
-</file>
-
-<file path=word\activeX\activeX45.xml><?xml version="1.0" encoding="utf-8"?>
-<ax:ocx xmlns:ax="http://schemas.microsoft.com/office/2006/activeX" xmlns:r="http://schemas.openxmlformats.org/officeDocument/2006/relationships" ax:classid="{5512D118-5CC6-11CF-8D67-00AA00BDCE1D}" r:id="rId1" ax:persistence="persistStorage"/>
-</file>
-
-<file path=word\activeX\activeX46.xml><?xml version="1.0" encoding="utf-8"?>
-<ax:ocx xmlns:ax="http://schemas.microsoft.com/office/2006/activeX" xmlns:r="http://schemas.openxmlformats.org/officeDocument/2006/relationships" ax:classid="{5512D118-5CC6-11CF-8D67-00AA00BDCE1D}" r:id="rId1" ax:persistence="persistStorage"/>
-</file>
-
-<file path=word\activeX\activeX47.xml><?xml version="1.0" encoding="utf-8"?>
-<ax:ocx xmlns:ax="http://schemas.microsoft.com/office/2006/activeX" xmlns:r="http://schemas.openxmlformats.org/officeDocument/2006/relationships" ax:classid="{5512D118-5CC6-11CF-8D67-00AA00BDCE1D}" r:id="rId1" ax:persistence="persistStorage"/>
-</file>
-
-<file path=word\activeX\activeX48.xml><?xml version="1.0" encoding="utf-8"?>
-<ax:ocx xmlns:ax="http://schemas.microsoft.com/office/2006/activeX" xmlns:r="http://schemas.openxmlformats.org/officeDocument/2006/relationships" ax:classid="{5512D118-5CC6-11CF-8D67-00AA00BDCE1D}" r:id="rId1" ax:persistence="persistStorage"/>
-</file>
-
-<file path=word\activeX\activeX49.xml><?xml version="1.0" encoding="utf-8"?>
-<ax:ocx xmlns:ax="http://schemas.microsoft.com/office/2006/activeX" xmlns:r="http://schemas.openxmlformats.org/officeDocument/2006/relationships" ax:classid="{5512D118-5CC6-11CF-8D67-00AA00BDCE1D}" r:id="rId1" ax:persistence="persistStorage"/>
-</file>
-
-<file path=word\activeX\activeX5.xml><?xml version="1.0" encoding="utf-8"?>
-<ax:ocx xmlns:ax="http://schemas.microsoft.com/office/2006/activeX" xmlns:r="http://schemas.openxmlformats.org/officeDocument/2006/relationships" ax:classid="{5512D118-5CC6-11CF-8D67-00AA00BDCE1D}" r:id="rId1" ax:persistence="persistStorage"/>
-</file>
-
-<file path=word\activeX\activeX50.xml><?xml version="1.0" encoding="utf-8"?>
-<ax:ocx xmlns:ax="http://schemas.microsoft.com/office/2006/activeX" xmlns:r="http://schemas.openxmlformats.org/officeDocument/2006/relationships" ax:classid="{5512D118-5CC6-11CF-8D67-00AA00BDCE1D}" r:id="rId1" ax:persistence="persistStorage"/>
-</file>
-
-<file path=word\activeX\activeX51.xml><?xml version="1.0" encoding="utf-8"?>
-<ax:ocx xmlns:ax="http://schemas.microsoft.com/office/2006/activeX" xmlns:r="http://schemas.openxmlformats.org/officeDocument/2006/relationships" ax:classid="{5512D118-5CC6-11CF-8D67-00AA00BDCE1D}" r:id="rId1" ax:persistence="persistStorage"/>
-</file>
-
-<file path=word\activeX\activeX52.xml><?xml version="1.0" encoding="utf-8"?>
-<ax:ocx xmlns:ax="http://schemas.microsoft.com/office/2006/activeX" xmlns:r="http://schemas.openxmlformats.org/officeDocument/2006/relationships" ax:classid="{5512D118-5CC6-11CF-8D67-00AA00BDCE1D}" r:id="rId1" ax:persistence="persistStorage"/>
-</file>
-
-<file path=word\activeX\activeX53.xml><?xml version="1.0" encoding="utf-8"?>
-<ax:ocx xmlns:ax="http://schemas.microsoft.com/office/2006/activeX" xmlns:r="http://schemas.openxmlformats.org/officeDocument/2006/relationships" ax:classid="{5512D118-5CC6-11CF-8D67-00AA00BDCE1D}" r:id="rId1" ax:persistence="persistStorage"/>
-</file>
-
-<file path=word\activeX\activeX54.xml><?xml version="1.0" encoding="utf-8"?>
-<ax:ocx xmlns:ax="http://schemas.microsoft.com/office/2006/activeX" xmlns:r="http://schemas.openxmlformats.org/officeDocument/2006/relationships" ax:classid="{5512D118-5CC6-11CF-8D67-00AA00BDCE1D}" r:id="rId1" ax:persistence="persistStorage"/>
-</file>
-
-<file path=word\activeX\activeX55.xml><?xml version="1.0" encoding="utf-8"?>
-<ax:ocx xmlns:ax="http://schemas.microsoft.com/office/2006/activeX" xmlns:r="http://schemas.openxmlformats.org/officeDocument/2006/relationships" ax:classid="{5512D118-5CC6-11CF-8D67-00AA00BDCE1D}" r:id="rId1" ax:persistence="persistStorage"/>
-</file>
-
-<file path=word\activeX\activeX56.xml><?xml version="1.0" encoding="utf-8"?>
-<ax:ocx xmlns:ax="http://schemas.microsoft.com/office/2006/activeX" xmlns:r="http://schemas.openxmlformats.org/officeDocument/2006/relationships" ax:classid="{5512D118-5CC6-11CF-8D67-00AA00BDCE1D}" r:id="rId1" ax:persistence="persistStorage"/>
-</file>
-
-<file path=word\activeX\activeX57.xml><?xml version="1.0" encoding="utf-8"?>
-<ax:ocx xmlns:ax="http://schemas.microsoft.com/office/2006/activeX" xmlns:r="http://schemas.openxmlformats.org/officeDocument/2006/relationships" ax:classid="{5512D118-5CC6-11CF-8D67-00AA00BDCE1D}" r:id="rId1" ax:persistence="persistStorage"/>
-</file>
-
-<file path=word\activeX\activeX58.xml><?xml version="1.0" encoding="utf-8"?>
-<ax:ocx xmlns:ax="http://schemas.microsoft.com/office/2006/activeX" xmlns:r="http://schemas.openxmlformats.org/officeDocument/2006/relationships" ax:classid="{5512D118-5CC6-11CF-8D67-00AA00BDCE1D}" r:id="rId1" ax:persistence="persistStorage"/>
-</file>
-
-<file path=word\activeX\activeX59.xml><?xml version="1.0" encoding="utf-8"?>
-<ax:ocx xmlns:ax="http://schemas.microsoft.com/office/2006/activeX" xmlns:r="http://schemas.openxmlformats.org/officeDocument/2006/relationships" ax:classid="{5512D118-5CC6-11CF-8D67-00AA00BDCE1D}" r:id="rId1" ax:persistence="persistStorage"/>
-</file>
-
-<file path=word\activeX\activeX6.xml><?xml version="1.0" encoding="utf-8"?>
-<ax:ocx xmlns:ax="http://schemas.microsoft.com/office/2006/activeX" xmlns:r="http://schemas.openxmlformats.org/officeDocument/2006/relationships" ax:classid="{5512D118-5CC6-11CF-8D67-00AA00BDCE1D}" r:id="rId1" ax:persistence="persistStorage"/>
-</file>
-
-<file path=word\activeX\activeX60.xml><?xml version="1.0" encoding="utf-8"?>
-<ax:ocx xmlns:ax="http://schemas.microsoft.com/office/2006/activeX" xmlns:r="http://schemas.openxmlformats.org/officeDocument/2006/relationships" ax:classid="{5512D118-5CC6-11CF-8D67-00AA00BDCE1D}" r:id="rId1" ax:persistence="persistStorage"/>
-</file>
-
-<file path=word\activeX\activeX61.xml><?xml version="1.0" encoding="utf-8"?>
-<ax:ocx xmlns:ax="http://schemas.microsoft.com/office/2006/activeX" xmlns:r="http://schemas.openxmlformats.org/officeDocument/2006/relationships" ax:classid="{5512D118-5CC6-11CF-8D67-00AA00BDCE1D}" r:id="rId1" ax:persistence="persistStorage"/>
-</file>
-
-<file path=word\activeX\activeX62.xml><?xml version="1.0" encoding="utf-8"?>
-<ax:ocx xmlns:ax="http://schemas.microsoft.com/office/2006/activeX" xmlns:r="http://schemas.openxmlformats.org/officeDocument/2006/relationships" ax:classid="{5512D118-5CC6-11CF-8D67-00AA00BDCE1D}" r:id="rId1" ax:persistence="persistStorage"/>
-</file>
-
-<file path=word\activeX\activeX63.xml><?xml version="1.0" encoding="utf-8"?>
-<ax:ocx xmlns:ax="http://schemas.microsoft.com/office/2006/activeX" xmlns:r="http://schemas.openxmlformats.org/officeDocument/2006/relationships" ax:classid="{5512D118-5CC6-11CF-8D67-00AA00BDCE1D}" r:id="rId1" ax:persistence="persistStorage"/>
-</file>
-
-<file path=word\activeX\activeX64.xml><?xml version="1.0" encoding="utf-8"?>
-<ax:ocx xmlns:ax="http://schemas.microsoft.com/office/2006/activeX" xmlns:r="http://schemas.openxmlformats.org/officeDocument/2006/relationships" ax:classid="{5512D118-5CC6-11CF-8D67-00AA00BDCE1D}" r:id="rId1" ax:persistence="persistStorage"/>
-</file>
-
-<file path=word\activeX\activeX65.xml><?xml version="1.0" encoding="utf-8"?>
-<ax:ocx xmlns:ax="http://schemas.microsoft.com/office/2006/activeX" xmlns:r="http://schemas.openxmlformats.org/officeDocument/2006/relationships" ax:classid="{5512D118-5CC6-11CF-8D67-00AA00BDCE1D}" r:id="rId1" ax:persistence="persistStorage"/>
-</file>
-
-<file path=word\activeX\activeX66.xml><?xml version="1.0" encoding="utf-8"?>
-<ax:ocx xmlns:ax="http://schemas.microsoft.com/office/2006/activeX" xmlns:r="http://schemas.openxmlformats.org/officeDocument/2006/relationships" ax:classid="{5512D118-5CC6-11CF-8D67-00AA00BDCE1D}" r:id="rId1" ax:persistence="persistStorage"/>
-</file>
-
-<file path=word\activeX\activeX67.xml><?xml version="1.0" encoding="utf-8"?>
-<ax:ocx xmlns:ax="http://schemas.microsoft.com/office/2006/activeX" xmlns:r="http://schemas.openxmlformats.org/officeDocument/2006/relationships" ax:classid="{5512D118-5CC6-11CF-8D67-00AA00BDCE1D}" r:id="rId1" ax:persistence="persistStorage"/>
-</file>
-
-<file path=word\activeX\activeX68.xml><?xml version="1.0" encoding="utf-8"?>
-<ax:ocx xmlns:ax="http://schemas.microsoft.com/office/2006/activeX" xmlns:r="http://schemas.openxmlformats.org/officeDocument/2006/relationships" ax:classid="{5512D118-5CC6-11CF-8D67-00AA00BDCE1D}" r:id="rId1" ax:persistence="persistStorage"/>
-</file>
-
-<file path=word\activeX\activeX69.xml><?xml version="1.0" encoding="utf-8"?>
-<ax:ocx xmlns:ax="http://schemas.microsoft.com/office/2006/activeX" xmlns:r="http://schemas.openxmlformats.org/officeDocument/2006/relationships" ax:classid="{5512D118-5CC6-11CF-8D67-00AA00BDCE1D}" r:id="rId1" ax:persistence="persistStorage"/>
-</file>
-
-<file path=word\activeX\activeX7.xml><?xml version="1.0" encoding="utf-8"?>
-<ax:ocx xmlns:ax="http://schemas.microsoft.com/office/2006/activeX" xmlns:r="http://schemas.openxmlformats.org/officeDocument/2006/relationships" ax:classid="{5512D118-5CC6-11CF-8D67-00AA00BDCE1D}" r:id="rId1" ax:persistence="persistStorage"/>
-</file>
-
-<file path=word\activeX\activeX70.xml><?xml version="1.0" encoding="utf-8"?>
-<ax:ocx xmlns:ax="http://schemas.microsoft.com/office/2006/activeX" xmlns:r="http://schemas.openxmlformats.org/officeDocument/2006/relationships" ax:classid="{5512D118-5CC6-11CF-8D67-00AA00BDCE1D}" r:id="rId1" ax:persistence="persistStorage"/>
-</file>
-
-<file path=word\activeX\activeX71.xml><?xml version="1.0" encoding="utf-8"?>
-<ax:ocx xmlns:ax="http://schemas.microsoft.com/office/2006/activeX" xmlns:r="http://schemas.openxmlformats.org/officeDocument/2006/relationships" ax:classid="{5512D118-5CC6-11CF-8D67-00AA00BDCE1D}" r:id="rId1" ax:persistence="persistStorage"/>
-</file>
-
-<file path=word\activeX\activeX72.xml><?xml version="1.0" encoding="utf-8"?>
-<ax:ocx xmlns:ax="http://schemas.microsoft.com/office/2006/activeX" xmlns:r="http://schemas.openxmlformats.org/officeDocument/2006/relationships" ax:classid="{5512D118-5CC6-11CF-8D67-00AA00BDCE1D}" r:id="rId1" ax:persistence="persistStorage"/>
-</file>
-
-<file path=word\activeX\activeX73.xml><?xml version="1.0" encoding="utf-8"?>
-<ax:ocx xmlns:ax="http://schemas.microsoft.com/office/2006/activeX" xmlns:r="http://schemas.openxmlformats.org/officeDocument/2006/relationships" ax:classid="{5512D118-5CC6-11CF-8D67-00AA00BDCE1D}" r:id="rId1" ax:persistence="persistStorage"/>
-</file>
-
-<file path=word\activeX\activeX74.xml><?xml version="1.0" encoding="utf-8"?>
-<ax:ocx xmlns:ax="http://schemas.microsoft.com/office/2006/activeX" xmlns:r="http://schemas.openxmlformats.org/officeDocument/2006/relationships" ax:classid="{5512D118-5CC6-11CF-8D67-00AA00BDCE1D}" r:id="rId1" ax:persistence="persistStorage"/>
-</file>
-
-<file path=word\activeX\activeX75.xml><?xml version="1.0" encoding="utf-8"?>
-<ax:ocx xmlns:ax="http://schemas.microsoft.com/office/2006/activeX" xmlns:r="http://schemas.openxmlformats.org/officeDocument/2006/relationships" ax:classid="{5512D118-5CC6-11CF-8D67-00AA00BDCE1D}" r:id="rId1" ax:persistence="persistStorage"/>
-</file>
-
-<file path=word\activeX\activeX76.xml><?xml version="1.0" encoding="utf-8"?>
-<ax:ocx xmlns:ax="http://schemas.microsoft.com/office/2006/activeX" xmlns:r="http://schemas.openxmlformats.org/officeDocument/2006/relationships" ax:classid="{5512D118-5CC6-11CF-8D67-00AA00BDCE1D}" r:id="rId1" ax:persistence="persistStorage"/>
-</file>
-
-<file path=word\activeX\activeX77.xml><?xml version="1.0" encoding="utf-8"?>
-<ax:ocx xmlns:ax="http://schemas.microsoft.com/office/2006/activeX" xmlns:r="http://schemas.openxmlformats.org/officeDocument/2006/relationships" ax:classid="{5512D118-5CC6-11CF-8D67-00AA00BDCE1D}" r:id="rId1" ax:persistence="persistStorage"/>
-</file>
-
-<file path=word\activeX\activeX78.xml><?xml version="1.0" encoding="utf-8"?>
-<ax:ocx xmlns:ax="http://schemas.microsoft.com/office/2006/activeX" xmlns:r="http://schemas.openxmlformats.org/officeDocument/2006/relationships" ax:classid="{5512D118-5CC6-11CF-8D67-00AA00BDCE1D}" r:id="rId1" ax:persistence="persistStorage"/>
-</file>
-
-<file path=word\activeX\activeX79.xml><?xml version="1.0" encoding="utf-8"?>
-<ax:ocx xmlns:ax="http://schemas.microsoft.com/office/2006/activeX" xmlns:r="http://schemas.openxmlformats.org/officeDocument/2006/relationships" ax:classid="{5512D118-5CC6-11CF-8D67-00AA00BDCE1D}" r:id="rId1" ax:persistence="persistStorage"/>
-</file>
-
-<file path=word\activeX\activeX8.xml><?xml version="1.0" encoding="utf-8"?>
-<ax:ocx xmlns:ax="http://schemas.microsoft.com/office/2006/activeX" xmlns:r="http://schemas.openxmlformats.org/officeDocument/2006/relationships" ax:classid="{5512D118-5CC6-11CF-8D67-00AA00BDCE1D}" r:id="rId1" ax:persistence="persistStorage"/>
-</file>
-
-<file path=word\activeX\activeX80.xml><?xml version="1.0" encoding="utf-8"?>
-<ax:ocx xmlns:ax="http://schemas.microsoft.com/office/2006/activeX" xmlns:r="http://schemas.openxmlformats.org/officeDocument/2006/relationships" ax:classid="{5512D118-5CC6-11CF-8D67-00AA00BDCE1D}" r:id="rId1" ax:persistence="persistStorage"/>
-</file>
-
-<file path=word\activeX\activeX81.xml><?xml version="1.0" encoding="utf-8"?>
-<ax:ocx xmlns:ax="http://schemas.microsoft.com/office/2006/activeX" xmlns:r="http://schemas.openxmlformats.org/officeDocument/2006/relationships" ax:classid="{5512D118-5CC6-11CF-8D67-00AA00BDCE1D}" r:id="rId1" ax:persistence="persistStorage"/>
-</file>
-
-<file path=word\activeX\activeX82.xml><?xml version="1.0" encoding="utf-8"?>
-<ax:ocx xmlns:ax="http://schemas.microsoft.com/office/2006/activeX" xmlns:r="http://schemas.openxmlformats.org/officeDocument/2006/relationships" ax:classid="{5512D118-5CC6-11CF-8D67-00AA00BDCE1D}" r:id="rId1" ax:persistence="persistStorage"/>
-</file>
-
-<file path=word\activeX\activeX83.xml><?xml version="1.0" encoding="utf-8"?>
-<ax:ocx xmlns:ax="http://schemas.microsoft.com/office/2006/activeX" xmlns:r="http://schemas.openxmlformats.org/officeDocument/2006/relationships" ax:classid="{5512D118-5CC6-11CF-8D67-00AA00BDCE1D}" r:id="rId1" ax:persistence="persistStorage"/>
-</file>
-
-<file path=word\activeX\activeX84.xml><?xml version="1.0" encoding="utf-8"?>
-<ax:ocx xmlns:ax="http://schemas.microsoft.com/office/2006/activeX" xmlns:r="http://schemas.openxmlformats.org/officeDocument/2006/relationships" ax:classid="{5512D118-5CC6-11CF-8D67-00AA00BDCE1D}" r:id="rId1" ax:persistence="persistStorage"/>
-</file>
-
-<file path=word\activeX\activeX85.xml><?xml version="1.0" encoding="utf-8"?>
-<ax:ocx xmlns:ax="http://schemas.microsoft.com/office/2006/activeX" xmlns:r="http://schemas.openxmlformats.org/officeDocument/2006/relationships" ax:classid="{5512D118-5CC6-11CF-8D67-00AA00BDCE1D}" r:id="rId1" ax:persistence="persistStorage"/>
-</file>
-
-<file path=word\activeX\activeX86.xml><?xml version="1.0" encoding="utf-8"?>
-<ax:ocx xmlns:ax="http://schemas.microsoft.com/office/2006/activeX" xmlns:r="http://schemas.openxmlformats.org/officeDocument/2006/relationships" ax:classid="{5512D118-5CC6-11CF-8D67-00AA00BDCE1D}" r:id="rId1" ax:persistence="persistStorage"/>
-</file>
-
-<file path=word\activeX\activeX87.xml><?xml version="1.0" encoding="utf-8"?>
-<ax:ocx xmlns:ax="http://schemas.microsoft.com/office/2006/activeX" xmlns:r="http://schemas.openxmlformats.org/officeDocument/2006/relationships" ax:classid="{5512D118-5CC6-11CF-8D67-00AA00BDCE1D}" r:id="rId1" ax:persistence="persistStorage"/>
-</file>
-
-<file path=word\activeX\activeX88.xml><?xml version="1.0" encoding="utf-8"?>
-<ax:ocx xmlns:ax="http://schemas.microsoft.com/office/2006/activeX" xmlns:r="http://schemas.openxmlformats.org/officeDocument/2006/relationships" ax:classid="{5512D118-5CC6-11CF-8D67-00AA00BDCE1D}" r:id="rId1" ax:persistence="persistStorage"/>
-</file>
-
-<file path=word\activeX\activeX89.xml><?xml version="1.0" encoding="utf-8"?>
-<ax:ocx xmlns:ax="http://schemas.microsoft.com/office/2006/activeX" xmlns:r="http://schemas.openxmlformats.org/officeDocument/2006/relationships" ax:classid="{5512D118-5CC6-11CF-8D67-00AA00BDCE1D}" r:id="rId1" ax:persistence="persistStorage"/>
-</file>
-
-<file path=word\activeX\activeX9.xml><?xml version="1.0" encoding="utf-8"?>
-<ax:ocx xmlns:ax="http://schemas.microsoft.com/office/2006/activeX" xmlns:r="http://schemas.openxmlformats.org/officeDocument/2006/relationships" ax:classid="{5512D118-5CC6-11CF-8D67-00AA00BDCE1D}" r:id="rId1" ax:persistence="persistStorage"/>
-</file>
-
-<file path=word\activeX\activeX90.xml><?xml version="1.0" encoding="utf-8"?>
-<ax:ocx xmlns:ax="http://schemas.microsoft.com/office/2006/activeX" xmlns:r="http://schemas.openxmlformats.org/officeDocument/2006/relationships" ax:classid="{5512D118-5CC6-11CF-8D67-00AA00BDCE1D}" r:id="rId1" ax:persistence="persistStorage"/>
-</file>
-
-<file path=word\activeX\activeX91.xml><?xml version="1.0" encoding="utf-8"?>
-<ax:ocx xmlns:ax="http://schemas.microsoft.com/office/2006/activeX" xmlns:r="http://schemas.openxmlformats.org/officeDocument/2006/relationships" ax:classid="{5512D118-5CC6-11CF-8D67-00AA00BDCE1D}" r:id="rId1" ax:persistence="persistStorage"/>
-</file>
-
-<file path=word\activeX\activeX92.xml><?xml version="1.0" encoding="utf-8"?>
-<ax:ocx xmlns:ax="http://schemas.microsoft.com/office/2006/activeX" xmlns:r="http://schemas.openxmlformats.org/officeDocument/2006/relationships" ax:classid="{5512D118-5CC6-11CF-8D67-00AA00BDCE1D}" r:id="rId1" ax:persistence="persistStorage"/>
-</file>
-
-<file path=word\activeX\activeX93.xml><?xml version="1.0" encoding="utf-8"?>
-<ax:ocx xmlns:ax="http://schemas.microsoft.com/office/2006/activeX" xmlns:r="http://schemas.openxmlformats.org/officeDocument/2006/relationships" ax:classid="{5512D118-5CC6-11CF-8D67-00AA00BDCE1D}" r:id="rId1" ax:persistence="persistStorage"/>
-</file>
-
-<file path=word\activeX\activeX94.xml><?xml version="1.0" encoding="utf-8"?>
-<ax:ocx xmlns:ax="http://schemas.microsoft.com/office/2006/activeX" xmlns:r="http://schemas.openxmlformats.org/officeDocument/2006/relationships" ax:classid="{5512D118-5CC6-11CF-8D67-00AA00BDCE1D}" r:id="rId1" ax:persistence="persistStorage"/>
-</file>
-
-<file path=word\activeX\activeX95.xml><?xml version="1.0" encoding="utf-8"?>
-<ax:ocx xmlns:ax="http://schemas.microsoft.com/office/2006/activeX" xmlns:r="http://schemas.openxmlformats.org/officeDocument/2006/relationships" ax:classid="{5512D118-5CC6-11CF-8D67-00AA00BDCE1D}" r:id="rId1" ax:persistence="persistStorage"/>
-</file>
-
-<file path=word\activeX\activeX96.xml><?xml version="1.0" encoding="utf-8"?>
-<ax:ocx xmlns:ax="http://schemas.microsoft.com/office/2006/activeX" xmlns:r="http://schemas.openxmlformats.org/officeDocument/2006/relationships" ax:classid="{5512D118-5CC6-11CF-8D67-00AA00BDCE1D}" r:id="rId1" ax:persistence="persistStorage"/>
-</file>
-
-<file path=word\activeX\activeX97.xml><?xml version="1.0" encoding="utf-8"?>
-<ax:ocx xmlns:ax="http://schemas.microsoft.com/office/2006/activeX" xmlns:r="http://schemas.openxmlformats.org/officeDocument/2006/relationships" ax:classid="{5512D118-5CC6-11CF-8D67-00AA00BDCE1D}" r:id="rId1" ax:persistence="persistStorage"/>
-</file>
-
-<file path=word\activeX\activeX98.xml><?xml version="1.0" encoding="utf-8"?>
-<ax:ocx xmlns:ax="http://schemas.microsoft.com/office/2006/activeX" xmlns:r="http://schemas.openxmlformats.org/officeDocument/2006/relationships" ax:classid="{5512D118-5CC6-11CF-8D67-00AA00BDCE1D}" r:id="rId1" ax:persistence="persistStorage"/>
-</file>
-
-<file path=word\activeX\activeX99.xml><?xml version="1.0" encoding="utf-8"?>
-<ax:ocx xmlns:ax="http://schemas.microsoft.com/office/2006/activeX" xmlns:r="http://schemas.openxmlformats.org/officeDocument/2006/relationships" ax:classid="{5512D118-5CC6-11CF-8D67-00AA00BDCE1D}" r:id="rId1" ax:persistence="persistStorage"/>
-</file>
-
-<file path=word\document.xml><?xml version="1.0" encoding="utf-8"?>
+<file path=word/document.xml><?xml version="1.0" encoding="utf-8"?>
 <w:document xmlns:w="http://schemas.openxmlformats.org/wordprocessingml/2006/main" xmlns:r="http://schemas.openxmlformats.org/officeDocument/2006/relationships" xmlns:wp="http://schemas.openxmlformats.org/drawingml/2006/wordprocessingDrawing" xmlns:a="http://schemas.openxmlformats.org/drawingml/2006/main" xmlns:pic="http://schemas.openxmlformats.org/drawingml/2006/picture">
   <w:body>
     <w:p>
@@ -1497,23 +967,23 @@
               </w:rPr>
               <w:drawing>
                 <wp:inline distT="0" distB="0" distL="0" distR="0">
-                  <wp:extent cx="2571750" cy="2857500"/>
+                  <wp:extent cx="209550" cy="171450"/>
                   <wp:effectExtent l="0" t="0" r="0" b="0"/>
-                  <wp:docPr id="109" name="Picture 109" descr="image"/>
+                  <wp:docPr id="221" name="Picture 221" descr="image"/>
                   <wp:cNvGraphicFramePr>
-                    <a:graphicFrameLocks xmlns:a="http://schemas.openxmlformats.org/drawingml/2006/main" noChangeAspect="1"/>
+                    <a:graphicFrameLocks noChangeAspect="1"/>
                   </wp:cNvGraphicFramePr>
-                  <a:graphic xmlns:a="http://schemas.openxmlformats.org/drawingml/2006/main">
+                  <a:graphic>
                     <a:graphicData uri="http://schemas.openxmlformats.org/drawingml/2006/picture">
-                      <pic:pic xmlns:pic="http://schemas.openxmlformats.org/drawingml/2006/picture">
+                      <pic:pic>
                         <pic:nvPicPr>
-                          <pic:cNvPr id="109" name="Picture 109" descr="image"/>
+                          <pic:cNvPr id="221" name="Picture 221" descr="image"/>
                           <pic:cNvPicPr>
                             <a:picLocks noChangeAspect="1"/>
                           </pic:cNvPicPr>
                         </pic:nvPicPr>
                         <pic:blipFill>
-                          <a:blip r:embed="rId6|rId15"/>
+                          <a:blip r:embed="rId6"/>
                           <a:stretch>
                             <a:fillRect/>
                           </a:stretch>
@@ -1521,7 +991,44 @@
                         <pic:spPr>
                           <a:xfrm>
                             <a:off x="0" y="0"/>
-                            <a:ext cx="2571750" cy="2857500"/>
+                            <a:ext cx="209550" cy="171450"/>
+                          </a:xfrm>
+                          <a:prstGeom prst="rect">
+                            <a:avLst/>
+                          </a:prstGeom>
+                        </pic:spPr>
+                      </pic:pic>
+                    </a:graphicData>
+                  </a:graphic>
+                </wp:inline>
+              </w:drawing>
+              <w:drawing>
+                <wp:inline distT="0" distB="0" distL="0" distR="0">
+                  <wp:extent cx="1724025" cy="1333500"/>
+                  <wp:effectExtent l="0" t="0" r="0" b="0"/>
+                  <wp:docPr id="222" name="Picture 222" descr="image"/>
+                  <wp:cNvGraphicFramePr>
+                    <a:graphicFrameLocks noChangeAspect="1"/>
+                  </wp:cNvGraphicFramePr>
+                  <a:graphic>
+                    <a:graphicData uri="http://schemas.openxmlformats.org/drawingml/2006/picture">
+                      <pic:pic>
+                        <pic:nvPicPr>
+                          <pic:cNvPr id="222" name="Picture 222" descr="image"/>
+                          <pic:cNvPicPr>
+                            <a:picLocks noChangeAspect="1"/>
+                          </pic:cNvPicPr>
+                        </pic:nvPicPr>
+                        <pic:blipFill>
+                          <a:blip r:embed="rId15"/>
+                          <a:stretch>
+                            <a:fillRect/>
+                          </a:stretch>
+                        </pic:blipFill>
+                        <pic:spPr>
+                          <a:xfrm>
+                            <a:off x="0" y="0"/>
+                            <a:ext cx="1724025" cy="1333500"/>
                           </a:xfrm>
                           <a:prstGeom prst="rect">
                             <a:avLst/>
@@ -1585,23 +1092,23 @@
               </w:rPr>
               <w:drawing>
                 <wp:inline distT="0" distB="0" distL="0" distR="0">
-                  <wp:extent cx="2571750" cy="2857500"/>
+                  <wp:extent cx="209550" cy="171450"/>
                   <wp:effectExtent l="0" t="0" r="0" b="0"/>
-                  <wp:docPr id="110" name="Picture 110" descr="image"/>
+                  <wp:docPr id="223" name="Picture 223" descr="image"/>
                   <wp:cNvGraphicFramePr>
-                    <a:graphicFrameLocks xmlns:a="http://schemas.openxmlformats.org/drawingml/2006/main" noChangeAspect="1"/>
+                    <a:graphicFrameLocks noChangeAspect="1"/>
                   </wp:cNvGraphicFramePr>
-                  <a:graphic xmlns:a="http://schemas.openxmlformats.org/drawingml/2006/main">
+                  <a:graphic>
                     <a:graphicData uri="http://schemas.openxmlformats.org/drawingml/2006/picture">
-                      <pic:pic xmlns:pic="http://schemas.openxmlformats.org/drawingml/2006/picture">
+                      <pic:pic>
                         <pic:nvPicPr>
-                          <pic:cNvPr id="110" name="Picture 110" descr="image"/>
+                          <pic:cNvPr id="223" name="Picture 223" descr="image"/>
                           <pic:cNvPicPr>
                             <a:picLocks noChangeAspect="1"/>
                           </pic:cNvPicPr>
                         </pic:nvPicPr>
                         <pic:blipFill>
-                          <a:blip r:embed="rId6|rId17"/>
+                          <a:blip r:embed="rId6"/>
                           <a:stretch>
                             <a:fillRect/>
                           </a:stretch>
@@ -1609,7 +1116,44 @@
                         <pic:spPr>
                           <a:xfrm>
                             <a:off x="0" y="0"/>
-                            <a:ext cx="2571750" cy="2857500"/>
+                            <a:ext cx="209550" cy="171450"/>
+                          </a:xfrm>
+                          <a:prstGeom prst="rect">
+                            <a:avLst/>
+                          </a:prstGeom>
+                        </pic:spPr>
+                      </pic:pic>
+                    </a:graphicData>
+                  </a:graphic>
+                </wp:inline>
+              </w:drawing>
+              <w:drawing>
+                <wp:inline distT="0" distB="0" distL="0" distR="0">
+                  <wp:extent cx="1619250" cy="1343025"/>
+                  <wp:effectExtent l="0" t="0" r="0" b="0"/>
+                  <wp:docPr id="224" name="Picture 224" descr="image"/>
+                  <wp:cNvGraphicFramePr>
+                    <a:graphicFrameLocks noChangeAspect="1"/>
+                  </wp:cNvGraphicFramePr>
+                  <a:graphic>
+                    <a:graphicData uri="http://schemas.openxmlformats.org/drawingml/2006/picture">
+                      <pic:pic>
+                        <pic:nvPicPr>
+                          <pic:cNvPr id="224" name="Picture 224" descr="image"/>
+                          <pic:cNvPicPr>
+                            <a:picLocks noChangeAspect="1"/>
+                          </pic:cNvPicPr>
+                        </pic:nvPicPr>
+                        <pic:blipFill>
+                          <a:blip r:embed="rId17"/>
+                          <a:stretch>
+                            <a:fillRect/>
+                          </a:stretch>
+                        </pic:blipFill>
+                        <pic:spPr>
+                          <a:xfrm>
+                            <a:off x="0" y="0"/>
+                            <a:ext cx="1619250" cy="1343025"/>
                           </a:xfrm>
                           <a:prstGeom prst="rect">
                             <a:avLst/>
@@ -1678,23 +1222,23 @@
               </w:rPr>
               <w:drawing>
                 <wp:inline distT="0" distB="0" distL="0" distR="0">
-                  <wp:extent cx="2571750" cy="2857500"/>
+                  <wp:extent cx="209550" cy="171450"/>
                   <wp:effectExtent l="0" t="0" r="0" b="0"/>
-                  <wp:docPr id="111" name="Picture 111" descr="image"/>
+                  <wp:docPr id="225" name="Picture 225" descr="image"/>
                   <wp:cNvGraphicFramePr>
-                    <a:graphicFrameLocks xmlns:a="http://schemas.openxmlformats.org/drawingml/2006/main" noChangeAspect="1"/>
+                    <a:graphicFrameLocks noChangeAspect="1"/>
                   </wp:cNvGraphicFramePr>
-                  <a:graphic xmlns:a="http://schemas.openxmlformats.org/drawingml/2006/main">
+                  <a:graphic>
                     <a:graphicData uri="http://schemas.openxmlformats.org/drawingml/2006/picture">
-                      <pic:pic xmlns:pic="http://schemas.openxmlformats.org/drawingml/2006/picture">
+                      <pic:pic>
                         <pic:nvPicPr>
-                          <pic:cNvPr id="111" name="Picture 111" descr="image"/>
+                          <pic:cNvPr id="225" name="Picture 225" descr="image"/>
                           <pic:cNvPicPr>
                             <a:picLocks noChangeAspect="1"/>
                           </pic:cNvPicPr>
                         </pic:nvPicPr>
                         <pic:blipFill>
-                          <a:blip r:embed="rId6|rId19"/>
+                          <a:blip r:embed="rId6"/>
                           <a:stretch>
                             <a:fillRect/>
                           </a:stretch>
@@ -1702,7 +1246,44 @@
                         <pic:spPr>
                           <a:xfrm>
                             <a:off x="0" y="0"/>
-                            <a:ext cx="2571750" cy="2857500"/>
+                            <a:ext cx="209550" cy="171450"/>
+                          </a:xfrm>
+                          <a:prstGeom prst="rect">
+                            <a:avLst/>
+                          </a:prstGeom>
+                        </pic:spPr>
+                      </pic:pic>
+                    </a:graphicData>
+                  </a:graphic>
+                </wp:inline>
+              </w:drawing>
+              <w:drawing>
+                <wp:inline distT="0" distB="0" distL="0" distR="0">
+                  <wp:extent cx="1276350" cy="1209675"/>
+                  <wp:effectExtent l="0" t="0" r="0" b="0"/>
+                  <wp:docPr id="226" name="Picture 226" descr="image"/>
+                  <wp:cNvGraphicFramePr>
+                    <a:graphicFrameLocks noChangeAspect="1"/>
+                  </wp:cNvGraphicFramePr>
+                  <a:graphic>
+                    <a:graphicData uri="http://schemas.openxmlformats.org/drawingml/2006/picture">
+                      <pic:pic>
+                        <pic:nvPicPr>
+                          <pic:cNvPr id="226" name="Picture 226" descr="image"/>
+                          <pic:cNvPicPr>
+                            <a:picLocks noChangeAspect="1"/>
+                          </pic:cNvPicPr>
+                        </pic:nvPicPr>
+                        <pic:blipFill>
+                          <a:blip r:embed="rId19"/>
+                          <a:stretch>
+                            <a:fillRect/>
+                          </a:stretch>
+                        </pic:blipFill>
+                        <pic:spPr>
+                          <a:xfrm>
+                            <a:off x="0" y="0"/>
+                            <a:ext cx="1276350" cy="1209675"/>
                           </a:xfrm>
                           <a:prstGeom prst="rect">
                             <a:avLst/>
@@ -1766,23 +1347,23 @@
               </w:rPr>
               <w:drawing>
                 <wp:inline distT="0" distB="0" distL="0" distR="0">
-                  <wp:extent cx="2571750" cy="2857500"/>
+                  <wp:extent cx="209550" cy="171450"/>
                   <wp:effectExtent l="0" t="0" r="0" b="0"/>
-                  <wp:docPr id="112" name="Picture 112" descr="image"/>
+                  <wp:docPr id="227" name="Picture 227" descr="image"/>
                   <wp:cNvGraphicFramePr>
-                    <a:graphicFrameLocks xmlns:a="http://schemas.openxmlformats.org/drawingml/2006/main" noChangeAspect="1"/>
+                    <a:graphicFrameLocks noChangeAspect="1"/>
                   </wp:cNvGraphicFramePr>
-                  <a:graphic xmlns:a="http://schemas.openxmlformats.org/drawingml/2006/main">
+                  <a:graphic>
                     <a:graphicData uri="http://schemas.openxmlformats.org/drawingml/2006/picture">
-                      <pic:pic xmlns:pic="http://schemas.openxmlformats.org/drawingml/2006/picture">
+                      <pic:pic>
                         <pic:nvPicPr>
-                          <pic:cNvPr id="112" name="Picture 112" descr="image"/>
+                          <pic:cNvPr id="227" name="Picture 227" descr="image"/>
                           <pic:cNvPicPr>
                             <a:picLocks noChangeAspect="1"/>
                           </pic:cNvPicPr>
                         </pic:nvPicPr>
                         <pic:blipFill>
-                          <a:blip r:embed="rId6|rId21"/>
+                          <a:blip r:embed="rId6"/>
                           <a:stretch>
                             <a:fillRect/>
                           </a:stretch>
@@ -1790,7 +1371,44 @@
                         <pic:spPr>
                           <a:xfrm>
                             <a:off x="0" y="0"/>
-                            <a:ext cx="2571750" cy="2857500"/>
+                            <a:ext cx="209550" cy="171450"/>
+                          </a:xfrm>
+                          <a:prstGeom prst="rect">
+                            <a:avLst/>
+                          </a:prstGeom>
+                        </pic:spPr>
+                      </pic:pic>
+                    </a:graphicData>
+                  </a:graphic>
+                </wp:inline>
+              </w:drawing>
+              <w:drawing>
+                <wp:inline distT="0" distB="0" distL="0" distR="0">
+                  <wp:extent cx="1476375" cy="1219200"/>
+                  <wp:effectExtent l="0" t="0" r="0" b="0"/>
+                  <wp:docPr id="228" name="Picture 228" descr="image"/>
+                  <wp:cNvGraphicFramePr>
+                    <a:graphicFrameLocks noChangeAspect="1"/>
+                  </wp:cNvGraphicFramePr>
+                  <a:graphic>
+                    <a:graphicData uri="http://schemas.openxmlformats.org/drawingml/2006/picture">
+                      <pic:pic>
+                        <pic:nvPicPr>
+                          <pic:cNvPr id="228" name="Picture 228" descr="image"/>
+                          <pic:cNvPicPr>
+                            <a:picLocks noChangeAspect="1"/>
+                          </pic:cNvPicPr>
+                        </pic:nvPicPr>
+                        <pic:blipFill>
+                          <a:blip r:embed="rId21"/>
+                          <a:stretch>
+                            <a:fillRect/>
+                          </a:stretch>
+                        </pic:blipFill>
+                        <pic:spPr>
+                          <a:xfrm>
+                            <a:off x="0" y="0"/>
+                            <a:ext cx="1476375" cy="1219200"/>
                           </a:xfrm>
                           <a:prstGeom prst="rect">
                             <a:avLst/>
@@ -2740,23 +2358,23 @@
               </w:rPr>
               <w:drawing>
                 <wp:inline distT="0" distB="0" distL="0" distR="0">
-                  <wp:extent cx="2571750" cy="2857500"/>
+                  <wp:extent cx="209550" cy="171450"/>
                   <wp:effectExtent l="0" t="0" r="0" b="0"/>
-                  <wp:docPr id="123" name="Picture 123" descr="image"/>
+                  <wp:docPr id="229" name="Picture 229" descr="image"/>
                   <wp:cNvGraphicFramePr>
-                    <a:graphicFrameLocks xmlns:a="http://schemas.openxmlformats.org/drawingml/2006/main" noChangeAspect="1"/>
+                    <a:graphicFrameLocks noChangeAspect="1"/>
                   </wp:cNvGraphicFramePr>
-                  <a:graphic xmlns:a="http://schemas.openxmlformats.org/drawingml/2006/main">
+                  <a:graphic>
                     <a:graphicData uri="http://schemas.openxmlformats.org/drawingml/2006/picture">
-                      <pic:pic xmlns:pic="http://schemas.openxmlformats.org/drawingml/2006/picture">
+                      <pic:pic>
                         <pic:nvPicPr>
-                          <pic:cNvPr id="123" name="Picture 123" descr="image"/>
+                          <pic:cNvPr id="229" name="Picture 229" descr="image"/>
                           <pic:cNvPicPr>
                             <a:picLocks noChangeAspect="1"/>
                           </pic:cNvPicPr>
                         </pic:nvPicPr>
                         <pic:blipFill>
-                          <a:blip r:embed="rId6|rId33"/>
+                          <a:blip r:embed="rId6"/>
                           <a:stretch>
                             <a:fillRect/>
                           </a:stretch>
@@ -2764,7 +2382,44 @@
                         <pic:spPr>
                           <a:xfrm>
                             <a:off x="0" y="0"/>
-                            <a:ext cx="2571750" cy="2857500"/>
+                            <a:ext cx="209550" cy="171450"/>
+                          </a:xfrm>
+                          <a:prstGeom prst="rect">
+                            <a:avLst/>
+                          </a:prstGeom>
+                        </pic:spPr>
+                      </pic:pic>
+                    </a:graphicData>
+                  </a:graphic>
+                </wp:inline>
+              </w:drawing>
+              <w:drawing>
+                <wp:inline distT="0" distB="0" distL="0" distR="0">
+                  <wp:extent cx="1152525" cy="676275"/>
+                  <wp:effectExtent l="0" t="0" r="0" b="0"/>
+                  <wp:docPr id="230" name="Picture 230" descr="image"/>
+                  <wp:cNvGraphicFramePr>
+                    <a:graphicFrameLocks noChangeAspect="1"/>
+                  </wp:cNvGraphicFramePr>
+                  <a:graphic>
+                    <a:graphicData uri="http://schemas.openxmlformats.org/drawingml/2006/picture">
+                      <pic:pic>
+                        <pic:nvPicPr>
+                          <pic:cNvPr id="230" name="Picture 230" descr="image"/>
+                          <pic:cNvPicPr>
+                            <a:picLocks noChangeAspect="1"/>
+                          </pic:cNvPicPr>
+                        </pic:nvPicPr>
+                        <pic:blipFill>
+                          <a:blip r:embed="rId33"/>
+                          <a:stretch>
+                            <a:fillRect/>
+                          </a:stretch>
+                        </pic:blipFill>
+                        <pic:spPr>
+                          <a:xfrm>
+                            <a:off x="0" y="0"/>
+                            <a:ext cx="1152525" cy="676275"/>
                           </a:xfrm>
                           <a:prstGeom prst="rect">
                             <a:avLst/>
@@ -2828,23 +2483,23 @@
               </w:rPr>
               <w:drawing>
                 <wp:inline distT="0" distB="0" distL="0" distR="0">
-                  <wp:extent cx="2571750" cy="2857500"/>
+                  <wp:extent cx="209550" cy="171450"/>
                   <wp:effectExtent l="0" t="0" r="0" b="0"/>
-                  <wp:docPr id="124" name="Picture 124" descr="image"/>
+                  <wp:docPr id="231" name="Picture 231" descr="image"/>
                   <wp:cNvGraphicFramePr>
-                    <a:graphicFrameLocks xmlns:a="http://schemas.openxmlformats.org/drawingml/2006/main" noChangeAspect="1"/>
+                    <a:graphicFrameLocks noChangeAspect="1"/>
                   </wp:cNvGraphicFramePr>
-                  <a:graphic xmlns:a="http://schemas.openxmlformats.org/drawingml/2006/main">
+                  <a:graphic>
                     <a:graphicData uri="http://schemas.openxmlformats.org/drawingml/2006/picture">
-                      <pic:pic xmlns:pic="http://schemas.openxmlformats.org/drawingml/2006/picture">
+                      <pic:pic>
                         <pic:nvPicPr>
-                          <pic:cNvPr id="124" name="Picture 124" descr="image"/>
+                          <pic:cNvPr id="231" name="Picture 231" descr="image"/>
                           <pic:cNvPicPr>
                             <a:picLocks noChangeAspect="1"/>
                           </pic:cNvPicPr>
                         </pic:nvPicPr>
                         <pic:blipFill>
-                          <a:blip r:embed="rId6|rId35"/>
+                          <a:blip r:embed="rId6"/>
                           <a:stretch>
                             <a:fillRect/>
                           </a:stretch>
@@ -2852,7 +2507,44 @@
                         <pic:spPr>
                           <a:xfrm>
                             <a:off x="0" y="0"/>
-                            <a:ext cx="2571750" cy="2857500"/>
+                            <a:ext cx="209550" cy="171450"/>
+                          </a:xfrm>
+                          <a:prstGeom prst="rect">
+                            <a:avLst/>
+                          </a:prstGeom>
+                        </pic:spPr>
+                      </pic:pic>
+                    </a:graphicData>
+                  </a:graphic>
+                </wp:inline>
+              </w:drawing>
+              <w:drawing>
+                <wp:inline distT="0" distB="0" distL="0" distR="0">
+                  <wp:extent cx="2581275" cy="685800"/>
+                  <wp:effectExtent l="0" t="0" r="0" b="0"/>
+                  <wp:docPr id="232" name="Picture 232" descr="image"/>
+                  <wp:cNvGraphicFramePr>
+                    <a:graphicFrameLocks noChangeAspect="1"/>
+                  </wp:cNvGraphicFramePr>
+                  <a:graphic>
+                    <a:graphicData uri="http://schemas.openxmlformats.org/drawingml/2006/picture">
+                      <pic:pic>
+                        <pic:nvPicPr>
+                          <pic:cNvPr id="232" name="Picture 232" descr="image"/>
+                          <pic:cNvPicPr>
+                            <a:picLocks noChangeAspect="1"/>
+                          </pic:cNvPicPr>
+                        </pic:nvPicPr>
+                        <pic:blipFill>
+                          <a:blip r:embed="rId35"/>
+                          <a:stretch>
+                            <a:fillRect/>
+                          </a:stretch>
+                        </pic:blipFill>
+                        <pic:spPr>
+                          <a:xfrm>
+                            <a:off x="0" y="0"/>
+                            <a:ext cx="2581275" cy="685800"/>
                           </a:xfrm>
                           <a:prstGeom prst="rect">
                             <a:avLst/>
@@ -2921,23 +2613,23 @@
               </w:rPr>
               <w:drawing>
                 <wp:inline distT="0" distB="0" distL="0" distR="0">
-                  <wp:extent cx="2571750" cy="2857500"/>
+                  <wp:extent cx="209550" cy="171450"/>
                   <wp:effectExtent l="0" t="0" r="0" b="0"/>
-                  <wp:docPr id="125" name="Picture 125" descr="image"/>
+                  <wp:docPr id="233" name="Picture 233" descr="image"/>
                   <wp:cNvGraphicFramePr>
-                    <a:graphicFrameLocks xmlns:a="http://schemas.openxmlformats.org/drawingml/2006/main" noChangeAspect="1"/>
+                    <a:graphicFrameLocks noChangeAspect="1"/>
                   </wp:cNvGraphicFramePr>
-                  <a:graphic xmlns:a="http://schemas.openxmlformats.org/drawingml/2006/main">
+                  <a:graphic>
                     <a:graphicData uri="http://schemas.openxmlformats.org/drawingml/2006/picture">
-                      <pic:pic xmlns:pic="http://schemas.openxmlformats.org/drawingml/2006/picture">
+                      <pic:pic>
                         <pic:nvPicPr>
-                          <pic:cNvPr id="125" name="Picture 125" descr="image"/>
+                          <pic:cNvPr id="233" name="Picture 233" descr="image"/>
                           <pic:cNvPicPr>
                             <a:picLocks noChangeAspect="1"/>
                           </pic:cNvPicPr>
                         </pic:nvPicPr>
                         <pic:blipFill>
-                          <a:blip r:embed="rId6|rId37"/>
+                          <a:blip r:embed="rId6"/>
                           <a:stretch>
                             <a:fillRect/>
                           </a:stretch>
@@ -2945,7 +2637,44 @@
                         <pic:spPr>
                           <a:xfrm>
                             <a:off x="0" y="0"/>
-                            <a:ext cx="2571750" cy="2857500"/>
+                            <a:ext cx="209550" cy="171450"/>
+                          </a:xfrm>
+                          <a:prstGeom prst="rect">
+                            <a:avLst/>
+                          </a:prstGeom>
+                        </pic:spPr>
+                      </pic:pic>
+                    </a:graphicData>
+                  </a:graphic>
+                </wp:inline>
+              </w:drawing>
+              <w:drawing>
+                <wp:inline distT="0" distB="0" distL="0" distR="0">
+                  <wp:extent cx="2114550" cy="647700"/>
+                  <wp:effectExtent l="0" t="0" r="0" b="0"/>
+                  <wp:docPr id="234" name="Picture 234" descr="image"/>
+                  <wp:cNvGraphicFramePr>
+                    <a:graphicFrameLocks noChangeAspect="1"/>
+                  </wp:cNvGraphicFramePr>
+                  <a:graphic>
+                    <a:graphicData uri="http://schemas.openxmlformats.org/drawingml/2006/picture">
+                      <pic:pic>
+                        <pic:nvPicPr>
+                          <pic:cNvPr id="234" name="Picture 234" descr="image"/>
+                          <pic:cNvPicPr>
+                            <a:picLocks noChangeAspect="1"/>
+                          </pic:cNvPicPr>
+                        </pic:nvPicPr>
+                        <pic:blipFill>
+                          <a:blip r:embed="rId37"/>
+                          <a:stretch>
+                            <a:fillRect/>
+                          </a:stretch>
+                        </pic:blipFill>
+                        <pic:spPr>
+                          <a:xfrm>
+                            <a:off x="0" y="0"/>
+                            <a:ext cx="2114550" cy="647700"/>
                           </a:xfrm>
                           <a:prstGeom prst="rect">
                             <a:avLst/>
@@ -3009,23 +2738,23 @@
               </w:rPr>
               <w:drawing>
                 <wp:inline distT="0" distB="0" distL="0" distR="0">
-                  <wp:extent cx="2571750" cy="2857500"/>
+                  <wp:extent cx="209550" cy="171450"/>
                   <wp:effectExtent l="0" t="0" r="0" b="0"/>
-                  <wp:docPr id="126" name="Picture 126" descr="image"/>
+                  <wp:docPr id="235" name="Picture 235" descr="image"/>
                   <wp:cNvGraphicFramePr>
-                    <a:graphicFrameLocks xmlns:a="http://schemas.openxmlformats.org/drawingml/2006/main" noChangeAspect="1"/>
+                    <a:graphicFrameLocks noChangeAspect="1"/>
                   </wp:cNvGraphicFramePr>
-                  <a:graphic xmlns:a="http://schemas.openxmlformats.org/drawingml/2006/main">
+                  <a:graphic>
                     <a:graphicData uri="http://schemas.openxmlformats.org/drawingml/2006/picture">
-                      <pic:pic xmlns:pic="http://schemas.openxmlformats.org/drawingml/2006/picture">
+                      <pic:pic>
                         <pic:nvPicPr>
-                          <pic:cNvPr id="126" name="Picture 126" descr="image"/>
+                          <pic:cNvPr id="235" name="Picture 235" descr="image"/>
                           <pic:cNvPicPr>
                             <a:picLocks noChangeAspect="1"/>
                           </pic:cNvPicPr>
                         </pic:nvPicPr>
                         <pic:blipFill>
-                          <a:blip r:embed="rId6|rId39"/>
+                          <a:blip r:embed="rId6"/>
                           <a:stretch>
                             <a:fillRect/>
                           </a:stretch>
@@ -3033,7 +2762,44 @@
                         <pic:spPr>
                           <a:xfrm>
                             <a:off x="0" y="0"/>
-                            <a:ext cx="2571750" cy="2857500"/>
+                            <a:ext cx="209550" cy="171450"/>
+                          </a:xfrm>
+                          <a:prstGeom prst="rect">
+                            <a:avLst/>
+                          </a:prstGeom>
+                        </pic:spPr>
+                      </pic:pic>
+                    </a:graphicData>
+                  </a:graphic>
+                </wp:inline>
+              </w:drawing>
+              <w:drawing>
+                <wp:inline distT="0" distB="0" distL="0" distR="0">
+                  <wp:extent cx="2200275" cy="838200"/>
+                  <wp:effectExtent l="0" t="0" r="0" b="0"/>
+                  <wp:docPr id="236" name="Picture 236" descr="image"/>
+                  <wp:cNvGraphicFramePr>
+                    <a:graphicFrameLocks noChangeAspect="1"/>
+                  </wp:cNvGraphicFramePr>
+                  <a:graphic>
+                    <a:graphicData uri="http://schemas.openxmlformats.org/drawingml/2006/picture">
+                      <pic:pic>
+                        <pic:nvPicPr>
+                          <pic:cNvPr id="236" name="Picture 236" descr="image"/>
+                          <pic:cNvPicPr>
+                            <a:picLocks noChangeAspect="1"/>
+                          </pic:cNvPicPr>
+                        </pic:nvPicPr>
+                        <pic:blipFill>
+                          <a:blip r:embed="rId39"/>
+                          <a:stretch>
+                            <a:fillRect/>
+                          </a:stretch>
+                        </pic:blipFill>
+                        <pic:spPr>
+                          <a:xfrm>
+                            <a:off x="0" y="0"/>
+                            <a:ext cx="2200275" cy="838200"/>
                           </a:xfrm>
                           <a:prstGeom prst="rect">
                             <a:avLst/>
@@ -4816,23 +4582,23 @@
         </w:rPr>
         <w:drawing>
           <wp:inline distT="0" distB="0" distL="0" distR="0">
-            <wp:extent cx="3132000" cy="1905000"/>
+            <wp:extent cx="209550" cy="171450"/>
             <wp:effectExtent l="0" t="0" r="0" b="0"/>
-            <wp:docPr id="147" name="Picture 147" descr="image"/>
+            <wp:docPr id="237" name="Picture 237" descr="image"/>
             <wp:cNvGraphicFramePr>
-              <a:graphicFrameLocks xmlns:a="http://schemas.openxmlformats.org/drawingml/2006/main" noChangeAspect="1"/>
+              <a:graphicFrameLocks noChangeAspect="1"/>
             </wp:cNvGraphicFramePr>
-            <a:graphic xmlns:a="http://schemas.openxmlformats.org/drawingml/2006/main">
+            <a:graphic>
               <a:graphicData uri="http://schemas.openxmlformats.org/drawingml/2006/picture">
-                <pic:pic xmlns:pic="http://schemas.openxmlformats.org/drawingml/2006/picture">
+                <pic:pic>
                   <pic:nvPicPr>
-                    <pic:cNvPr id="147" name="Picture 147" descr="image"/>
+                    <pic:cNvPr id="237" name="Picture 237" descr="image"/>
                     <pic:cNvPicPr>
                       <a:picLocks noChangeAspect="1"/>
                     </pic:cNvPicPr>
                   </pic:nvPicPr>
                   <pic:blipFill>
-                    <a:blip r:embed="rId6|rId61"/>
+                    <a:blip r:embed="rId6"/>
                     <a:stretch>
                       <a:fillRect/>
                     </a:stretch>
@@ -4840,7 +4606,7 @@
                   <pic:spPr>
                     <a:xfrm>
                       <a:off x="0" y="0"/>
-                      <a:ext cx="3132000" cy="1905000"/>
+                      <a:ext cx="209550" cy="171450"/>
                     </a:xfrm>
                     <a:prstGeom prst="rect">
                       <a:avLst/>
@@ -4851,68 +4617,25 @@
             </a:graphic>
           </wp:inline>
         </w:drawing>
-      </w:r>
-    </w:p>
-    <w:p>
-      <w:pPr>
-        <w:keepNext/>
-        <w:spacing w:before="60" w:after="20" w:line="300" w:lineRule="auto"/>
-        <w:ind w:left="420" w:right="0" w:firstLine="0"/>
-        <w:jc w:val="left"/>
-        <w:rPr>
-          <w:rFonts w:ascii="Times New Roman" w:hAnsi="Times New Roman" w:eastAsia="宋体" w:cs="Times New Roman"/>
-          <w:kern w:val="0"/>
-          <w:sz w:val="21"/>
-          <w:szCs w:val="21"/>
-        </w:rPr>
-      </w:pPr>
-      <w:r>
-        <w:rPr>
-          <w:rFonts w:ascii="Times New Roman" w:hAnsi="Times New Roman" w:eastAsia="宋体" w:cs="Times New Roman"/>
-          <w:kern w:val="0"/>
-          <w:sz w:val="21"/>
-          <w:szCs w:val="21"/>
-        </w:rPr>
-        <w:t xml:space="preserve">D．</w:t>
-      </w:r>
-    </w:p>
-    <w:p>
-      <w:pPr>
-        <w:keepNext/>
-        <w:spacing w:before="40" w:after="40" w:line="240" w:lineRule="auto"/>
-        <w:ind w:left="0" w:right="0" w:firstLine="0"/>
-        <w:jc w:val="left"/>
-        <w:rPr>
-          <w:rFonts w:ascii="Times New Roman" w:hAnsi="Times New Roman" w:eastAsia="宋体" w:cs="Times New Roman"/>
-          <w:kern w:val="0"/>
-          <w:sz w:val="21"/>
-          <w:szCs w:val="21"/>
-        </w:rPr>
-      </w:pPr>
-      <w:r>
-        <w:rPr>
-          <w:rFonts w:ascii="Times New Roman" w:hAnsi="Times New Roman" w:eastAsia="宋体"/>
-          <w:sz w:val="21"/>
-        </w:rPr>
         <w:drawing>
           <wp:inline distT="0" distB="0" distL="0" distR="0">
-            <wp:extent cx="3132000" cy="1905000"/>
+            <wp:extent cx="3209925" cy="685800"/>
             <wp:effectExtent l="0" t="0" r="0" b="0"/>
-            <wp:docPr id="148" name="Picture 148" descr="image"/>
+            <wp:docPr id="238" name="Picture 238" descr="image"/>
             <wp:cNvGraphicFramePr>
-              <a:graphicFrameLocks xmlns:a="http://schemas.openxmlformats.org/drawingml/2006/main" noChangeAspect="1"/>
+              <a:graphicFrameLocks noChangeAspect="1"/>
             </wp:cNvGraphicFramePr>
-            <a:graphic xmlns:a="http://schemas.openxmlformats.org/drawingml/2006/main">
+            <a:graphic>
               <a:graphicData uri="http://schemas.openxmlformats.org/drawingml/2006/picture">
-                <pic:pic xmlns:pic="http://schemas.openxmlformats.org/drawingml/2006/picture">
+                <pic:pic>
                   <pic:nvPicPr>
-                    <pic:cNvPr id="148" name="Picture 148" descr="image"/>
+                    <pic:cNvPr id="238" name="Picture 238" descr="image"/>
                     <pic:cNvPicPr>
                       <a:picLocks noChangeAspect="1"/>
                     </pic:cNvPicPr>
                   </pic:nvPicPr>
                   <pic:blipFill>
-                    <a:blip r:embed="rId6|rId63"/>
+                    <a:blip r:embed="rId61"/>
                     <a:stretch>
                       <a:fillRect/>
                     </a:stretch>
@@ -4920,7 +4643,124 @@
                   <pic:spPr>
                     <a:xfrm>
                       <a:off x="0" y="0"/>
-                      <a:ext cx="3132000" cy="1905000"/>
+                      <a:ext cx="3209925" cy="685800"/>
+                    </a:xfrm>
+                    <a:prstGeom prst="rect">
+                      <a:avLst/>
+                    </a:prstGeom>
+                  </pic:spPr>
+                </pic:pic>
+              </a:graphicData>
+            </a:graphic>
+          </wp:inline>
+        </w:drawing>
+      </w:r>
+    </w:p>
+    <w:p>
+      <w:pPr>
+        <w:keepNext/>
+        <w:spacing w:before="60" w:after="20" w:line="300" w:lineRule="auto"/>
+        <w:ind w:left="420" w:right="0" w:firstLine="0"/>
+        <w:jc w:val="left"/>
+        <w:rPr>
+          <w:rFonts w:ascii="Times New Roman" w:hAnsi="Times New Roman" w:eastAsia="宋体" w:cs="Times New Roman"/>
+          <w:kern w:val="0"/>
+          <w:sz w:val="21"/>
+          <w:szCs w:val="21"/>
+        </w:rPr>
+      </w:pPr>
+      <w:r>
+        <w:rPr>
+          <w:rFonts w:ascii="Times New Roman" w:hAnsi="Times New Roman" w:eastAsia="宋体" w:cs="Times New Roman"/>
+          <w:kern w:val="0"/>
+          <w:sz w:val="21"/>
+          <w:szCs w:val="21"/>
+        </w:rPr>
+        <w:t xml:space="preserve">D．</w:t>
+      </w:r>
+    </w:p>
+    <w:p>
+      <w:pPr>
+        <w:keepNext/>
+        <w:spacing w:before="40" w:after="40" w:line="240" w:lineRule="auto"/>
+        <w:ind w:left="0" w:right="0" w:firstLine="0"/>
+        <w:jc w:val="left"/>
+        <w:rPr>
+          <w:rFonts w:ascii="Times New Roman" w:hAnsi="Times New Roman" w:eastAsia="宋体" w:cs="Times New Roman"/>
+          <w:kern w:val="0"/>
+          <w:sz w:val="21"/>
+          <w:szCs w:val="21"/>
+        </w:rPr>
+      </w:pPr>
+      <w:r>
+        <w:rPr>
+          <w:rFonts w:ascii="Times New Roman" w:hAnsi="Times New Roman" w:eastAsia="宋体"/>
+          <w:sz w:val="21"/>
+        </w:rPr>
+        <w:drawing>
+          <wp:inline distT="0" distB="0" distL="0" distR="0">
+            <wp:extent cx="209550" cy="171450"/>
+            <wp:effectExtent l="0" t="0" r="0" b="0"/>
+            <wp:docPr id="239" name="Picture 239" descr="image"/>
+            <wp:cNvGraphicFramePr>
+              <a:graphicFrameLocks noChangeAspect="1"/>
+            </wp:cNvGraphicFramePr>
+            <a:graphic>
+              <a:graphicData uri="http://schemas.openxmlformats.org/drawingml/2006/picture">
+                <pic:pic>
+                  <pic:nvPicPr>
+                    <pic:cNvPr id="239" name="Picture 239" descr="image"/>
+                    <pic:cNvPicPr>
+                      <a:picLocks noChangeAspect="1"/>
+                    </pic:cNvPicPr>
+                  </pic:nvPicPr>
+                  <pic:blipFill>
+                    <a:blip r:embed="rId6"/>
+                    <a:stretch>
+                      <a:fillRect/>
+                    </a:stretch>
+                  </pic:blipFill>
+                  <pic:spPr>
+                    <a:xfrm>
+                      <a:off x="0" y="0"/>
+                      <a:ext cx="209550" cy="171450"/>
+                    </a:xfrm>
+                    <a:prstGeom prst="rect">
+                      <a:avLst/>
+                    </a:prstGeom>
+                  </pic:spPr>
+                </pic:pic>
+              </a:graphicData>
+            </a:graphic>
+          </wp:inline>
+        </w:drawing>
+        <w:drawing>
+          <wp:inline distT="0" distB="0" distL="0" distR="0">
+            <wp:extent cx="1104900" cy="542925"/>
+            <wp:effectExtent l="0" t="0" r="0" b="0"/>
+            <wp:docPr id="240" name="Picture 240" descr="image"/>
+            <wp:cNvGraphicFramePr>
+              <a:graphicFrameLocks noChangeAspect="1"/>
+            </wp:cNvGraphicFramePr>
+            <a:graphic>
+              <a:graphicData uri="http://schemas.openxmlformats.org/drawingml/2006/picture">
+                <pic:pic>
+                  <pic:nvPicPr>
+                    <pic:cNvPr id="240" name="Picture 240" descr="image"/>
+                    <pic:cNvPicPr>
+                      <a:picLocks noChangeAspect="1"/>
+                    </pic:cNvPicPr>
+                  </pic:nvPicPr>
+                  <pic:blipFill>
+                    <a:blip r:embed="rId63"/>
+                    <a:stretch>
+                      <a:fillRect/>
+                    </a:stretch>
+                  </pic:blipFill>
+                  <pic:spPr>
+                    <a:xfrm>
+                      <a:off x="0" y="0"/>
+                      <a:ext cx="1104900" cy="542925"/>
                     </a:xfrm>
                     <a:prstGeom prst="rect">
                       <a:avLst/>
@@ -5045,23 +4885,23 @@
               </w:rPr>
               <w:drawing>
                 <wp:inline distT="0" distB="0" distL="0" distR="0">
-                  <wp:extent cx="2571750" cy="2857500"/>
+                  <wp:extent cx="209089" cy="171073"/>
                   <wp:effectExtent l="0" t="0" r="0" b="0"/>
-                  <wp:docPr id="149" name="Picture 149" descr="image"/>
+                  <wp:docPr id="241" name="Picture 241" descr="image"/>
                   <wp:cNvGraphicFramePr>
-                    <a:graphicFrameLocks xmlns:a="http://schemas.openxmlformats.org/drawingml/2006/main" noChangeAspect="1"/>
+                    <a:graphicFrameLocks noChangeAspect="1"/>
                   </wp:cNvGraphicFramePr>
-                  <a:graphic xmlns:a="http://schemas.openxmlformats.org/drawingml/2006/main">
+                  <a:graphic>
                     <a:graphicData uri="http://schemas.openxmlformats.org/drawingml/2006/picture">
-                      <pic:pic xmlns:pic="http://schemas.openxmlformats.org/drawingml/2006/picture">
+                      <pic:pic>
                         <pic:nvPicPr>
-                          <pic:cNvPr id="149" name="Picture 149" descr="image"/>
+                          <pic:cNvPr id="241" name="Picture 241" descr="image"/>
                           <pic:cNvPicPr>
                             <a:picLocks noChangeAspect="1"/>
                           </pic:cNvPicPr>
                         </pic:nvPicPr>
                         <pic:blipFill>
-                          <a:blip r:embed="rId6|rId65"/>
+                          <a:blip r:embed="rId6"/>
                           <a:stretch>
                             <a:fillRect/>
                           </a:stretch>
@@ -5069,7 +4909,44 @@
                         <pic:spPr>
                           <a:xfrm>
                             <a:off x="0" y="0"/>
-                            <a:ext cx="2571750" cy="2857500"/>
+                            <a:ext cx="209089" cy="171073"/>
+                          </a:xfrm>
+                          <a:prstGeom prst="rect">
+                            <a:avLst/>
+                          </a:prstGeom>
+                        </pic:spPr>
+                      </pic:pic>
+                    </a:graphicData>
+                  </a:graphic>
+                </wp:inline>
+              </w:drawing>
+              <w:drawing>
+                <wp:inline distT="0" distB="0" distL="0" distR="0">
+                  <wp:extent cx="2670636" cy="2908237"/>
+                  <wp:effectExtent l="0" t="0" r="0" b="0"/>
+                  <wp:docPr id="242" name="Picture 242" descr="image"/>
+                  <wp:cNvGraphicFramePr>
+                    <a:graphicFrameLocks noChangeAspect="1"/>
+                  </wp:cNvGraphicFramePr>
+                  <a:graphic>
+                    <a:graphicData uri="http://schemas.openxmlformats.org/drawingml/2006/picture">
+                      <pic:pic>
+                        <pic:nvPicPr>
+                          <pic:cNvPr id="242" name="Picture 242" descr="image"/>
+                          <pic:cNvPicPr>
+                            <a:picLocks noChangeAspect="1"/>
+                          </pic:cNvPicPr>
+                        </pic:nvPicPr>
+                        <pic:blipFill>
+                          <a:blip r:embed="rId65"/>
+                          <a:stretch>
+                            <a:fillRect/>
+                          </a:stretch>
+                        </pic:blipFill>
+                        <pic:spPr>
+                          <a:xfrm>
+                            <a:off x="0" y="0"/>
+                            <a:ext cx="2670636" cy="2908237"/>
                           </a:xfrm>
                           <a:prstGeom prst="rect">
                             <a:avLst/>
@@ -5133,23 +5010,23 @@
               </w:rPr>
               <w:drawing>
                 <wp:inline distT="0" distB="0" distL="0" distR="0">
-                  <wp:extent cx="2571750" cy="2857500"/>
+                  <wp:extent cx="209550" cy="171450"/>
                   <wp:effectExtent l="0" t="0" r="0" b="0"/>
-                  <wp:docPr id="150" name="Picture 150" descr="image"/>
+                  <wp:docPr id="243" name="Picture 243" descr="image"/>
                   <wp:cNvGraphicFramePr>
-                    <a:graphicFrameLocks xmlns:a="http://schemas.openxmlformats.org/drawingml/2006/main" noChangeAspect="1"/>
+                    <a:graphicFrameLocks noChangeAspect="1"/>
                   </wp:cNvGraphicFramePr>
-                  <a:graphic xmlns:a="http://schemas.openxmlformats.org/drawingml/2006/main">
+                  <a:graphic>
                     <a:graphicData uri="http://schemas.openxmlformats.org/drawingml/2006/picture">
-                      <pic:pic xmlns:pic="http://schemas.openxmlformats.org/drawingml/2006/picture">
+                      <pic:pic>
                         <pic:nvPicPr>
-                          <pic:cNvPr id="150" name="Picture 150" descr="image"/>
+                          <pic:cNvPr id="243" name="Picture 243" descr="image"/>
                           <pic:cNvPicPr>
                             <a:picLocks noChangeAspect="1"/>
                           </pic:cNvPicPr>
                         </pic:nvPicPr>
                         <pic:blipFill>
-                          <a:blip r:embed="rId6|rId67"/>
+                          <a:blip r:embed="rId6"/>
                           <a:stretch>
                             <a:fillRect/>
                           </a:stretch>
@@ -5157,7 +5034,44 @@
                         <pic:spPr>
                           <a:xfrm>
                             <a:off x="0" y="0"/>
-                            <a:ext cx="2571750" cy="2857500"/>
+                            <a:ext cx="209550" cy="171450"/>
+                          </a:xfrm>
+                          <a:prstGeom prst="rect">
+                            <a:avLst/>
+                          </a:prstGeom>
+                        </pic:spPr>
+                      </pic:pic>
+                    </a:graphicData>
+                  </a:graphic>
+                </wp:inline>
+              </w:drawing>
+              <w:drawing>
+                <wp:inline distT="0" distB="0" distL="0" distR="0">
+                  <wp:extent cx="2638425" cy="3019425"/>
+                  <wp:effectExtent l="0" t="0" r="0" b="0"/>
+                  <wp:docPr id="244" name="Picture 244" descr="image"/>
+                  <wp:cNvGraphicFramePr>
+                    <a:graphicFrameLocks noChangeAspect="1"/>
+                  </wp:cNvGraphicFramePr>
+                  <a:graphic>
+                    <a:graphicData uri="http://schemas.openxmlformats.org/drawingml/2006/picture">
+                      <pic:pic>
+                        <pic:nvPicPr>
+                          <pic:cNvPr id="244" name="Picture 244" descr="image"/>
+                          <pic:cNvPicPr>
+                            <a:picLocks noChangeAspect="1"/>
+                          </pic:cNvPicPr>
+                        </pic:nvPicPr>
+                        <pic:blipFill>
+                          <a:blip r:embed="rId67"/>
+                          <a:stretch>
+                            <a:fillRect/>
+                          </a:stretch>
+                        </pic:blipFill>
+                        <pic:spPr>
+                          <a:xfrm>
+                            <a:off x="0" y="0"/>
+                            <a:ext cx="2638425" cy="3019425"/>
                           </a:xfrm>
                           <a:prstGeom prst="rect">
                             <a:avLst/>
@@ -5226,23 +5140,23 @@
               </w:rPr>
               <w:drawing>
                 <wp:inline distT="0" distB="0" distL="0" distR="0">
-                  <wp:extent cx="2571750" cy="2857500"/>
+                  <wp:extent cx="177462" cy="145196"/>
                   <wp:effectExtent l="0" t="0" r="0" b="0"/>
-                  <wp:docPr id="151" name="Picture 151" descr="image"/>
+                  <wp:docPr id="245" name="Picture 245" descr="image"/>
                   <wp:cNvGraphicFramePr>
-                    <a:graphicFrameLocks xmlns:a="http://schemas.openxmlformats.org/drawingml/2006/main" noChangeAspect="1"/>
+                    <a:graphicFrameLocks noChangeAspect="1"/>
                   </wp:cNvGraphicFramePr>
-                  <a:graphic xmlns:a="http://schemas.openxmlformats.org/drawingml/2006/main">
+                  <a:graphic>
                     <a:graphicData uri="http://schemas.openxmlformats.org/drawingml/2006/picture">
-                      <pic:pic xmlns:pic="http://schemas.openxmlformats.org/drawingml/2006/picture">
+                      <pic:pic>
                         <pic:nvPicPr>
-                          <pic:cNvPr id="151" name="Picture 151" descr="image"/>
+                          <pic:cNvPr id="245" name="Picture 245" descr="image"/>
                           <pic:cNvPicPr>
                             <a:picLocks noChangeAspect="1"/>
                           </pic:cNvPicPr>
                         </pic:nvPicPr>
                         <pic:blipFill>
-                          <a:blip r:embed="rId6|rId69"/>
+                          <a:blip r:embed="rId6"/>
                           <a:stretch>
                             <a:fillRect/>
                           </a:stretch>
@@ -5250,7 +5164,44 @@
                         <pic:spPr>
                           <a:xfrm>
                             <a:off x="0" y="0"/>
-                            <a:ext cx="2571750" cy="2857500"/>
+                            <a:ext cx="177462" cy="145196"/>
+                          </a:xfrm>
+                          <a:prstGeom prst="rect">
+                            <a:avLst/>
+                          </a:prstGeom>
+                        </pic:spPr>
+                      </pic:pic>
+                    </a:graphicData>
+                  </a:graphic>
+                </wp:inline>
+              </w:drawing>
+              <w:drawing>
+                <wp:inline distT="0" distB="0" distL="0" distR="0">
+                  <wp:extent cx="2702263" cy="2637731"/>
+                  <wp:effectExtent l="0" t="0" r="0" b="0"/>
+                  <wp:docPr id="246" name="Picture 246" descr="image"/>
+                  <wp:cNvGraphicFramePr>
+                    <a:graphicFrameLocks noChangeAspect="1"/>
+                  </wp:cNvGraphicFramePr>
+                  <a:graphic>
+                    <a:graphicData uri="http://schemas.openxmlformats.org/drawingml/2006/picture">
+                      <pic:pic>
+                        <pic:nvPicPr>
+                          <pic:cNvPr id="246" name="Picture 246" descr="image"/>
+                          <pic:cNvPicPr>
+                            <a:picLocks noChangeAspect="1"/>
+                          </pic:cNvPicPr>
+                        </pic:nvPicPr>
+                        <pic:blipFill>
+                          <a:blip r:embed="rId69"/>
+                          <a:stretch>
+                            <a:fillRect/>
+                          </a:stretch>
+                        </pic:blipFill>
+                        <pic:spPr>
+                          <a:xfrm>
+                            <a:off x="0" y="0"/>
+                            <a:ext cx="2702263" cy="2637731"/>
                           </a:xfrm>
                           <a:prstGeom prst="rect">
                             <a:avLst/>
@@ -5314,23 +5265,23 @@
               </w:rPr>
               <w:drawing>
                 <wp:inline distT="0" distB="0" distL="0" distR="0">
-                  <wp:extent cx="2571750" cy="2857500"/>
+                  <wp:extent cx="199226" cy="163003"/>
                   <wp:effectExtent l="0" t="0" r="0" b="0"/>
-                  <wp:docPr id="152" name="Picture 152" descr="image"/>
+                  <wp:docPr id="247" name="Picture 247" descr="image"/>
                   <wp:cNvGraphicFramePr>
-                    <a:graphicFrameLocks xmlns:a="http://schemas.openxmlformats.org/drawingml/2006/main" noChangeAspect="1"/>
+                    <a:graphicFrameLocks noChangeAspect="1"/>
                   </wp:cNvGraphicFramePr>
-                  <a:graphic xmlns:a="http://schemas.openxmlformats.org/drawingml/2006/main">
+                  <a:graphic>
                     <a:graphicData uri="http://schemas.openxmlformats.org/drawingml/2006/picture">
-                      <pic:pic xmlns:pic="http://schemas.openxmlformats.org/drawingml/2006/picture">
+                      <pic:pic>
                         <pic:nvPicPr>
-                          <pic:cNvPr id="152" name="Picture 152" descr="image"/>
+                          <pic:cNvPr id="247" name="Picture 247" descr="image"/>
                           <pic:cNvPicPr>
                             <a:picLocks noChangeAspect="1"/>
                           </pic:cNvPicPr>
                         </pic:nvPicPr>
                         <pic:blipFill>
-                          <a:blip r:embed="rId6|rId71"/>
+                          <a:blip r:embed="rId6"/>
                           <a:stretch>
                             <a:fillRect/>
                           </a:stretch>
@@ -5338,7 +5289,44 @@
                         <pic:spPr>
                           <a:xfrm>
                             <a:off x="0" y="0"/>
-                            <a:ext cx="2571750" cy="2857500"/>
+                            <a:ext cx="199226" cy="163003"/>
+                          </a:xfrm>
+                          <a:prstGeom prst="rect">
+                            <a:avLst/>
+                          </a:prstGeom>
+                        </pic:spPr>
+                      </pic:pic>
+                    </a:graphicData>
+                  </a:graphic>
+                </wp:inline>
+              </w:drawing>
+              <w:drawing>
+                <wp:inline distT="0" distB="0" distL="0" distR="0">
+                  <wp:extent cx="2680499" cy="3232899"/>
+                  <wp:effectExtent l="0" t="0" r="0" b="0"/>
+                  <wp:docPr id="248" name="Picture 248" descr="image"/>
+                  <wp:cNvGraphicFramePr>
+                    <a:graphicFrameLocks noChangeAspect="1"/>
+                  </wp:cNvGraphicFramePr>
+                  <a:graphic>
+                    <a:graphicData uri="http://schemas.openxmlformats.org/drawingml/2006/picture">
+                      <pic:pic>
+                        <pic:nvPicPr>
+                          <pic:cNvPr id="248" name="Picture 248" descr="image"/>
+                          <pic:cNvPicPr>
+                            <a:picLocks noChangeAspect="1"/>
+                          </pic:cNvPicPr>
+                        </pic:nvPicPr>
+                        <pic:blipFill>
+                          <a:blip r:embed="rId71"/>
+                          <a:stretch>
+                            <a:fillRect/>
+                          </a:stretch>
+                        </pic:blipFill>
+                        <pic:spPr>
+                          <a:xfrm>
+                            <a:off x="0" y="0"/>
+                            <a:ext cx="2680499" cy="3232899"/>
                           </a:xfrm>
                           <a:prstGeom prst="rect">
                             <a:avLst/>
@@ -6744,23 +6732,23 @@
         </w:rPr>
         <w:drawing>
           <wp:inline distT="0" distB="0" distL="0" distR="0">
-            <wp:extent cx="3132000" cy="1905000"/>
+            <wp:extent cx="209550" cy="171450"/>
             <wp:effectExtent l="0" t="0" r="0" b="0"/>
-            <wp:docPr id="169" name="Picture 169" descr="image"/>
+            <wp:docPr id="249" name="Picture 249" descr="image"/>
             <wp:cNvGraphicFramePr>
-              <a:graphicFrameLocks xmlns:a="http://schemas.openxmlformats.org/drawingml/2006/main" noChangeAspect="1"/>
+              <a:graphicFrameLocks noChangeAspect="1"/>
             </wp:cNvGraphicFramePr>
-            <a:graphic xmlns:a="http://schemas.openxmlformats.org/drawingml/2006/main">
+            <a:graphic>
               <a:graphicData uri="http://schemas.openxmlformats.org/drawingml/2006/picture">
-                <pic:pic xmlns:pic="http://schemas.openxmlformats.org/drawingml/2006/picture">
+                <pic:pic>
                   <pic:nvPicPr>
-                    <pic:cNvPr id="169" name="Picture 169" descr="image"/>
+                    <pic:cNvPr id="249" name="Picture 249" descr="image"/>
                     <pic:cNvPicPr>
                       <a:picLocks noChangeAspect="1"/>
                     </pic:cNvPicPr>
                   </pic:nvPicPr>
                   <pic:blipFill>
-                    <a:blip r:embed="rId6|rId89"/>
+                    <a:blip r:embed="rId6"/>
                     <a:stretch>
                       <a:fillRect/>
                     </a:stretch>
@@ -6768,7 +6756,7 @@
                   <pic:spPr>
                     <a:xfrm>
                       <a:off x="0" y="0"/>
-                      <a:ext cx="3132000" cy="1905000"/>
+                      <a:ext cx="209550" cy="171450"/>
                     </a:xfrm>
                     <a:prstGeom prst="rect">
                       <a:avLst/>
@@ -6779,68 +6767,25 @@
             </a:graphic>
           </wp:inline>
         </w:drawing>
-      </w:r>
-    </w:p>
-    <w:p>
-      <w:pPr>
-        <w:keepNext/>
-        <w:spacing w:before="60" w:after="20" w:line="300" w:lineRule="auto"/>
-        <w:ind w:left="420" w:right="0" w:firstLine="0"/>
-        <w:jc w:val="left"/>
-        <w:rPr>
-          <w:rFonts w:ascii="Times New Roman" w:hAnsi="Times New Roman" w:eastAsia="宋体" w:cs="Times New Roman"/>
-          <w:kern w:val="0"/>
-          <w:sz w:val="21"/>
-          <w:szCs w:val="21"/>
-        </w:rPr>
-      </w:pPr>
-      <w:r>
-        <w:rPr>
-          <w:rFonts w:ascii="Times New Roman" w:hAnsi="Times New Roman" w:eastAsia="宋体" w:cs="Times New Roman"/>
-          <w:kern w:val="0"/>
-          <w:sz w:val="21"/>
-          <w:szCs w:val="21"/>
-        </w:rPr>
-        <w:t xml:space="preserve">C．在两个“下一个造型”积木间添加</w:t>
-      </w:r>
-    </w:p>
-    <w:p>
-      <w:pPr>
-        <w:keepNext/>
-        <w:spacing w:before="40" w:after="40" w:line="240" w:lineRule="auto"/>
-        <w:ind w:left="0" w:right="0" w:firstLine="0"/>
-        <w:jc w:val="left"/>
-        <w:rPr>
-          <w:rFonts w:ascii="Times New Roman" w:hAnsi="Times New Roman" w:eastAsia="宋体" w:cs="Times New Roman"/>
-          <w:kern w:val="0"/>
-          <w:sz w:val="21"/>
-          <w:szCs w:val="21"/>
-        </w:rPr>
-      </w:pPr>
-      <w:r>
-        <w:rPr>
-          <w:rFonts w:ascii="Times New Roman" w:hAnsi="Times New Roman" w:eastAsia="宋体"/>
-          <w:sz w:val="21"/>
-        </w:rPr>
         <w:drawing>
           <wp:inline distT="0" distB="0" distL="0" distR="0">
-            <wp:extent cx="3132000" cy="1905000"/>
+            <wp:extent cx="1771650" cy="1009650"/>
             <wp:effectExtent l="0" t="0" r="0" b="0"/>
-            <wp:docPr id="170" name="Picture 170" descr="image"/>
+            <wp:docPr id="250" name="Picture 250" descr="image"/>
             <wp:cNvGraphicFramePr>
-              <a:graphicFrameLocks xmlns:a="http://schemas.openxmlformats.org/drawingml/2006/main" noChangeAspect="1"/>
+              <a:graphicFrameLocks noChangeAspect="1"/>
             </wp:cNvGraphicFramePr>
-            <a:graphic xmlns:a="http://schemas.openxmlformats.org/drawingml/2006/main">
+            <a:graphic>
               <a:graphicData uri="http://schemas.openxmlformats.org/drawingml/2006/picture">
-                <pic:pic xmlns:pic="http://schemas.openxmlformats.org/drawingml/2006/picture">
+                <pic:pic>
                   <pic:nvPicPr>
-                    <pic:cNvPr id="170" name="Picture 170" descr="image"/>
+                    <pic:cNvPr id="250" name="Picture 250" descr="image"/>
                     <pic:cNvPicPr>
                       <a:picLocks noChangeAspect="1"/>
                     </pic:cNvPicPr>
                   </pic:nvPicPr>
                   <pic:blipFill>
-                    <a:blip r:embed="rId6|rId91"/>
+                    <a:blip r:embed="rId89"/>
                     <a:stretch>
                       <a:fillRect/>
                     </a:stretch>
@@ -6848,7 +6793,124 @@
                   <pic:spPr>
                     <a:xfrm>
                       <a:off x="0" y="0"/>
-                      <a:ext cx="3132000" cy="1905000"/>
+                      <a:ext cx="1771650" cy="1009650"/>
+                    </a:xfrm>
+                    <a:prstGeom prst="rect">
+                      <a:avLst/>
+                    </a:prstGeom>
+                  </pic:spPr>
+                </pic:pic>
+              </a:graphicData>
+            </a:graphic>
+          </wp:inline>
+        </w:drawing>
+      </w:r>
+    </w:p>
+    <w:p>
+      <w:pPr>
+        <w:keepNext/>
+        <w:spacing w:before="60" w:after="20" w:line="300" w:lineRule="auto"/>
+        <w:ind w:left="420" w:right="0" w:firstLine="0"/>
+        <w:jc w:val="left"/>
+        <w:rPr>
+          <w:rFonts w:ascii="Times New Roman" w:hAnsi="Times New Roman" w:eastAsia="宋体" w:cs="Times New Roman"/>
+          <w:kern w:val="0"/>
+          <w:sz w:val="21"/>
+          <w:szCs w:val="21"/>
+        </w:rPr>
+      </w:pPr>
+      <w:r>
+        <w:rPr>
+          <w:rFonts w:ascii="Times New Roman" w:hAnsi="Times New Roman" w:eastAsia="宋体" w:cs="Times New Roman"/>
+          <w:kern w:val="0"/>
+          <w:sz w:val="21"/>
+          <w:szCs w:val="21"/>
+        </w:rPr>
+        <w:t xml:space="preserve">C．在两个“下一个造型”积木间添加</w:t>
+      </w:r>
+    </w:p>
+    <w:p>
+      <w:pPr>
+        <w:keepNext/>
+        <w:spacing w:before="40" w:after="40" w:line="240" w:lineRule="auto"/>
+        <w:ind w:left="0" w:right="0" w:firstLine="0"/>
+        <w:jc w:val="left"/>
+        <w:rPr>
+          <w:rFonts w:ascii="Times New Roman" w:hAnsi="Times New Roman" w:eastAsia="宋体" w:cs="Times New Roman"/>
+          <w:kern w:val="0"/>
+          <w:sz w:val="21"/>
+          <w:szCs w:val="21"/>
+        </w:rPr>
+      </w:pPr>
+      <w:r>
+        <w:rPr>
+          <w:rFonts w:ascii="Times New Roman" w:hAnsi="Times New Roman" w:eastAsia="宋体"/>
+          <w:sz w:val="21"/>
+        </w:rPr>
+        <w:drawing>
+          <wp:inline distT="0" distB="0" distL="0" distR="0">
+            <wp:extent cx="209550" cy="171450"/>
+            <wp:effectExtent l="0" t="0" r="0" b="0"/>
+            <wp:docPr id="251" name="Picture 251" descr="image"/>
+            <wp:cNvGraphicFramePr>
+              <a:graphicFrameLocks noChangeAspect="1"/>
+            </wp:cNvGraphicFramePr>
+            <a:graphic>
+              <a:graphicData uri="http://schemas.openxmlformats.org/drawingml/2006/picture">
+                <pic:pic>
+                  <pic:nvPicPr>
+                    <pic:cNvPr id="251" name="Picture 251" descr="image"/>
+                    <pic:cNvPicPr>
+                      <a:picLocks noChangeAspect="1"/>
+                    </pic:cNvPicPr>
+                  </pic:nvPicPr>
+                  <pic:blipFill>
+                    <a:blip r:embed="rId6"/>
+                    <a:stretch>
+                      <a:fillRect/>
+                    </a:stretch>
+                  </pic:blipFill>
+                  <pic:spPr>
+                    <a:xfrm>
+                      <a:off x="0" y="0"/>
+                      <a:ext cx="209550" cy="171450"/>
+                    </a:xfrm>
+                    <a:prstGeom prst="rect">
+                      <a:avLst/>
+                    </a:prstGeom>
+                  </pic:spPr>
+                </pic:pic>
+              </a:graphicData>
+            </a:graphic>
+          </wp:inline>
+        </w:drawing>
+        <w:drawing>
+          <wp:inline distT="0" distB="0" distL="0" distR="0">
+            <wp:extent cx="1219200" cy="542925"/>
+            <wp:effectExtent l="0" t="0" r="0" b="0"/>
+            <wp:docPr id="252" name="Picture 252" descr="image"/>
+            <wp:cNvGraphicFramePr>
+              <a:graphicFrameLocks noChangeAspect="1"/>
+            </wp:cNvGraphicFramePr>
+            <a:graphic>
+              <a:graphicData uri="http://schemas.openxmlformats.org/drawingml/2006/picture">
+                <pic:pic>
+                  <pic:nvPicPr>
+                    <pic:cNvPr id="252" name="Picture 252" descr="image"/>
+                    <pic:cNvPicPr>
+                      <a:picLocks noChangeAspect="1"/>
+                    </pic:cNvPicPr>
+                  </pic:nvPicPr>
+                  <pic:blipFill>
+                    <a:blip r:embed="rId91"/>
+                    <a:stretch>
+                      <a:fillRect/>
+                    </a:stretch>
+                  </pic:blipFill>
+                  <pic:spPr>
+                    <a:xfrm>
+                      <a:off x="0" y="0"/>
+                      <a:ext cx="1219200" cy="542925"/>
                     </a:xfrm>
                     <a:prstGeom prst="rect">
                       <a:avLst/>
@@ -8548,23 +8610,23 @@
         </w:rPr>
         <w:drawing>
           <wp:inline distT="0" distB="0" distL="0" distR="0">
-            <wp:extent cx="3132000" cy="2286000"/>
+            <wp:extent cx="209550" cy="171450"/>
             <wp:effectExtent l="0" t="0" r="0" b="0"/>
-            <wp:docPr id="190" name="Picture 190" descr="image"/>
+            <wp:docPr id="253" name="Picture 253" descr="image"/>
             <wp:cNvGraphicFramePr>
-              <a:graphicFrameLocks xmlns:a="http://schemas.openxmlformats.org/drawingml/2006/main" noChangeAspect="1"/>
+              <a:graphicFrameLocks noChangeAspect="1"/>
             </wp:cNvGraphicFramePr>
-            <a:graphic xmlns:a="http://schemas.openxmlformats.org/drawingml/2006/main">
+            <a:graphic>
               <a:graphicData uri="http://schemas.openxmlformats.org/drawingml/2006/picture">
-                <pic:pic xmlns:pic="http://schemas.openxmlformats.org/drawingml/2006/picture">
+                <pic:pic>
                   <pic:nvPicPr>
-                    <pic:cNvPr id="190" name="Picture 190" descr="image"/>
+                    <pic:cNvPr id="253" name="Picture 253" descr="image"/>
                     <pic:cNvPicPr>
                       <a:picLocks noChangeAspect="1"/>
                     </pic:cNvPicPr>
                   </pic:nvPicPr>
                   <pic:blipFill>
-                    <a:blip r:embed="rId6|rId112"/>
+                    <a:blip r:embed="rId6"/>
                     <a:stretch>
                       <a:fillRect/>
                     </a:stretch>
@@ -8572,7 +8634,7 @@
                   <pic:spPr>
                     <a:xfrm>
                       <a:off x="0" y="0"/>
-                      <a:ext cx="3132000" cy="2286000"/>
+                      <a:ext cx="209550" cy="171450"/>
                     </a:xfrm>
                     <a:prstGeom prst="rect">
                       <a:avLst/>
@@ -8583,68 +8645,25 @@
             </a:graphic>
           </wp:inline>
         </w:drawing>
-      </w:r>
-    </w:p>
-    <w:p>
-      <w:pPr>
-        <w:keepNext/>
-        <w:spacing w:before="60" w:after="20" w:line="300" w:lineRule="auto"/>
-        <w:ind w:left="420" w:right="0" w:firstLine="0"/>
-        <w:jc w:val="left"/>
-        <w:rPr>
-          <w:rFonts w:ascii="Times New Roman" w:hAnsi="Times New Roman" w:eastAsia="宋体" w:cs="Times New Roman"/>
-          <w:kern w:val="0"/>
-          <w:sz w:val="21"/>
-          <w:szCs w:val="21"/>
-        </w:rPr>
-      </w:pPr>
-      <w:r>
-        <w:rPr>
-          <w:rFonts w:ascii="Times New Roman" w:hAnsi="Times New Roman" w:eastAsia="宋体" w:cs="Times New Roman"/>
-          <w:kern w:val="0"/>
-          <w:sz w:val="21"/>
-          <w:szCs w:val="21"/>
-        </w:rPr>
-        <w:t xml:space="preserve">B．</w:t>
-      </w:r>
-    </w:p>
-    <w:p>
-      <w:pPr>
-        <w:keepNext/>
-        <w:spacing w:before="40" w:after="40" w:line="240" w:lineRule="auto"/>
-        <w:ind w:left="0" w:right="0" w:firstLine="0"/>
-        <w:jc w:val="left"/>
-        <w:rPr>
-          <w:rFonts w:ascii="Times New Roman" w:hAnsi="Times New Roman" w:eastAsia="宋体" w:cs="Times New Roman"/>
-          <w:kern w:val="0"/>
-          <w:sz w:val="21"/>
-          <w:szCs w:val="21"/>
-        </w:rPr>
-      </w:pPr>
-      <w:r>
-        <w:rPr>
-          <w:rFonts w:ascii="Times New Roman" w:hAnsi="Times New Roman" w:eastAsia="宋体"/>
-          <w:sz w:val="21"/>
-        </w:rPr>
         <w:drawing>
           <wp:inline distT="0" distB="0" distL="0" distR="0">
-            <wp:extent cx="3132000" cy="2286000"/>
+            <wp:extent cx="2200275" cy="685800"/>
             <wp:effectExtent l="0" t="0" r="0" b="0"/>
-            <wp:docPr id="191" name="Picture 191" descr="image"/>
+            <wp:docPr id="254" name="Picture 254" descr="image"/>
             <wp:cNvGraphicFramePr>
-              <a:graphicFrameLocks xmlns:a="http://schemas.openxmlformats.org/drawingml/2006/main" noChangeAspect="1"/>
+              <a:graphicFrameLocks noChangeAspect="1"/>
             </wp:cNvGraphicFramePr>
-            <a:graphic xmlns:a="http://schemas.openxmlformats.org/drawingml/2006/main">
+            <a:graphic>
               <a:graphicData uri="http://schemas.openxmlformats.org/drawingml/2006/picture">
-                <pic:pic xmlns:pic="http://schemas.openxmlformats.org/drawingml/2006/picture">
+                <pic:pic>
                   <pic:nvPicPr>
-                    <pic:cNvPr id="191" name="Picture 191" descr="image"/>
+                    <pic:cNvPr id="254" name="Picture 254" descr="image"/>
                     <pic:cNvPicPr>
                       <a:picLocks noChangeAspect="1"/>
                     </pic:cNvPicPr>
                   </pic:nvPicPr>
                   <pic:blipFill>
-                    <a:blip r:embed="rId6|rId114"/>
+                    <a:blip r:embed="rId112"/>
                     <a:stretch>
                       <a:fillRect/>
                     </a:stretch>
@@ -8652,7 +8671,7 @@
                   <pic:spPr>
                     <a:xfrm>
                       <a:off x="0" y="0"/>
-                      <a:ext cx="3132000" cy="2286000"/>
+                      <a:ext cx="2200275" cy="685800"/>
                     </a:xfrm>
                     <a:prstGeom prst="rect">
                       <a:avLst/>
@@ -8685,7 +8704,7 @@
           <w:sz w:val="21"/>
           <w:szCs w:val="21"/>
         </w:rPr>
-        <w:t xml:space="preserve">C．或</w:t>
+        <w:t xml:space="preserve">B．</w:t>
       </w:r>
     </w:p>
     <w:p>
@@ -8708,23 +8727,23 @@
         </w:rPr>
         <w:drawing>
           <wp:inline distT="0" distB="0" distL="0" distR="0">
-            <wp:extent cx="3132000" cy="2286000"/>
+            <wp:extent cx="209550" cy="171450"/>
             <wp:effectExtent l="0" t="0" r="0" b="0"/>
-            <wp:docPr id="192" name="Picture 192" descr="image"/>
+            <wp:docPr id="255" name="Picture 255" descr="image"/>
             <wp:cNvGraphicFramePr>
-              <a:graphicFrameLocks xmlns:a="http://schemas.openxmlformats.org/drawingml/2006/main" noChangeAspect="1"/>
+              <a:graphicFrameLocks noChangeAspect="1"/>
             </wp:cNvGraphicFramePr>
-            <a:graphic xmlns:a="http://schemas.openxmlformats.org/drawingml/2006/main">
+            <a:graphic>
               <a:graphicData uri="http://schemas.openxmlformats.org/drawingml/2006/picture">
-                <pic:pic xmlns:pic="http://schemas.openxmlformats.org/drawingml/2006/picture">
+                <pic:pic>
                   <pic:nvPicPr>
-                    <pic:cNvPr id="192" name="Picture 192" descr="image"/>
+                    <pic:cNvPr id="255" name="Picture 255" descr="image"/>
                     <pic:cNvPicPr>
                       <a:picLocks noChangeAspect="1"/>
                     </pic:cNvPicPr>
                   </pic:nvPicPr>
                   <pic:blipFill>
-                    <a:blip r:embed="rId6|rId112|rId114"/>
+                    <a:blip r:embed="rId6"/>
                     <a:stretch>
                       <a:fillRect/>
                     </a:stretch>
@@ -8732,7 +8751,7 @@
                   <pic:spPr>
                     <a:xfrm>
                       <a:off x="0" y="0"/>
-                      <a:ext cx="3132000" cy="2286000"/>
+                      <a:ext cx="209550" cy="171450"/>
                     </a:xfrm>
                     <a:prstGeom prst="rect">
                       <a:avLst/>
@@ -8743,68 +8762,25 @@
             </a:graphic>
           </wp:inline>
         </w:drawing>
-      </w:r>
-    </w:p>
-    <w:p>
-      <w:pPr>
-        <w:keepNext/>
-        <w:spacing w:before="60" w:after="20" w:line="300" w:lineRule="auto"/>
-        <w:ind w:left="420" w:right="0" w:firstLine="0"/>
-        <w:jc w:val="left"/>
-        <w:rPr>
-          <w:rFonts w:ascii="Times New Roman" w:hAnsi="Times New Roman" w:eastAsia="宋体" w:cs="Times New Roman"/>
-          <w:kern w:val="0"/>
-          <w:sz w:val="21"/>
-          <w:szCs w:val="21"/>
-        </w:rPr>
-      </w:pPr>
-      <w:r>
-        <w:rPr>
-          <w:rFonts w:ascii="Times New Roman" w:hAnsi="Times New Roman" w:eastAsia="宋体" w:cs="Times New Roman"/>
-          <w:kern w:val="0"/>
-          <w:sz w:val="21"/>
-          <w:szCs w:val="21"/>
-        </w:rPr>
-        <w:t xml:space="preserve">D．和</w:t>
-      </w:r>
-    </w:p>
-    <w:p>
-      <w:pPr>
-        <w:keepNext/>
-        <w:spacing w:before="40" w:after="40" w:line="240" w:lineRule="auto"/>
-        <w:ind w:left="0" w:right="0" w:firstLine="0"/>
-        <w:jc w:val="left"/>
-        <w:rPr>
-          <w:rFonts w:ascii="Times New Roman" w:hAnsi="Times New Roman" w:eastAsia="宋体" w:cs="Times New Roman"/>
-          <w:kern w:val="0"/>
-          <w:sz w:val="21"/>
-          <w:szCs w:val="21"/>
-        </w:rPr>
-      </w:pPr>
-      <w:r>
-        <w:rPr>
-          <w:rFonts w:ascii="Times New Roman" w:hAnsi="Times New Roman" w:eastAsia="宋体"/>
-          <w:sz w:val="21"/>
-        </w:rPr>
         <w:drawing>
           <wp:inline distT="0" distB="0" distL="0" distR="0">
-            <wp:extent cx="3132000" cy="2286000"/>
+            <wp:extent cx="3067050" cy="723900"/>
             <wp:effectExtent l="0" t="0" r="0" b="0"/>
-            <wp:docPr id="193" name="Picture 193" descr="image"/>
+            <wp:docPr id="256" name="Picture 256" descr="image"/>
             <wp:cNvGraphicFramePr>
-              <a:graphicFrameLocks xmlns:a="http://schemas.openxmlformats.org/drawingml/2006/main" noChangeAspect="1"/>
+              <a:graphicFrameLocks noChangeAspect="1"/>
             </wp:cNvGraphicFramePr>
-            <a:graphic xmlns:a="http://schemas.openxmlformats.org/drawingml/2006/main">
+            <a:graphic>
               <a:graphicData uri="http://schemas.openxmlformats.org/drawingml/2006/picture">
-                <pic:pic xmlns:pic="http://schemas.openxmlformats.org/drawingml/2006/picture">
+                <pic:pic>
                   <pic:nvPicPr>
-                    <pic:cNvPr id="193" name="Picture 193" descr="image"/>
+                    <pic:cNvPr id="256" name="Picture 256" descr="image"/>
                     <pic:cNvPicPr>
                       <a:picLocks noChangeAspect="1"/>
                     </pic:cNvPicPr>
                   </pic:nvPicPr>
                   <pic:blipFill>
-                    <a:blip r:embed="rId6|rId112|rId114"/>
+                    <a:blip r:embed="rId114"/>
                     <a:stretch>
                       <a:fillRect/>
                     </a:stretch>
@@ -8812,7 +8788,315 @@
                   <pic:spPr>
                     <a:xfrm>
                       <a:off x="0" y="0"/>
-                      <a:ext cx="3132000" cy="2286000"/>
+                      <a:ext cx="3067050" cy="723900"/>
+                    </a:xfrm>
+                    <a:prstGeom prst="rect">
+                      <a:avLst/>
+                    </a:prstGeom>
+                  </pic:spPr>
+                </pic:pic>
+              </a:graphicData>
+            </a:graphic>
+          </wp:inline>
+        </w:drawing>
+      </w:r>
+    </w:p>
+    <w:p>
+      <w:pPr>
+        <w:keepNext/>
+        <w:spacing w:before="60" w:after="20" w:line="300" w:lineRule="auto"/>
+        <w:ind w:left="420" w:right="0" w:firstLine="0"/>
+        <w:jc w:val="left"/>
+        <w:rPr>
+          <w:rFonts w:ascii="Times New Roman" w:hAnsi="Times New Roman" w:eastAsia="宋体" w:cs="Times New Roman"/>
+          <w:kern w:val="0"/>
+          <w:sz w:val="21"/>
+          <w:szCs w:val="21"/>
+        </w:rPr>
+      </w:pPr>
+      <w:r>
+        <w:rPr>
+          <w:rFonts w:ascii="Times New Roman" w:hAnsi="Times New Roman" w:eastAsia="宋体" w:cs="Times New Roman"/>
+          <w:kern w:val="0"/>
+          <w:sz w:val="21"/>
+          <w:szCs w:val="21"/>
+        </w:rPr>
+        <w:t xml:space="preserve">C．或</w:t>
+      </w:r>
+    </w:p>
+    <w:p>
+      <w:pPr>
+        <w:keepNext/>
+        <w:spacing w:before="40" w:after="40" w:line="240" w:lineRule="auto"/>
+        <w:ind w:left="0" w:right="0" w:firstLine="0"/>
+        <w:jc w:val="left"/>
+        <w:rPr>
+          <w:rFonts w:ascii="Times New Roman" w:hAnsi="Times New Roman" w:eastAsia="宋体" w:cs="Times New Roman"/>
+          <w:kern w:val="0"/>
+          <w:sz w:val="21"/>
+          <w:szCs w:val="21"/>
+        </w:rPr>
+      </w:pPr>
+      <w:r>
+        <w:rPr>
+          <w:rFonts w:ascii="Times New Roman" w:hAnsi="Times New Roman" w:eastAsia="宋体"/>
+          <w:sz w:val="21"/>
+        </w:rPr>
+        <w:drawing>
+          <wp:inline distT="0" distB="0" distL="0" distR="0">
+            <wp:extent cx="209550" cy="171450"/>
+            <wp:effectExtent l="0" t="0" r="0" b="0"/>
+            <wp:docPr id="257" name="Picture 257" descr="image"/>
+            <wp:cNvGraphicFramePr>
+              <a:graphicFrameLocks noChangeAspect="1"/>
+            </wp:cNvGraphicFramePr>
+            <a:graphic>
+              <a:graphicData uri="http://schemas.openxmlformats.org/drawingml/2006/picture">
+                <pic:pic>
+                  <pic:nvPicPr>
+                    <pic:cNvPr id="257" name="Picture 257" descr="image"/>
+                    <pic:cNvPicPr>
+                      <a:picLocks noChangeAspect="1"/>
+                    </pic:cNvPicPr>
+                  </pic:nvPicPr>
+                  <pic:blipFill>
+                    <a:blip r:embed="rId6"/>
+                    <a:stretch>
+                      <a:fillRect/>
+                    </a:stretch>
+                  </pic:blipFill>
+                  <pic:spPr>
+                    <a:xfrm>
+                      <a:off x="0" y="0"/>
+                      <a:ext cx="209550" cy="171450"/>
+                    </a:xfrm>
+                    <a:prstGeom prst="rect">
+                      <a:avLst/>
+                    </a:prstGeom>
+                  </pic:spPr>
+                </pic:pic>
+              </a:graphicData>
+            </a:graphic>
+          </wp:inline>
+        </w:drawing>
+        <w:drawing>
+          <wp:inline distT="0" distB="0" distL="0" distR="0">
+            <wp:extent cx="2200275" cy="685800"/>
+            <wp:effectExtent l="0" t="0" r="0" b="0"/>
+            <wp:docPr id="258" name="Picture 258" descr="image"/>
+            <wp:cNvGraphicFramePr>
+              <a:graphicFrameLocks noChangeAspect="1"/>
+            </wp:cNvGraphicFramePr>
+            <a:graphic>
+              <a:graphicData uri="http://schemas.openxmlformats.org/drawingml/2006/picture">
+                <pic:pic>
+                  <pic:nvPicPr>
+                    <pic:cNvPr id="258" name="Picture 258" descr="image"/>
+                    <pic:cNvPicPr>
+                      <a:picLocks noChangeAspect="1"/>
+                    </pic:cNvPicPr>
+                  </pic:nvPicPr>
+                  <pic:blipFill>
+                    <a:blip r:embed="rId112"/>
+                    <a:stretch>
+                      <a:fillRect/>
+                    </a:stretch>
+                  </pic:blipFill>
+                  <pic:spPr>
+                    <a:xfrm>
+                      <a:off x="0" y="0"/>
+                      <a:ext cx="2200275" cy="685800"/>
+                    </a:xfrm>
+                    <a:prstGeom prst="rect">
+                      <a:avLst/>
+                    </a:prstGeom>
+                  </pic:spPr>
+                </pic:pic>
+              </a:graphicData>
+            </a:graphic>
+          </wp:inline>
+        </w:drawing>
+        <w:drawing>
+          <wp:inline distT="0" distB="0" distL="0" distR="0">
+            <wp:extent cx="3067050" cy="723900"/>
+            <wp:effectExtent l="0" t="0" r="0" b="0"/>
+            <wp:docPr id="259" name="Picture 259" descr="image"/>
+            <wp:cNvGraphicFramePr>
+              <a:graphicFrameLocks noChangeAspect="1"/>
+            </wp:cNvGraphicFramePr>
+            <a:graphic>
+              <a:graphicData uri="http://schemas.openxmlformats.org/drawingml/2006/picture">
+                <pic:pic>
+                  <pic:nvPicPr>
+                    <pic:cNvPr id="259" name="Picture 259" descr="image"/>
+                    <pic:cNvPicPr>
+                      <a:picLocks noChangeAspect="1"/>
+                    </pic:cNvPicPr>
+                  </pic:nvPicPr>
+                  <pic:blipFill>
+                    <a:blip r:embed="rId114"/>
+                    <a:stretch>
+                      <a:fillRect/>
+                    </a:stretch>
+                  </pic:blipFill>
+                  <pic:spPr>
+                    <a:xfrm>
+                      <a:off x="0" y="0"/>
+                      <a:ext cx="3067050" cy="723900"/>
+                    </a:xfrm>
+                    <a:prstGeom prst="rect">
+                      <a:avLst/>
+                    </a:prstGeom>
+                  </pic:spPr>
+                </pic:pic>
+              </a:graphicData>
+            </a:graphic>
+          </wp:inline>
+        </w:drawing>
+      </w:r>
+    </w:p>
+    <w:p>
+      <w:pPr>
+        <w:keepNext/>
+        <w:spacing w:before="60" w:after="20" w:line="300" w:lineRule="auto"/>
+        <w:ind w:left="420" w:right="0" w:firstLine="0"/>
+        <w:jc w:val="left"/>
+        <w:rPr>
+          <w:rFonts w:ascii="Times New Roman" w:hAnsi="Times New Roman" w:eastAsia="宋体" w:cs="Times New Roman"/>
+          <w:kern w:val="0"/>
+          <w:sz w:val="21"/>
+          <w:szCs w:val="21"/>
+        </w:rPr>
+      </w:pPr>
+      <w:r>
+        <w:rPr>
+          <w:rFonts w:ascii="Times New Roman" w:hAnsi="Times New Roman" w:eastAsia="宋体" w:cs="Times New Roman"/>
+          <w:kern w:val="0"/>
+          <w:sz w:val="21"/>
+          <w:szCs w:val="21"/>
+        </w:rPr>
+        <w:t xml:space="preserve">D．和</w:t>
+      </w:r>
+    </w:p>
+    <w:p>
+      <w:pPr>
+        <w:keepNext/>
+        <w:spacing w:before="40" w:after="40" w:line="240" w:lineRule="auto"/>
+        <w:ind w:left="0" w:right="0" w:firstLine="0"/>
+        <w:jc w:val="left"/>
+        <w:rPr>
+          <w:rFonts w:ascii="Times New Roman" w:hAnsi="Times New Roman" w:eastAsia="宋体" w:cs="Times New Roman"/>
+          <w:kern w:val="0"/>
+          <w:sz w:val="21"/>
+          <w:szCs w:val="21"/>
+        </w:rPr>
+      </w:pPr>
+      <w:r>
+        <w:rPr>
+          <w:rFonts w:ascii="Times New Roman" w:hAnsi="Times New Roman" w:eastAsia="宋体"/>
+          <w:sz w:val="21"/>
+        </w:rPr>
+        <w:drawing>
+          <wp:inline distT="0" distB="0" distL="0" distR="0">
+            <wp:extent cx="209550" cy="171450"/>
+            <wp:effectExtent l="0" t="0" r="0" b="0"/>
+            <wp:docPr id="260" name="Picture 260" descr="image"/>
+            <wp:cNvGraphicFramePr>
+              <a:graphicFrameLocks noChangeAspect="1"/>
+            </wp:cNvGraphicFramePr>
+            <a:graphic>
+              <a:graphicData uri="http://schemas.openxmlformats.org/drawingml/2006/picture">
+                <pic:pic>
+                  <pic:nvPicPr>
+                    <pic:cNvPr id="260" name="Picture 260" descr="image"/>
+                    <pic:cNvPicPr>
+                      <a:picLocks noChangeAspect="1"/>
+                    </pic:cNvPicPr>
+                  </pic:nvPicPr>
+                  <pic:blipFill>
+                    <a:blip r:embed="rId6"/>
+                    <a:stretch>
+                      <a:fillRect/>
+                    </a:stretch>
+                  </pic:blipFill>
+                  <pic:spPr>
+                    <a:xfrm>
+                      <a:off x="0" y="0"/>
+                      <a:ext cx="209550" cy="171450"/>
+                    </a:xfrm>
+                    <a:prstGeom prst="rect">
+                      <a:avLst/>
+                    </a:prstGeom>
+                  </pic:spPr>
+                </pic:pic>
+              </a:graphicData>
+            </a:graphic>
+          </wp:inline>
+        </w:drawing>
+        <w:drawing>
+          <wp:inline distT="0" distB="0" distL="0" distR="0">
+            <wp:extent cx="2200275" cy="685800"/>
+            <wp:effectExtent l="0" t="0" r="0" b="0"/>
+            <wp:docPr id="261" name="Picture 261" descr="image"/>
+            <wp:cNvGraphicFramePr>
+              <a:graphicFrameLocks noChangeAspect="1"/>
+            </wp:cNvGraphicFramePr>
+            <a:graphic>
+              <a:graphicData uri="http://schemas.openxmlformats.org/drawingml/2006/picture">
+                <pic:pic>
+                  <pic:nvPicPr>
+                    <pic:cNvPr id="261" name="Picture 261" descr="image"/>
+                    <pic:cNvPicPr>
+                      <a:picLocks noChangeAspect="1"/>
+                    </pic:cNvPicPr>
+                  </pic:nvPicPr>
+                  <pic:blipFill>
+                    <a:blip r:embed="rId112"/>
+                    <a:stretch>
+                      <a:fillRect/>
+                    </a:stretch>
+                  </pic:blipFill>
+                  <pic:spPr>
+                    <a:xfrm>
+                      <a:off x="0" y="0"/>
+                      <a:ext cx="2200275" cy="685800"/>
+                    </a:xfrm>
+                    <a:prstGeom prst="rect">
+                      <a:avLst/>
+                    </a:prstGeom>
+                  </pic:spPr>
+                </pic:pic>
+              </a:graphicData>
+            </a:graphic>
+          </wp:inline>
+        </w:drawing>
+        <w:drawing>
+          <wp:inline distT="0" distB="0" distL="0" distR="0">
+            <wp:extent cx="3067050" cy="723900"/>
+            <wp:effectExtent l="0" t="0" r="0" b="0"/>
+            <wp:docPr id="262" name="Picture 262" descr="image"/>
+            <wp:cNvGraphicFramePr>
+              <a:graphicFrameLocks noChangeAspect="1"/>
+            </wp:cNvGraphicFramePr>
+            <a:graphic>
+              <a:graphicData uri="http://schemas.openxmlformats.org/drawingml/2006/picture">
+                <pic:pic>
+                  <pic:nvPicPr>
+                    <pic:cNvPr id="262" name="Picture 262" descr="image"/>
+                    <pic:cNvPicPr>
+                      <a:picLocks noChangeAspect="1"/>
+                    </pic:cNvPicPr>
+                  </pic:nvPicPr>
+                  <pic:blipFill>
+                    <a:blip r:embed="rId114"/>
+                    <a:stretch>
+                      <a:fillRect/>
+                    </a:stretch>
+                  </pic:blipFill>
+                  <pic:spPr>
+                    <a:xfrm>
+                      <a:off x="0" y="0"/>
+                      <a:ext cx="3067050" cy="723900"/>
                     </a:xfrm>
                     <a:prstGeom prst="rect">
                       <a:avLst/>
@@ -9759,23 +10043,23 @@
               </w:rPr>
               <w:drawing>
                 <wp:inline distT="0" distB="0" distL="0" distR="0">
-                  <wp:extent cx="2571750" cy="2857500"/>
+                  <wp:extent cx="209550" cy="171450"/>
                   <wp:effectExtent l="0" t="0" r="0" b="0"/>
-                  <wp:docPr id="204" name="Picture 204" descr="image"/>
+                  <wp:docPr id="263" name="Picture 263" descr="image"/>
                   <wp:cNvGraphicFramePr>
-                    <a:graphicFrameLocks xmlns:a="http://schemas.openxmlformats.org/drawingml/2006/main" noChangeAspect="1"/>
+                    <a:graphicFrameLocks noChangeAspect="1"/>
                   </wp:cNvGraphicFramePr>
-                  <a:graphic xmlns:a="http://schemas.openxmlformats.org/drawingml/2006/main">
+                  <a:graphic>
                     <a:graphicData uri="http://schemas.openxmlformats.org/drawingml/2006/picture">
-                      <pic:pic xmlns:pic="http://schemas.openxmlformats.org/drawingml/2006/picture">
+                      <pic:pic>
                         <pic:nvPicPr>
-                          <pic:cNvPr id="204" name="Picture 204" descr="image"/>
+                          <pic:cNvPr id="263" name="Picture 263" descr="image"/>
                           <pic:cNvPicPr>
                             <a:picLocks noChangeAspect="1"/>
                           </pic:cNvPicPr>
                         </pic:nvPicPr>
                         <pic:blipFill>
-                          <a:blip r:embed="rId6|rId128"/>
+                          <a:blip r:embed="rId6"/>
                           <a:stretch>
                             <a:fillRect/>
                           </a:stretch>
@@ -9783,7 +10067,44 @@
                         <pic:spPr>
                           <a:xfrm>
                             <a:off x="0" y="0"/>
-                            <a:ext cx="2571750" cy="2857500"/>
+                            <a:ext cx="209550" cy="171450"/>
+                          </a:xfrm>
+                          <a:prstGeom prst="rect">
+                            <a:avLst/>
+                          </a:prstGeom>
+                        </pic:spPr>
+                      </pic:pic>
+                    </a:graphicData>
+                  </a:graphic>
+                </wp:inline>
+              </w:drawing>
+              <w:drawing>
+                <wp:inline distT="0" distB="0" distL="0" distR="0">
+                  <wp:extent cx="1447800" cy="1123950"/>
+                  <wp:effectExtent l="0" t="0" r="0" b="0"/>
+                  <wp:docPr id="264" name="Picture 264" descr="image"/>
+                  <wp:cNvGraphicFramePr>
+                    <a:graphicFrameLocks noChangeAspect="1"/>
+                  </wp:cNvGraphicFramePr>
+                  <a:graphic>
+                    <a:graphicData uri="http://schemas.openxmlformats.org/drawingml/2006/picture">
+                      <pic:pic>
+                        <pic:nvPicPr>
+                          <pic:cNvPr id="264" name="Picture 264" descr="image"/>
+                          <pic:cNvPicPr>
+                            <a:picLocks noChangeAspect="1"/>
+                          </pic:cNvPicPr>
+                        </pic:nvPicPr>
+                        <pic:blipFill>
+                          <a:blip r:embed="rId128"/>
+                          <a:stretch>
+                            <a:fillRect/>
+                          </a:stretch>
+                        </pic:blipFill>
+                        <pic:spPr>
+                          <a:xfrm>
+                            <a:off x="0" y="0"/>
+                            <a:ext cx="1447800" cy="1123950"/>
                           </a:xfrm>
                           <a:prstGeom prst="rect">
                             <a:avLst/>
@@ -9847,23 +10168,23 @@
               </w:rPr>
               <w:drawing>
                 <wp:inline distT="0" distB="0" distL="0" distR="0">
-                  <wp:extent cx="2571750" cy="2857500"/>
+                  <wp:extent cx="209550" cy="171450"/>
                   <wp:effectExtent l="0" t="0" r="0" b="0"/>
-                  <wp:docPr id="205" name="Picture 205" descr="image"/>
+                  <wp:docPr id="265" name="Picture 265" descr="image"/>
                   <wp:cNvGraphicFramePr>
-                    <a:graphicFrameLocks xmlns:a="http://schemas.openxmlformats.org/drawingml/2006/main" noChangeAspect="1"/>
+                    <a:graphicFrameLocks noChangeAspect="1"/>
                   </wp:cNvGraphicFramePr>
-                  <a:graphic xmlns:a="http://schemas.openxmlformats.org/drawingml/2006/main">
+                  <a:graphic>
                     <a:graphicData uri="http://schemas.openxmlformats.org/drawingml/2006/picture">
-                      <pic:pic xmlns:pic="http://schemas.openxmlformats.org/drawingml/2006/picture">
+                      <pic:pic>
                         <pic:nvPicPr>
-                          <pic:cNvPr id="205" name="Picture 205" descr="image"/>
+                          <pic:cNvPr id="265" name="Picture 265" descr="image"/>
                           <pic:cNvPicPr>
                             <a:picLocks noChangeAspect="1"/>
                           </pic:cNvPicPr>
                         </pic:nvPicPr>
                         <pic:blipFill>
-                          <a:blip r:embed="rId6|rId130"/>
+                          <a:blip r:embed="rId6"/>
                           <a:stretch>
                             <a:fillRect/>
                           </a:stretch>
@@ -9871,7 +10192,44 @@
                         <pic:spPr>
                           <a:xfrm>
                             <a:off x="0" y="0"/>
-                            <a:ext cx="2571750" cy="2857500"/>
+                            <a:ext cx="209550" cy="171450"/>
+                          </a:xfrm>
+                          <a:prstGeom prst="rect">
+                            <a:avLst/>
+                          </a:prstGeom>
+                        </pic:spPr>
+                      </pic:pic>
+                    </a:graphicData>
+                  </a:graphic>
+                </wp:inline>
+              </w:drawing>
+              <w:drawing>
+                <wp:inline distT="0" distB="0" distL="0" distR="0">
+                  <wp:extent cx="2038350" cy="704850"/>
+                  <wp:effectExtent l="0" t="0" r="0" b="0"/>
+                  <wp:docPr id="266" name="Picture 266" descr="image"/>
+                  <wp:cNvGraphicFramePr>
+                    <a:graphicFrameLocks noChangeAspect="1"/>
+                  </wp:cNvGraphicFramePr>
+                  <a:graphic>
+                    <a:graphicData uri="http://schemas.openxmlformats.org/drawingml/2006/picture">
+                      <pic:pic>
+                        <pic:nvPicPr>
+                          <pic:cNvPr id="266" name="Picture 266" descr="image"/>
+                          <pic:cNvPicPr>
+                            <a:picLocks noChangeAspect="1"/>
+                          </pic:cNvPicPr>
+                        </pic:nvPicPr>
+                        <pic:blipFill>
+                          <a:blip r:embed="rId130"/>
+                          <a:stretch>
+                            <a:fillRect/>
+                          </a:stretch>
+                        </pic:blipFill>
+                        <pic:spPr>
+                          <a:xfrm>
+                            <a:off x="0" y="0"/>
+                            <a:ext cx="2038350" cy="704850"/>
                           </a:xfrm>
                           <a:prstGeom prst="rect">
                             <a:avLst/>
@@ -9940,23 +10298,23 @@
               </w:rPr>
               <w:drawing>
                 <wp:inline distT="0" distB="0" distL="0" distR="0">
-                  <wp:extent cx="2571750" cy="2857500"/>
+                  <wp:extent cx="209550" cy="171450"/>
                   <wp:effectExtent l="0" t="0" r="0" b="0"/>
-                  <wp:docPr id="206" name="Picture 206" descr="image"/>
+                  <wp:docPr id="267" name="Picture 267" descr="image"/>
                   <wp:cNvGraphicFramePr>
-                    <a:graphicFrameLocks xmlns:a="http://schemas.openxmlformats.org/drawingml/2006/main" noChangeAspect="1"/>
+                    <a:graphicFrameLocks noChangeAspect="1"/>
                   </wp:cNvGraphicFramePr>
-                  <a:graphic xmlns:a="http://schemas.openxmlformats.org/drawingml/2006/main">
+                  <a:graphic>
                     <a:graphicData uri="http://schemas.openxmlformats.org/drawingml/2006/picture">
-                      <pic:pic xmlns:pic="http://schemas.openxmlformats.org/drawingml/2006/picture">
+                      <pic:pic>
                         <pic:nvPicPr>
-                          <pic:cNvPr id="206" name="Picture 206" descr="image"/>
+                          <pic:cNvPr id="267" name="Picture 267" descr="image"/>
                           <pic:cNvPicPr>
                             <a:picLocks noChangeAspect="1"/>
                           </pic:cNvPicPr>
                         </pic:nvPicPr>
                         <pic:blipFill>
-                          <a:blip r:embed="rId6|rId132"/>
+                          <a:blip r:embed="rId6"/>
                           <a:stretch>
                             <a:fillRect/>
                           </a:stretch>
@@ -9964,7 +10322,44 @@
                         <pic:spPr>
                           <a:xfrm>
                             <a:off x="0" y="0"/>
-                            <a:ext cx="2571750" cy="2857500"/>
+                            <a:ext cx="209550" cy="171450"/>
+                          </a:xfrm>
+                          <a:prstGeom prst="rect">
+                            <a:avLst/>
+                          </a:prstGeom>
+                        </pic:spPr>
+                      </pic:pic>
+                    </a:graphicData>
+                  </a:graphic>
+                </wp:inline>
+              </w:drawing>
+              <w:drawing>
+                <wp:inline distT="0" distB="0" distL="0" distR="0">
+                  <wp:extent cx="2638425" cy="685800"/>
+                  <wp:effectExtent l="0" t="0" r="0" b="0"/>
+                  <wp:docPr id="268" name="Picture 268" descr="image"/>
+                  <wp:cNvGraphicFramePr>
+                    <a:graphicFrameLocks noChangeAspect="1"/>
+                  </wp:cNvGraphicFramePr>
+                  <a:graphic>
+                    <a:graphicData uri="http://schemas.openxmlformats.org/drawingml/2006/picture">
+                      <pic:pic>
+                        <pic:nvPicPr>
+                          <pic:cNvPr id="268" name="Picture 268" descr="image"/>
+                          <pic:cNvPicPr>
+                            <a:picLocks noChangeAspect="1"/>
+                          </pic:cNvPicPr>
+                        </pic:nvPicPr>
+                        <pic:blipFill>
+                          <a:blip r:embed="rId132"/>
+                          <a:stretch>
+                            <a:fillRect/>
+                          </a:stretch>
+                        </pic:blipFill>
+                        <pic:spPr>
+                          <a:xfrm>
+                            <a:off x="0" y="0"/>
+                            <a:ext cx="2638425" cy="685800"/>
                           </a:xfrm>
                           <a:prstGeom prst="rect">
                             <a:avLst/>
@@ -10028,23 +10423,23 @@
               </w:rPr>
               <w:drawing>
                 <wp:inline distT="0" distB="0" distL="0" distR="0">
-                  <wp:extent cx="2571750" cy="2857500"/>
+                  <wp:extent cx="209550" cy="171450"/>
                   <wp:effectExtent l="0" t="0" r="0" b="0"/>
-                  <wp:docPr id="207" name="Picture 207" descr="image"/>
+                  <wp:docPr id="269" name="Picture 269" descr="image"/>
                   <wp:cNvGraphicFramePr>
-                    <a:graphicFrameLocks xmlns:a="http://schemas.openxmlformats.org/drawingml/2006/main" noChangeAspect="1"/>
+                    <a:graphicFrameLocks noChangeAspect="1"/>
                   </wp:cNvGraphicFramePr>
-                  <a:graphic xmlns:a="http://schemas.openxmlformats.org/drawingml/2006/main">
+                  <a:graphic>
                     <a:graphicData uri="http://schemas.openxmlformats.org/drawingml/2006/picture">
-                      <pic:pic xmlns:pic="http://schemas.openxmlformats.org/drawingml/2006/picture">
+                      <pic:pic>
                         <pic:nvPicPr>
-                          <pic:cNvPr id="207" name="Picture 207" descr="image"/>
+                          <pic:cNvPr id="269" name="Picture 269" descr="image"/>
                           <pic:cNvPicPr>
                             <a:picLocks noChangeAspect="1"/>
                           </pic:cNvPicPr>
                         </pic:nvPicPr>
                         <pic:blipFill>
-                          <a:blip r:embed="rId6|rId134"/>
+                          <a:blip r:embed="rId6"/>
                           <a:stretch>
                             <a:fillRect/>
                           </a:stretch>
@@ -10052,7 +10447,44 @@
                         <pic:spPr>
                           <a:xfrm>
                             <a:off x="0" y="0"/>
-                            <a:ext cx="2571750" cy="2857500"/>
+                            <a:ext cx="209550" cy="171450"/>
+                          </a:xfrm>
+                          <a:prstGeom prst="rect">
+                            <a:avLst/>
+                          </a:prstGeom>
+                        </pic:spPr>
+                      </pic:pic>
+                    </a:graphicData>
+                  </a:graphic>
+                </wp:inline>
+              </w:drawing>
+              <w:drawing>
+                <wp:inline distT="0" distB="0" distL="0" distR="0">
+                  <wp:extent cx="1314450" cy="1504950"/>
+                  <wp:effectExtent l="0" t="0" r="0" b="0"/>
+                  <wp:docPr id="270" name="Picture 270" descr="image"/>
+                  <wp:cNvGraphicFramePr>
+                    <a:graphicFrameLocks noChangeAspect="1"/>
+                  </wp:cNvGraphicFramePr>
+                  <a:graphic>
+                    <a:graphicData uri="http://schemas.openxmlformats.org/drawingml/2006/picture">
+                      <pic:pic>
+                        <pic:nvPicPr>
+                          <pic:cNvPr id="270" name="Picture 270" descr="image"/>
+                          <pic:cNvPicPr>
+                            <a:picLocks noChangeAspect="1"/>
+                          </pic:cNvPicPr>
+                        </pic:nvPicPr>
+                        <pic:blipFill>
+                          <a:blip r:embed="rId134"/>
+                          <a:stretch>
+                            <a:fillRect/>
+                          </a:stretch>
+                        </pic:blipFill>
+                        <pic:spPr>
+                          <a:xfrm>
+                            <a:off x="0" y="0"/>
+                            <a:ext cx="1314450" cy="1504950"/>
                           </a:xfrm>
                           <a:prstGeom prst="rect">
                             <a:avLst/>
@@ -10237,23 +10669,23 @@
               </w:rPr>
               <w:drawing>
                 <wp:inline distT="0" distB="0" distL="0" distR="0">
-                  <wp:extent cx="2571750" cy="2857500"/>
+                  <wp:extent cx="209550" cy="171450"/>
                   <wp:effectExtent l="0" t="0" r="0" b="0"/>
-                  <wp:docPr id="209" name="Picture 209" descr="image"/>
+                  <wp:docPr id="271" name="Picture 271" descr="image"/>
                   <wp:cNvGraphicFramePr>
-                    <a:graphicFrameLocks xmlns:a="http://schemas.openxmlformats.org/drawingml/2006/main" noChangeAspect="1"/>
+                    <a:graphicFrameLocks noChangeAspect="1"/>
                   </wp:cNvGraphicFramePr>
-                  <a:graphic xmlns:a="http://schemas.openxmlformats.org/drawingml/2006/main">
+                  <a:graphic>
                     <a:graphicData uri="http://schemas.openxmlformats.org/drawingml/2006/picture">
-                      <pic:pic xmlns:pic="http://schemas.openxmlformats.org/drawingml/2006/picture">
+                      <pic:pic>
                         <pic:nvPicPr>
-                          <pic:cNvPr id="209" name="Picture 209" descr="image"/>
+                          <pic:cNvPr id="271" name="Picture 271" descr="image"/>
                           <pic:cNvPicPr>
                             <a:picLocks noChangeAspect="1"/>
                           </pic:cNvPicPr>
                         </pic:nvPicPr>
                         <pic:blipFill>
-                          <a:blip r:embed="rId6|rId137"/>
+                          <a:blip r:embed="rId6"/>
                           <a:stretch>
                             <a:fillRect/>
                           </a:stretch>
@@ -10261,7 +10693,44 @@
                         <pic:spPr>
                           <a:xfrm>
                             <a:off x="0" y="0"/>
-                            <a:ext cx="2571750" cy="2857500"/>
+                            <a:ext cx="209550" cy="171450"/>
+                          </a:xfrm>
+                          <a:prstGeom prst="rect">
+                            <a:avLst/>
+                          </a:prstGeom>
+                        </pic:spPr>
+                      </pic:pic>
+                    </a:graphicData>
+                  </a:graphic>
+                </wp:inline>
+              </w:drawing>
+              <w:drawing>
+                <wp:inline distT="0" distB="0" distL="0" distR="0">
+                  <wp:extent cx="1266825" cy="1190625"/>
+                  <wp:effectExtent l="0" t="0" r="0" b="0"/>
+                  <wp:docPr id="272" name="Picture 272" descr="image"/>
+                  <wp:cNvGraphicFramePr>
+                    <a:graphicFrameLocks noChangeAspect="1"/>
+                  </wp:cNvGraphicFramePr>
+                  <a:graphic>
+                    <a:graphicData uri="http://schemas.openxmlformats.org/drawingml/2006/picture">
+                      <pic:pic>
+                        <pic:nvPicPr>
+                          <pic:cNvPr id="272" name="Picture 272" descr="image"/>
+                          <pic:cNvPicPr>
+                            <a:picLocks noChangeAspect="1"/>
+                          </pic:cNvPicPr>
+                        </pic:nvPicPr>
+                        <pic:blipFill>
+                          <a:blip r:embed="rId137"/>
+                          <a:stretch>
+                            <a:fillRect/>
+                          </a:stretch>
+                        </pic:blipFill>
+                        <pic:spPr>
+                          <a:xfrm>
+                            <a:off x="0" y="0"/>
+                            <a:ext cx="1266825" cy="1190625"/>
                           </a:xfrm>
                           <a:prstGeom prst="rect">
                             <a:avLst/>
@@ -10325,23 +10794,23 @@
               </w:rPr>
               <w:drawing>
                 <wp:inline distT="0" distB="0" distL="0" distR="0">
-                  <wp:extent cx="2571750" cy="2857500"/>
+                  <wp:extent cx="209550" cy="171450"/>
                   <wp:effectExtent l="0" t="0" r="0" b="0"/>
-                  <wp:docPr id="210" name="Picture 210" descr="image"/>
+                  <wp:docPr id="273" name="Picture 273" descr="image"/>
                   <wp:cNvGraphicFramePr>
-                    <a:graphicFrameLocks xmlns:a="http://schemas.openxmlformats.org/drawingml/2006/main" noChangeAspect="1"/>
+                    <a:graphicFrameLocks noChangeAspect="1"/>
                   </wp:cNvGraphicFramePr>
-                  <a:graphic xmlns:a="http://schemas.openxmlformats.org/drawingml/2006/main">
+                  <a:graphic>
                     <a:graphicData uri="http://schemas.openxmlformats.org/drawingml/2006/picture">
-                      <pic:pic xmlns:pic="http://schemas.openxmlformats.org/drawingml/2006/picture">
+                      <pic:pic>
                         <pic:nvPicPr>
-                          <pic:cNvPr id="210" name="Picture 210" descr="image"/>
+                          <pic:cNvPr id="273" name="Picture 273" descr="image"/>
                           <pic:cNvPicPr>
                             <a:picLocks noChangeAspect="1"/>
                           </pic:cNvPicPr>
                         </pic:nvPicPr>
                         <pic:blipFill>
-                          <a:blip r:embed="rId6|rId139"/>
+                          <a:blip r:embed="rId6"/>
                           <a:stretch>
                             <a:fillRect/>
                           </a:stretch>
@@ -10349,7 +10818,44 @@
                         <pic:spPr>
                           <a:xfrm>
                             <a:off x="0" y="0"/>
-                            <a:ext cx="2571750" cy="2857500"/>
+                            <a:ext cx="209550" cy="171450"/>
+                          </a:xfrm>
+                          <a:prstGeom prst="rect">
+                            <a:avLst/>
+                          </a:prstGeom>
+                        </pic:spPr>
+                      </pic:pic>
+                    </a:graphicData>
+                  </a:graphic>
+                </wp:inline>
+              </w:drawing>
+              <w:drawing>
+                <wp:inline distT="0" distB="0" distL="0" distR="0">
+                  <wp:extent cx="1238250" cy="1171575"/>
+                  <wp:effectExtent l="0" t="0" r="0" b="0"/>
+                  <wp:docPr id="274" name="Picture 274" descr="image"/>
+                  <wp:cNvGraphicFramePr>
+                    <a:graphicFrameLocks noChangeAspect="1"/>
+                  </wp:cNvGraphicFramePr>
+                  <a:graphic>
+                    <a:graphicData uri="http://schemas.openxmlformats.org/drawingml/2006/picture">
+                      <pic:pic>
+                        <pic:nvPicPr>
+                          <pic:cNvPr id="274" name="Picture 274" descr="image"/>
+                          <pic:cNvPicPr>
+                            <a:picLocks noChangeAspect="1"/>
+                          </pic:cNvPicPr>
+                        </pic:nvPicPr>
+                        <pic:blipFill>
+                          <a:blip r:embed="rId139"/>
+                          <a:stretch>
+                            <a:fillRect/>
+                          </a:stretch>
+                        </pic:blipFill>
+                        <pic:spPr>
+                          <a:xfrm>
+                            <a:off x="0" y="0"/>
+                            <a:ext cx="1238250" cy="1171575"/>
                           </a:xfrm>
                           <a:prstGeom prst="rect">
                             <a:avLst/>
@@ -10418,23 +10924,23 @@
               </w:rPr>
               <w:drawing>
                 <wp:inline distT="0" distB="0" distL="0" distR="0">
-                  <wp:extent cx="2571750" cy="2857500"/>
+                  <wp:extent cx="209550" cy="171450"/>
                   <wp:effectExtent l="0" t="0" r="0" b="0"/>
-                  <wp:docPr id="211" name="Picture 211" descr="image"/>
+                  <wp:docPr id="275" name="Picture 275" descr="image"/>
                   <wp:cNvGraphicFramePr>
-                    <a:graphicFrameLocks xmlns:a="http://schemas.openxmlformats.org/drawingml/2006/main" noChangeAspect="1"/>
+                    <a:graphicFrameLocks noChangeAspect="1"/>
                   </wp:cNvGraphicFramePr>
-                  <a:graphic xmlns:a="http://schemas.openxmlformats.org/drawingml/2006/main">
+                  <a:graphic>
                     <a:graphicData uri="http://schemas.openxmlformats.org/drawingml/2006/picture">
-                      <pic:pic xmlns:pic="http://schemas.openxmlformats.org/drawingml/2006/picture">
+                      <pic:pic>
                         <pic:nvPicPr>
-                          <pic:cNvPr id="211" name="Picture 211" descr="image"/>
+                          <pic:cNvPr id="275" name="Picture 275" descr="image"/>
                           <pic:cNvPicPr>
                             <a:picLocks noChangeAspect="1"/>
                           </pic:cNvPicPr>
                         </pic:nvPicPr>
                         <pic:blipFill>
-                          <a:blip r:embed="rId6|rId141"/>
+                          <a:blip r:embed="rId6"/>
                           <a:stretch>
                             <a:fillRect/>
                           </a:stretch>
@@ -10442,7 +10948,44 @@
                         <pic:spPr>
                           <a:xfrm>
                             <a:off x="0" y="0"/>
-                            <a:ext cx="2571750" cy="2857500"/>
+                            <a:ext cx="209550" cy="171450"/>
+                          </a:xfrm>
+                          <a:prstGeom prst="rect">
+                            <a:avLst/>
+                          </a:prstGeom>
+                        </pic:spPr>
+                      </pic:pic>
+                    </a:graphicData>
+                  </a:graphic>
+                </wp:inline>
+              </w:drawing>
+              <w:drawing>
+                <wp:inline distT="0" distB="0" distL="0" distR="0">
+                  <wp:extent cx="1171575" cy="1209675"/>
+                  <wp:effectExtent l="0" t="0" r="0" b="0"/>
+                  <wp:docPr id="276" name="Picture 276" descr="image"/>
+                  <wp:cNvGraphicFramePr>
+                    <a:graphicFrameLocks noChangeAspect="1"/>
+                  </wp:cNvGraphicFramePr>
+                  <a:graphic>
+                    <a:graphicData uri="http://schemas.openxmlformats.org/drawingml/2006/picture">
+                      <pic:pic>
+                        <pic:nvPicPr>
+                          <pic:cNvPr id="276" name="Picture 276" descr="image"/>
+                          <pic:cNvPicPr>
+                            <a:picLocks noChangeAspect="1"/>
+                          </pic:cNvPicPr>
+                        </pic:nvPicPr>
+                        <pic:blipFill>
+                          <a:blip r:embed="rId141"/>
+                          <a:stretch>
+                            <a:fillRect/>
+                          </a:stretch>
+                        </pic:blipFill>
+                        <pic:spPr>
+                          <a:xfrm>
+                            <a:off x="0" y="0"/>
+                            <a:ext cx="1171575" cy="1209675"/>
                           </a:xfrm>
                           <a:prstGeom prst="rect">
                             <a:avLst/>
@@ -10506,23 +11049,23 @@
               </w:rPr>
               <w:drawing>
                 <wp:inline distT="0" distB="0" distL="0" distR="0">
-                  <wp:extent cx="2571750" cy="2857500"/>
+                  <wp:extent cx="209550" cy="171450"/>
                   <wp:effectExtent l="0" t="0" r="0" b="0"/>
-                  <wp:docPr id="212" name="Picture 212" descr="image"/>
+                  <wp:docPr id="277" name="Picture 277" descr="image"/>
                   <wp:cNvGraphicFramePr>
-                    <a:graphicFrameLocks xmlns:a="http://schemas.openxmlformats.org/drawingml/2006/main" noChangeAspect="1"/>
+                    <a:graphicFrameLocks noChangeAspect="1"/>
                   </wp:cNvGraphicFramePr>
-                  <a:graphic xmlns:a="http://schemas.openxmlformats.org/drawingml/2006/main">
+                  <a:graphic>
                     <a:graphicData uri="http://schemas.openxmlformats.org/drawingml/2006/picture">
-                      <pic:pic xmlns:pic="http://schemas.openxmlformats.org/drawingml/2006/picture">
+                      <pic:pic>
                         <pic:nvPicPr>
-                          <pic:cNvPr id="212" name="Picture 212" descr="image"/>
+                          <pic:cNvPr id="277" name="Picture 277" descr="image"/>
                           <pic:cNvPicPr>
                             <a:picLocks noChangeAspect="1"/>
                           </pic:cNvPicPr>
                         </pic:nvPicPr>
                         <pic:blipFill>
-                          <a:blip r:embed="rId6|rId143"/>
+                          <a:blip r:embed="rId6"/>
                           <a:stretch>
                             <a:fillRect/>
                           </a:stretch>
@@ -10530,7 +11073,44 @@
                         <pic:spPr>
                           <a:xfrm>
                             <a:off x="0" y="0"/>
-                            <a:ext cx="2571750" cy="2857500"/>
+                            <a:ext cx="209550" cy="171450"/>
+                          </a:xfrm>
+                          <a:prstGeom prst="rect">
+                            <a:avLst/>
+                          </a:prstGeom>
+                        </pic:spPr>
+                      </pic:pic>
+                    </a:graphicData>
+                  </a:graphic>
+                </wp:inline>
+              </w:drawing>
+              <w:drawing>
+                <wp:inline distT="0" distB="0" distL="0" distR="0">
+                  <wp:extent cx="1133475" cy="1181100"/>
+                  <wp:effectExtent l="0" t="0" r="0" b="0"/>
+                  <wp:docPr id="278" name="Picture 278" descr="image"/>
+                  <wp:cNvGraphicFramePr>
+                    <a:graphicFrameLocks noChangeAspect="1"/>
+                  </wp:cNvGraphicFramePr>
+                  <a:graphic>
+                    <a:graphicData uri="http://schemas.openxmlformats.org/drawingml/2006/picture">
+                      <pic:pic>
+                        <pic:nvPicPr>
+                          <pic:cNvPr id="278" name="Picture 278" descr="image"/>
+                          <pic:cNvPicPr>
+                            <a:picLocks noChangeAspect="1"/>
+                          </pic:cNvPicPr>
+                        </pic:nvPicPr>
+                        <pic:blipFill>
+                          <a:blip r:embed="rId143"/>
+                          <a:stretch>
+                            <a:fillRect/>
+                          </a:stretch>
+                        </pic:blipFill>
+                        <pic:spPr>
+                          <a:xfrm>
+                            <a:off x="0" y="0"/>
+                            <a:ext cx="1133475" cy="1181100"/>
                           </a:xfrm>
                           <a:prstGeom prst="rect">
                             <a:avLst/>
@@ -11325,23 +11905,23 @@
         </w:rPr>
         <w:drawing>
           <wp:inline distT="0" distB="0" distL="0" distR="0">
-            <wp:extent cx="3132000" cy="2857500"/>
+            <wp:extent cx="2857500" cy="3171825"/>
             <wp:effectExtent l="0" t="0" r="0" b="0"/>
-            <wp:docPr id="216" name="Picture 216" descr="image"/>
+            <wp:docPr id="279" name="Picture 279" descr="image"/>
             <wp:cNvGraphicFramePr>
-              <a:graphicFrameLocks xmlns:a="http://schemas.openxmlformats.org/drawingml/2006/main" noChangeAspect="1"/>
+              <a:graphicFrameLocks noChangeAspect="1"/>
             </wp:cNvGraphicFramePr>
-            <a:graphic xmlns:a="http://schemas.openxmlformats.org/drawingml/2006/main">
+            <a:graphic>
               <a:graphicData uri="http://schemas.openxmlformats.org/drawingml/2006/picture">
-                <pic:pic xmlns:pic="http://schemas.openxmlformats.org/drawingml/2006/picture">
+                <pic:pic>
                   <pic:nvPicPr>
-                    <pic:cNvPr id="216" name="Picture 216" descr="image"/>
+                    <pic:cNvPr id="279" name="Picture 279" descr="image"/>
                     <pic:cNvPicPr>
                       <a:picLocks noChangeAspect="1"/>
                     </pic:cNvPicPr>
                   </pic:nvPicPr>
                   <pic:blipFill>
-                    <a:blip r:embed="rId167|rId168"/>
+                    <a:blip r:embed="rId167"/>
                     <a:stretch>
                       <a:fillRect/>
                     </a:stretch>
@@ -11349,7 +11929,44 @@
                   <pic:spPr>
                     <a:xfrm>
                       <a:off x="0" y="0"/>
-                      <a:ext cx="3132000" cy="2857500"/>
+                      <a:ext cx="2857500" cy="3171825"/>
+                    </a:xfrm>
+                    <a:prstGeom prst="rect">
+                      <a:avLst/>
+                    </a:prstGeom>
+                  </pic:spPr>
+                </pic:pic>
+              </a:graphicData>
+            </a:graphic>
+          </wp:inline>
+        </w:drawing>
+        <w:drawing>
+          <wp:inline distT="0" distB="0" distL="0" distR="0">
+            <wp:extent cx="2857500" cy="2143125"/>
+            <wp:effectExtent l="0" t="0" r="0" b="0"/>
+            <wp:docPr id="280" name="Picture 280" descr="image"/>
+            <wp:cNvGraphicFramePr>
+              <a:graphicFrameLocks noChangeAspect="1"/>
+            </wp:cNvGraphicFramePr>
+            <a:graphic>
+              <a:graphicData uri="http://schemas.openxmlformats.org/drawingml/2006/picture">
+                <pic:pic>
+                  <pic:nvPicPr>
+                    <pic:cNvPr id="280" name="Picture 280" descr="image"/>
+                    <pic:cNvPicPr>
+                      <a:picLocks noChangeAspect="1"/>
+                    </pic:cNvPicPr>
+                  </pic:nvPicPr>
+                  <pic:blipFill>
+                    <a:blip r:embed="rId168"/>
+                    <a:stretch>
+                      <a:fillRect/>
+                    </a:stretch>
+                  </pic:blipFill>
+                  <pic:spPr>
+                    <a:xfrm>
+                      <a:off x="0" y="0"/>
+                      <a:ext cx="2857500" cy="2143125"/>
                     </a:xfrm>
                     <a:prstGeom prst="rect">
                       <a:avLst/>
@@ -11611,23 +12228,23 @@
         </w:rPr>
         <w:drawing>
           <wp:inline distT="0" distB="0" distL="0" distR="0">
-            <wp:extent cx="3132000" cy="2286000"/>
+            <wp:extent cx="2857500" cy="2124075"/>
             <wp:effectExtent l="0" t="0" r="0" b="0"/>
-            <wp:docPr id="218" name="Picture 218" descr="image"/>
+            <wp:docPr id="281" name="Picture 281" descr="image"/>
             <wp:cNvGraphicFramePr>
-              <a:graphicFrameLocks xmlns:a="http://schemas.openxmlformats.org/drawingml/2006/main" noChangeAspect="1"/>
+              <a:graphicFrameLocks noChangeAspect="1"/>
             </wp:cNvGraphicFramePr>
-            <a:graphic xmlns:a="http://schemas.openxmlformats.org/drawingml/2006/main">
+            <a:graphic>
               <a:graphicData uri="http://schemas.openxmlformats.org/drawingml/2006/picture">
-                <pic:pic xmlns:pic="http://schemas.openxmlformats.org/drawingml/2006/picture">
+                <pic:pic>
                   <pic:nvPicPr>
-                    <pic:cNvPr id="218" name="Picture 218" descr="image"/>
+                    <pic:cNvPr id="281" name="Picture 281" descr="image"/>
                     <pic:cNvPicPr>
                       <a:picLocks noChangeAspect="1"/>
                     </pic:cNvPicPr>
                   </pic:nvPicPr>
                   <pic:blipFill>
-                    <a:blip r:embed="rId170|rId171"/>
+                    <a:blip r:embed="rId170"/>
                     <a:stretch>
                       <a:fillRect/>
                     </a:stretch>
@@ -11635,7 +12252,7 @@
                   <pic:spPr>
                     <a:xfrm>
                       <a:off x="0" y="0"/>
-                      <a:ext cx="3132000" cy="2286000"/>
+                      <a:ext cx="2857500" cy="2124075"/>
                     </a:xfrm>
                     <a:prstGeom prst="rect">
                       <a:avLst/>
@@ -11646,68 +12263,25 @@
             </a:graphic>
           </wp:inline>
         </w:drawing>
-      </w:r>
-    </w:p>
-    <w:p>
-      <w:pPr>
-        <w:keepNext/>
-        <w:spacing w:before="40" w:after="30" w:line="300" w:lineRule="auto"/>
-        <w:ind w:left="840" w:right="0" w:firstLine="0"/>
-        <w:jc w:val="left"/>
-        <w:rPr>
-          <w:rFonts w:ascii="Times New Roman" w:hAnsi="Times New Roman" w:eastAsia="宋体" w:cs="Times New Roman"/>
-          <w:kern w:val="0"/>
-          <w:sz w:val="21"/>
-          <w:szCs w:val="21"/>
-        </w:rPr>
-      </w:pPr>
-      <w:r>
-        <w:rPr>
-          <w:rFonts w:ascii="Times New Roman" w:hAnsi="Times New Roman" w:eastAsia="宋体" w:cs="Times New Roman"/>
-          <w:kern w:val="0"/>
-          <w:sz w:val="21"/>
-          <w:szCs w:val="21"/>
-        </w:rPr>
-        <w:t xml:space="preserve">(2)点击绿旗，两个背景来回切换多次</w:t>
-      </w:r>
-    </w:p>
-    <w:p>
-      <w:pPr>
-        <w:keepNext/>
-        <w:spacing w:before="40" w:after="40" w:line="240" w:lineRule="auto"/>
-        <w:ind w:left="0" w:right="0" w:firstLine="0"/>
-        <w:jc w:val="center"/>
-        <w:rPr>
-          <w:rFonts w:ascii="Times New Roman" w:hAnsi="Times New Roman" w:eastAsia="宋体" w:cs="Times New Roman"/>
-          <w:kern w:val="0"/>
-          <w:sz w:val="21"/>
-          <w:szCs w:val="21"/>
-        </w:rPr>
-      </w:pPr>
-      <w:r>
-        <w:rPr>
-          <w:rFonts w:ascii="Times New Roman" w:hAnsi="Times New Roman" w:eastAsia="宋体"/>
-          <w:sz w:val="21"/>
-        </w:rPr>
         <w:drawing>
           <wp:inline distT="0" distB="0" distL="0" distR="0">
-            <wp:extent cx="3132000" cy="2286000"/>
+            <wp:extent cx="2857500" cy="2133600"/>
             <wp:effectExtent l="0" t="0" r="0" b="0"/>
-            <wp:docPr id="219" name="Picture 219" descr="image"/>
+            <wp:docPr id="282" name="Picture 282" descr="image"/>
             <wp:cNvGraphicFramePr>
-              <a:graphicFrameLocks xmlns:a="http://schemas.openxmlformats.org/drawingml/2006/main" noChangeAspect="1"/>
+              <a:graphicFrameLocks noChangeAspect="1"/>
             </wp:cNvGraphicFramePr>
-            <a:graphic xmlns:a="http://schemas.openxmlformats.org/drawingml/2006/main">
+            <a:graphic>
               <a:graphicData uri="http://schemas.openxmlformats.org/drawingml/2006/picture">
-                <pic:pic xmlns:pic="http://schemas.openxmlformats.org/drawingml/2006/picture">
+                <pic:pic>
                   <pic:nvPicPr>
-                    <pic:cNvPr id="219" name="Picture 219" descr="image"/>
+                    <pic:cNvPr id="282" name="Picture 282" descr="image"/>
                     <pic:cNvPicPr>
                       <a:picLocks noChangeAspect="1"/>
                     </pic:cNvPicPr>
                   </pic:nvPicPr>
                   <pic:blipFill>
-                    <a:blip r:embed="rId172|rId173"/>
+                    <a:blip r:embed="rId171"/>
                     <a:stretch>
                       <a:fillRect/>
                     </a:stretch>
@@ -11715,7 +12289,124 @@
                   <pic:spPr>
                     <a:xfrm>
                       <a:off x="0" y="0"/>
-                      <a:ext cx="3132000" cy="2286000"/>
+                      <a:ext cx="2857500" cy="2133600"/>
+                    </a:xfrm>
+                    <a:prstGeom prst="rect">
+                      <a:avLst/>
+                    </a:prstGeom>
+                  </pic:spPr>
+                </pic:pic>
+              </a:graphicData>
+            </a:graphic>
+          </wp:inline>
+        </w:drawing>
+      </w:r>
+    </w:p>
+    <w:p>
+      <w:pPr>
+        <w:keepNext/>
+        <w:spacing w:before="40" w:after="30" w:line="300" w:lineRule="auto"/>
+        <w:ind w:left="840" w:right="0" w:firstLine="0"/>
+        <w:jc w:val="left"/>
+        <w:rPr>
+          <w:rFonts w:ascii="Times New Roman" w:hAnsi="Times New Roman" w:eastAsia="宋体" w:cs="Times New Roman"/>
+          <w:kern w:val="0"/>
+          <w:sz w:val="21"/>
+          <w:szCs w:val="21"/>
+        </w:rPr>
+      </w:pPr>
+      <w:r>
+        <w:rPr>
+          <w:rFonts w:ascii="Times New Roman" w:hAnsi="Times New Roman" w:eastAsia="宋体" w:cs="Times New Roman"/>
+          <w:kern w:val="0"/>
+          <w:sz w:val="21"/>
+          <w:szCs w:val="21"/>
+        </w:rPr>
+        <w:t xml:space="preserve">(2)点击绿旗，两个背景来回切换多次</w:t>
+      </w:r>
+    </w:p>
+    <w:p>
+      <w:pPr>
+        <w:keepNext/>
+        <w:spacing w:before="40" w:after="40" w:line="240" w:lineRule="auto"/>
+        <w:ind w:left="0" w:right="0" w:firstLine="0"/>
+        <w:jc w:val="center"/>
+        <w:rPr>
+          <w:rFonts w:ascii="Times New Roman" w:hAnsi="Times New Roman" w:eastAsia="宋体" w:cs="Times New Roman"/>
+          <w:kern w:val="0"/>
+          <w:sz w:val="21"/>
+          <w:szCs w:val="21"/>
+        </w:rPr>
+      </w:pPr>
+      <w:r>
+        <w:rPr>
+          <w:rFonts w:ascii="Times New Roman" w:hAnsi="Times New Roman" w:eastAsia="宋体"/>
+          <w:sz w:val="21"/>
+        </w:rPr>
+        <w:drawing>
+          <wp:inline distT="0" distB="0" distL="0" distR="0">
+            <wp:extent cx="2857500" cy="2124075"/>
+            <wp:effectExtent l="0" t="0" r="0" b="0"/>
+            <wp:docPr id="283" name="Picture 283" descr="image"/>
+            <wp:cNvGraphicFramePr>
+              <a:graphicFrameLocks noChangeAspect="1"/>
+            </wp:cNvGraphicFramePr>
+            <a:graphic>
+              <a:graphicData uri="http://schemas.openxmlformats.org/drawingml/2006/picture">
+                <pic:pic>
+                  <pic:nvPicPr>
+                    <pic:cNvPr id="283" name="Picture 283" descr="image"/>
+                    <pic:cNvPicPr>
+                      <a:picLocks noChangeAspect="1"/>
+                    </pic:cNvPicPr>
+                  </pic:nvPicPr>
+                  <pic:blipFill>
+                    <a:blip r:embed="rId172"/>
+                    <a:stretch>
+                      <a:fillRect/>
+                    </a:stretch>
+                  </pic:blipFill>
+                  <pic:spPr>
+                    <a:xfrm>
+                      <a:off x="0" y="0"/>
+                      <a:ext cx="2857500" cy="2124075"/>
+                    </a:xfrm>
+                    <a:prstGeom prst="rect">
+                      <a:avLst/>
+                    </a:prstGeom>
+                  </pic:spPr>
+                </pic:pic>
+              </a:graphicData>
+            </a:graphic>
+          </wp:inline>
+        </w:drawing>
+        <w:drawing>
+          <wp:inline distT="0" distB="0" distL="0" distR="0">
+            <wp:extent cx="2857500" cy="2133600"/>
+            <wp:effectExtent l="0" t="0" r="0" b="0"/>
+            <wp:docPr id="284" name="Picture 284" descr="image"/>
+            <wp:cNvGraphicFramePr>
+              <a:graphicFrameLocks noChangeAspect="1"/>
+            </wp:cNvGraphicFramePr>
+            <a:graphic>
+              <a:graphicData uri="http://schemas.openxmlformats.org/drawingml/2006/picture">
+                <pic:pic>
+                  <pic:nvPicPr>
+                    <pic:cNvPr id="284" name="Picture 284" descr="image"/>
+                    <pic:cNvPicPr>
+                      <a:picLocks noChangeAspect="1"/>
+                    </pic:cNvPicPr>
+                  </pic:nvPicPr>
+                  <pic:blipFill>
+                    <a:blip r:embed="rId173"/>
+                    <a:stretch>
+                      <a:fillRect/>
+                    </a:stretch>
+                  </pic:blipFill>
+                  <pic:spPr>
+                    <a:xfrm>
+                      <a:off x="0" y="0"/>
+                      <a:ext cx="2857500" cy="2133600"/>
                     </a:xfrm>
                     <a:prstGeom prst="rect">
                       <a:avLst/>
@@ -13148,68 +13839,7 @@
 </w:document>
 </file>
 
-<file path=word\fontTable.xml><?xml version="1.0" encoding="utf-8"?>
-<w:fonts xmlns:mc="http://schemas.openxmlformats.org/markup-compatibility/2006" xmlns:r="http://schemas.openxmlformats.org/officeDocument/2006/relationships" xmlns:w="http://schemas.openxmlformats.org/wordprocessingml/2006/main" xmlns:w14="http://schemas.microsoft.com/office/word/2010/wordml" mc:Ignorable="w14">
-  <w:font w:name="Times New Roman">
-    <w:panose1 w:val="02020603050405020304"/>
-    <w:charset w:val="00"/>
-    <w:family w:val="roman"/>
-    <w:pitch w:val="variable"/>
-    <w:sig w:usb0="20007A87" w:usb1="80000000" w:usb2="00000008" w:usb3="00000000" w:csb0="000001FF" w:csb1="00000000"/>
-  </w:font>
-  <w:font w:name="宋体">
-    <w:panose1 w:val="02010600030101010101"/>
-    <w:charset w:val="86"/>
-    <w:family w:val="auto"/>
-    <w:pitch w:val="default"/>
-    <w:sig w:usb0="00000003" w:usb1="288F0000" w:usb2="00000006" w:usb3="00000000" w:csb0="00040001" w:csb1="00000000"/>
-  </w:font>
-  <w:font w:name="Wingdings">
-    <w:panose1 w:val="05000000000000000000"/>
-    <w:charset w:val="02"/>
-    <w:family w:val="auto"/>
-    <w:pitch w:val="default"/>
-    <w:sig w:usb0="00000000" w:usb1="00000000" w:usb2="00000000" w:usb3="00000000" w:csb0="80000000" w:csb1="00000000"/>
-  </w:font>
-  <w:font w:name="Arial">
-    <w:panose1 w:val="020B0604020202020204"/>
-    <w:charset w:val="01"/>
-    <w:family w:val="swiss"/>
-    <w:pitch w:val="default"/>
-    <w:sig w:usb0="E0002AFF" w:usb1="C0007843" w:usb2="00000009" w:usb3="00000000" w:csb0="400001FF" w:csb1="FFFF0000"/>
-  </w:font>
-  <w:font w:name="黑体">
-    <w:panose1 w:val="02010609060101010101"/>
-    <w:charset w:val="86"/>
-    <w:family w:val="auto"/>
-    <w:pitch w:val="default"/>
-    <w:sig w:usb0="800002BF" w:usb1="38CF7CFA" w:usb2="00000016" w:usb3="00000000" w:csb0="00040001" w:csb1="00000000"/>
-  </w:font>
-  <w:font w:name="Courier New">
-    <w:panose1 w:val="02070309020205020404"/>
-    <w:charset w:val="01"/>
-    <w:family w:val="modern"/>
-    <w:pitch w:val="default"/>
-    <w:sig w:usb0="E0002AFF" w:usb1="C0007843" w:usb2="00000009" w:usb3="00000000" w:csb0="400001FF" w:csb1="FFFF0000"/>
-  </w:font>
-  <w:font w:name="Symbol">
-    <w:panose1 w:val="05050102010706020507"/>
-    <w:charset w:val="02"/>
-    <w:family w:val="roman"/>
-    <w:pitch w:val="default"/>
-    <w:sig w:usb0="00000000" w:usb1="00000000" w:usb2="00000000" w:usb3="00000000" w:csb0="80000000" w:csb1="00000000"/>
-  </w:font>
-  <w:font w:name="Calibri">
-    <w:panose1 w:val="020F0502020204030204"/>
-    <w:charset w:val="00"/>
-    <w:family w:val="swiss"/>
-    <w:pitch w:val="default"/>
-    <w:sig w:usb0="E10002FF" w:usb1="4000ACFF" w:usb2="00000009" w:usb3="00000000" w:csb0="2000019F" w:csb1="00000000"/>
-  </w:font>
-</w:fonts>
-</file>
-
-<file path=word\footer1.xml><?xml version="1.0" encoding="utf-8"?>
+<file path=word/footer1.xml><?xml version="1.0" encoding="utf-8"?>
 <w:ftr xmlns:w="http://schemas.openxmlformats.org/wordprocessingml/2006/main">
   <w:p>
     <w:pPr>
@@ -13289,61 +13919,7 @@
 </w:ftr>
 </file>
 
-<file path=word\settings.xml><?xml version="1.0" encoding="utf-8"?>
-<w:settings xmlns:mc="http://schemas.openxmlformats.org/markup-compatibility/2006" xmlns:o="urn:schemas-microsoft-com:office:office" xmlns:r="http://schemas.openxmlformats.org/officeDocument/2006/relationships" xmlns:m="http://schemas.openxmlformats.org/officeDocument/2006/math" xmlns:v="urn:schemas-microsoft-com:vml" xmlns:w10="urn:schemas-microsoft-com:office:word" xmlns:w="http://schemas.openxmlformats.org/wordprocessingml/2006/main" xmlns:w14="http://schemas.microsoft.com/office/word/2010/wordml" xmlns:sl="http://schemas.openxmlformats.org/schemaLibrary/2006/main" mc:Ignorable="w14">
-  <w:zoom w:percent="80"/>
-  <w:embedSystemFonts/>
-  <w:bordersDoNotSurroundHeader w:val="0"/>
-  <w:bordersDoNotSurroundFooter w:val="0"/>
-  <w:documentProtection w:enforcement="0"/>
-  <w:defaultTabStop w:val="420"/>
-  <w:drawingGridVerticalSpacing w:val="156"/>
-  <w:displayHorizontalDrawingGridEvery w:val="1"/>
-  <w:displayVerticalDrawingGridEvery w:val="1"/>
-  <w:noPunctuationKerning w:val="1"/>
-  <w:characterSpacingControl w:val="compressPunctuation"/>
-  <w:compat>
-    <w:spaceForUL/>
-    <w:balanceSingleByteDoubleByteWidth/>
-    <w:doNotLeaveBackslashAlone/>
-    <w:ulTrailSpace/>
-    <w:doNotExpandShiftReturn/>
-    <w:adjustLineHeightInTable/>
-    <w:doNotWrapTextWithPunct/>
-    <w:doNotUseEastAsianBreakRules/>
-    <w:useFELayout/>
-    <w:doNotUseIndentAsNumberingTabStop/>
-    <w:useAltKinsokuLineBreakRules/>
-    <w:compatSetting w:name="compatibilityMode" w:uri="http://schemas.microsoft.com/office/word" w:val="14"/>
-    <w:compatSetting w:name="overrideTableStyleFontSizeAndJustification" w:uri="http://schemas.microsoft.com/office/word" w:val="1"/>
-    <w:compatSetting w:name="enableOpenTypeFeatures" w:uri="http://schemas.microsoft.com/office/word" w:val="1"/>
-    <w:compatSetting w:name="doNotFlipMirrorIndents" w:uri="http://schemas.microsoft.com/office/word" w:val="1"/>
-  </w:compat>
-  <w:rsids>
-    <w:rsidRoot w:val="00000000"/>
-    <w:rsid w:val="17676403"/>
-    <w:rsid w:val="30E514EE"/>
-  </w:rsids>
-  <m:mathPr>
-    <m:mathFont m:val="Cambria Math"/>
-    <m:brkBin m:val="before"/>
-    <m:brkBinSub m:val="--"/>
-    <m:smallFrac m:val="0"/>
-    <m:dispDef/>
-    <m:lMargin m:val="0"/>
-    <m:rMargin m:val="0"/>
-    <m:defJc m:val="centerGroup"/>
-    <m:wrapIndent m:val="1440"/>
-    <m:intLim m:val="subSup"/>
-    <m:naryLim m:val="undOvr"/>
-  </m:mathPr>
-  <w:themeFontLang w:val="en-US" w:eastAsia="zh-CN"/>
-  <w:clrSchemeMapping w:bg1="light1" w:t1="dark1" w:bg2="light2" w:t2="dark2" w:accent1="accent1" w:accent2="accent2" w:accent3="accent3" w:accent4="accent4" w:accent5="accent5" w:accent6="accent6" w:hyperlink="hyperlink" w:followedHyperlink="followedHyperlink"/>
-  <w:doNotIncludeSubdocsInStats/>
-</w:settings>
-</file>
-
-<file path=word\styles.xml><?xml version="1.0" encoding="utf-8"?>
+<file path=word/styles.xml><?xml version="1.0" encoding="utf-8"?>
 <w:styles xmlns:mc="http://schemas.openxmlformats.org/markup-compatibility/2006" xmlns:o="urn:schemas-microsoft-com:office:office" xmlns:r="http://schemas.openxmlformats.org/officeDocument/2006/relationships" xmlns:m="http://schemas.openxmlformats.org/officeDocument/2006/math" xmlns:v="urn:schemas-microsoft-com:vml" xmlns:w="http://schemas.openxmlformats.org/wordprocessingml/2006/main" xmlns:w14="http://schemas.microsoft.com/office/word/2010/wordml" xmlns:w10="urn:schemas-microsoft-com:office:word" xmlns:sl="http://schemas.openxmlformats.org/schemaLibrary/2006/main" mc:Ignorable="w14">
   <w:docDefaults>
     <w:rPrDefault>
@@ -13665,7 +14241,487 @@
 </w:styles>
 </file>
 
-<file path=word\theme\theme1.xml><?xml version="1.0" encoding="utf-8"?>
+<file path=word/activeX/activeX1.xml><?xml version="1.0" encoding="utf-8"?>
+<ax:ocx xmlns:ax="http://schemas.microsoft.com/office/2006/activeX" xmlns:r="http://schemas.openxmlformats.org/officeDocument/2006/relationships" ax:classid="{5512D118-5CC6-11CF-8D67-00AA00BDCE1D}" r:id="rId1" ax:persistence="persistStorage"/>
+</file>
+
+<file path=word/activeX/activeX10.xml><?xml version="1.0" encoding="utf-8"?>
+<ax:ocx xmlns:ax="http://schemas.microsoft.com/office/2006/activeX" xmlns:r="http://schemas.openxmlformats.org/officeDocument/2006/relationships" ax:classid="{5512D118-5CC6-11CF-8D67-00AA00BDCE1D}" r:id="rId1" ax:persistence="persistStorage"/>
+</file>
+
+<file path=word/activeX/activeX100.xml><?xml version="1.0" encoding="utf-8"?>
+<ax:ocx xmlns:ax="http://schemas.microsoft.com/office/2006/activeX" xmlns:r="http://schemas.openxmlformats.org/officeDocument/2006/relationships" ax:classid="{5512D118-5CC6-11CF-8D67-00AA00BDCE1D}" r:id="rId1" ax:persistence="persistStorage"/>
+</file>
+
+<file path=word/activeX/activeX101.xml><?xml version="1.0" encoding="utf-8"?>
+<ax:ocx xmlns:ax="http://schemas.microsoft.com/office/2006/activeX" xmlns:r="http://schemas.openxmlformats.org/officeDocument/2006/relationships" ax:classid="{5512D118-5CC6-11CF-8D67-00AA00BDCE1D}" r:id="rId1" ax:persistence="persistStorage"/>
+</file>
+
+<file path=word/activeX/activeX102.xml><?xml version="1.0" encoding="utf-8"?>
+<ax:ocx xmlns:ax="http://schemas.microsoft.com/office/2006/activeX" xmlns:r="http://schemas.openxmlformats.org/officeDocument/2006/relationships" ax:classid="{5512D118-5CC6-11CF-8D67-00AA00BDCE1D}" r:id="rId1" ax:persistence="persistStorage"/>
+</file>
+
+<file path=word/activeX/activeX103.xml><?xml version="1.0" encoding="utf-8"?>
+<ax:ocx xmlns:ax="http://schemas.microsoft.com/office/2006/activeX" xmlns:r="http://schemas.openxmlformats.org/officeDocument/2006/relationships" ax:classid="{5512D118-5CC6-11CF-8D67-00AA00BDCE1D}" r:id="rId1" ax:persistence="persistStorage"/>
+</file>
+
+<file path=word/activeX/activeX104.xml><?xml version="1.0" encoding="utf-8"?>
+<ax:ocx xmlns:ax="http://schemas.microsoft.com/office/2006/activeX" xmlns:r="http://schemas.openxmlformats.org/officeDocument/2006/relationships" ax:classid="{5512D118-5CC6-11CF-8D67-00AA00BDCE1D}" r:id="rId1" ax:persistence="persistStorage"/>
+</file>
+
+<file path=word/activeX/activeX105.xml><?xml version="1.0" encoding="utf-8"?>
+<ax:ocx xmlns:ax="http://schemas.microsoft.com/office/2006/activeX" xmlns:r="http://schemas.openxmlformats.org/officeDocument/2006/relationships" ax:classid="{5512D118-5CC6-11CF-8D67-00AA00BDCE1D}" r:id="rId1" ax:persistence="persistStorage"/>
+</file>
+
+<file path=word/activeX/activeX106.xml><?xml version="1.0" encoding="utf-8"?>
+<ax:ocx xmlns:ax="http://schemas.microsoft.com/office/2006/activeX" xmlns:r="http://schemas.openxmlformats.org/officeDocument/2006/relationships" ax:classid="{5512D118-5CC6-11CF-8D67-00AA00BDCE1D}" r:id="rId1" ax:persistence="persistStorage"/>
+</file>
+
+<file path=word/activeX/activeX107.xml><?xml version="1.0" encoding="utf-8"?>
+<ax:ocx xmlns:ax="http://schemas.microsoft.com/office/2006/activeX" xmlns:r="http://schemas.openxmlformats.org/officeDocument/2006/relationships" ax:classid="{5512D118-5CC6-11CF-8D67-00AA00BDCE1D}" r:id="rId1" ax:persistence="persistStorage"/>
+</file>
+
+<file path=word/activeX/activeX108.xml><?xml version="1.0" encoding="utf-8"?>
+<ax:ocx xmlns:ax="http://schemas.microsoft.com/office/2006/activeX" xmlns:r="http://schemas.openxmlformats.org/officeDocument/2006/relationships" ax:classid="{5512D118-5CC6-11CF-8D67-00AA00BDCE1D}" r:id="rId1" ax:persistence="persistStorage"/>
+</file>
+
+<file path=word/activeX/activeX109.xml><?xml version="1.0" encoding="utf-8"?>
+<ax:ocx xmlns:ax="http://schemas.microsoft.com/office/2006/activeX" xmlns:r="http://schemas.openxmlformats.org/officeDocument/2006/relationships" ax:classid="{5512D118-5CC6-11CF-8D67-00AA00BDCE1D}" r:id="rId1" ax:persistence="persistStorage"/>
+</file>
+
+<file path=word/activeX/activeX11.xml><?xml version="1.0" encoding="utf-8"?>
+<ax:ocx xmlns:ax="http://schemas.microsoft.com/office/2006/activeX" xmlns:r="http://schemas.openxmlformats.org/officeDocument/2006/relationships" ax:classid="{5512D118-5CC6-11CF-8D67-00AA00BDCE1D}" r:id="rId1" ax:persistence="persistStorage"/>
+</file>
+
+<file path=word/activeX/activeX110.xml><?xml version="1.0" encoding="utf-8"?>
+<ax:ocx xmlns:ax="http://schemas.microsoft.com/office/2006/activeX" xmlns:r="http://schemas.openxmlformats.org/officeDocument/2006/relationships" ax:classid="{5512D118-5CC6-11CF-8D67-00AA00BDCE1D}" r:id="rId1" ax:persistence="persistStorage"/>
+</file>
+
+<file path=word/activeX/activeX111.xml><?xml version="1.0" encoding="utf-8"?>
+<ax:ocx xmlns:ax="http://schemas.microsoft.com/office/2006/activeX" xmlns:r="http://schemas.openxmlformats.org/officeDocument/2006/relationships" ax:classid="{5512D118-5CC6-11CF-8D67-00AA00BDCE1D}" r:id="rId1" ax:persistence="persistStorage"/>
+</file>
+
+<file path=word/activeX/activeX112.xml><?xml version="1.0" encoding="utf-8"?>
+<ax:ocx xmlns:ax="http://schemas.microsoft.com/office/2006/activeX" xmlns:r="http://schemas.openxmlformats.org/officeDocument/2006/relationships" ax:classid="{5512D118-5CC6-11CF-8D67-00AA00BDCE1D}" r:id="rId1" ax:persistence="persistStorage"/>
+</file>
+
+<file path=word/activeX/activeX113.xml><?xml version="1.0" encoding="utf-8"?>
+<ax:ocx xmlns:ax="http://schemas.microsoft.com/office/2006/activeX" xmlns:r="http://schemas.openxmlformats.org/officeDocument/2006/relationships" ax:classid="{5512D118-5CC6-11CF-8D67-00AA00BDCE1D}" r:id="rId1" ax:persistence="persistStorage"/>
+</file>
+
+<file path=word/activeX/activeX114.xml><?xml version="1.0" encoding="utf-8"?>
+<ax:ocx xmlns:ax="http://schemas.microsoft.com/office/2006/activeX" xmlns:r="http://schemas.openxmlformats.org/officeDocument/2006/relationships" ax:classid="{5512D118-5CC6-11CF-8D67-00AA00BDCE1D}" r:id="rId1" ax:persistence="persistStorage"/>
+</file>
+
+<file path=word/activeX/activeX115.xml><?xml version="1.0" encoding="utf-8"?>
+<ax:ocx xmlns:ax="http://schemas.microsoft.com/office/2006/activeX" xmlns:r="http://schemas.openxmlformats.org/officeDocument/2006/relationships" ax:classid="{5512D118-5CC6-11CF-8D67-00AA00BDCE1D}" r:id="rId1" ax:persistence="persistStorage"/>
+</file>
+
+<file path=word/activeX/activeX116.xml><?xml version="1.0" encoding="utf-8"?>
+<ax:ocx xmlns:ax="http://schemas.microsoft.com/office/2006/activeX" xmlns:r="http://schemas.openxmlformats.org/officeDocument/2006/relationships" ax:classid="{5512D118-5CC6-11CF-8D67-00AA00BDCE1D}" r:id="rId1" ax:persistence="persistStorage"/>
+</file>
+
+<file path=word/activeX/activeX117.xml><?xml version="1.0" encoding="utf-8"?>
+<ax:ocx xmlns:ax="http://schemas.microsoft.com/office/2006/activeX" xmlns:r="http://schemas.openxmlformats.org/officeDocument/2006/relationships" ax:classid="{5512D118-5CC6-11CF-8D67-00AA00BDCE1D}" r:id="rId1" ax:persistence="persistStorage"/>
+</file>
+
+<file path=word/activeX/activeX118.xml><?xml version="1.0" encoding="utf-8"?>
+<ax:ocx xmlns:ax="http://schemas.microsoft.com/office/2006/activeX" xmlns:r="http://schemas.openxmlformats.org/officeDocument/2006/relationships" ax:classid="{5512D118-5CC6-11CF-8D67-00AA00BDCE1D}" r:id="rId1" ax:persistence="persistStorage"/>
+</file>
+
+<file path=word/activeX/activeX119.xml><?xml version="1.0" encoding="utf-8"?>
+<ax:ocx xmlns:ax="http://schemas.microsoft.com/office/2006/activeX" xmlns:r="http://schemas.openxmlformats.org/officeDocument/2006/relationships" ax:classid="{5512D118-5CC6-11CF-8D67-00AA00BDCE1D}" r:id="rId1" ax:persistence="persistStorage"/>
+</file>
+
+<file path=word/activeX/activeX12.xml><?xml version="1.0" encoding="utf-8"?>
+<ax:ocx xmlns:ax="http://schemas.microsoft.com/office/2006/activeX" xmlns:r="http://schemas.openxmlformats.org/officeDocument/2006/relationships" ax:classid="{5512D118-5CC6-11CF-8D67-00AA00BDCE1D}" r:id="rId1" ax:persistence="persistStorage"/>
+</file>
+
+<file path=word/activeX/activeX120.xml><?xml version="1.0" encoding="utf-8"?>
+<ax:ocx xmlns:ax="http://schemas.microsoft.com/office/2006/activeX" xmlns:r="http://schemas.openxmlformats.org/officeDocument/2006/relationships" ax:classid="{5512D118-5CC6-11CF-8D67-00AA00BDCE1D}" r:id="rId1" ax:persistence="persistStorage"/>
+</file>
+
+<file path=word/activeX/activeX13.xml><?xml version="1.0" encoding="utf-8"?>
+<ax:ocx xmlns:ax="http://schemas.microsoft.com/office/2006/activeX" xmlns:r="http://schemas.openxmlformats.org/officeDocument/2006/relationships" ax:classid="{5512D118-5CC6-11CF-8D67-00AA00BDCE1D}" r:id="rId1" ax:persistence="persistStorage"/>
+</file>
+
+<file path=word/activeX/activeX14.xml><?xml version="1.0" encoding="utf-8"?>
+<ax:ocx xmlns:ax="http://schemas.microsoft.com/office/2006/activeX" xmlns:r="http://schemas.openxmlformats.org/officeDocument/2006/relationships" ax:classid="{5512D118-5CC6-11CF-8D67-00AA00BDCE1D}" r:id="rId1" ax:persistence="persistStorage"/>
+</file>
+
+<file path=word/activeX/activeX15.xml><?xml version="1.0" encoding="utf-8"?>
+<ax:ocx xmlns:ax="http://schemas.microsoft.com/office/2006/activeX" xmlns:r="http://schemas.openxmlformats.org/officeDocument/2006/relationships" ax:classid="{5512D118-5CC6-11CF-8D67-00AA00BDCE1D}" r:id="rId1" ax:persistence="persistStorage"/>
+</file>
+
+<file path=word/activeX/activeX16.xml><?xml version="1.0" encoding="utf-8"?>
+<ax:ocx xmlns:ax="http://schemas.microsoft.com/office/2006/activeX" xmlns:r="http://schemas.openxmlformats.org/officeDocument/2006/relationships" ax:classid="{5512D118-5CC6-11CF-8D67-00AA00BDCE1D}" r:id="rId1" ax:persistence="persistStorage"/>
+</file>
+
+<file path=word/activeX/activeX17.xml><?xml version="1.0" encoding="utf-8"?>
+<ax:ocx xmlns:ax="http://schemas.microsoft.com/office/2006/activeX" xmlns:r="http://schemas.openxmlformats.org/officeDocument/2006/relationships" ax:classid="{5512D118-5CC6-11CF-8D67-00AA00BDCE1D}" r:id="rId1" ax:persistence="persistStorage"/>
+</file>
+
+<file path=word/activeX/activeX18.xml><?xml version="1.0" encoding="utf-8"?>
+<ax:ocx xmlns:ax="http://schemas.microsoft.com/office/2006/activeX" xmlns:r="http://schemas.openxmlformats.org/officeDocument/2006/relationships" ax:classid="{5512D118-5CC6-11CF-8D67-00AA00BDCE1D}" r:id="rId1" ax:persistence="persistStorage"/>
+</file>
+
+<file path=word/activeX/activeX19.xml><?xml version="1.0" encoding="utf-8"?>
+<ax:ocx xmlns:ax="http://schemas.microsoft.com/office/2006/activeX" xmlns:r="http://schemas.openxmlformats.org/officeDocument/2006/relationships" ax:classid="{5512D118-5CC6-11CF-8D67-00AA00BDCE1D}" r:id="rId1" ax:persistence="persistStorage"/>
+</file>
+
+<file path=word/activeX/activeX2.xml><?xml version="1.0" encoding="utf-8"?>
+<ax:ocx xmlns:ax="http://schemas.microsoft.com/office/2006/activeX" xmlns:r="http://schemas.openxmlformats.org/officeDocument/2006/relationships" ax:classid="{5512D118-5CC6-11CF-8D67-00AA00BDCE1D}" r:id="rId1" ax:persistence="persistStorage"/>
+</file>
+
+<file path=word/activeX/activeX20.xml><?xml version="1.0" encoding="utf-8"?>
+<ax:ocx xmlns:ax="http://schemas.microsoft.com/office/2006/activeX" xmlns:r="http://schemas.openxmlformats.org/officeDocument/2006/relationships" ax:classid="{5512D118-5CC6-11CF-8D67-00AA00BDCE1D}" r:id="rId1" ax:persistence="persistStorage"/>
+</file>
+
+<file path=word/activeX/activeX21.xml><?xml version="1.0" encoding="utf-8"?>
+<ax:ocx xmlns:ax="http://schemas.microsoft.com/office/2006/activeX" xmlns:r="http://schemas.openxmlformats.org/officeDocument/2006/relationships" ax:classid="{5512D118-5CC6-11CF-8D67-00AA00BDCE1D}" r:id="rId1" ax:persistence="persistStorage"/>
+</file>
+
+<file path=word/activeX/activeX22.xml><?xml version="1.0" encoding="utf-8"?>
+<ax:ocx xmlns:ax="http://schemas.microsoft.com/office/2006/activeX" xmlns:r="http://schemas.openxmlformats.org/officeDocument/2006/relationships" ax:classid="{5512D118-5CC6-11CF-8D67-00AA00BDCE1D}" r:id="rId1" ax:persistence="persistStorage"/>
+</file>
+
+<file path=word/activeX/activeX23.xml><?xml version="1.0" encoding="utf-8"?>
+<ax:ocx xmlns:ax="http://schemas.microsoft.com/office/2006/activeX" xmlns:r="http://schemas.openxmlformats.org/officeDocument/2006/relationships" ax:classid="{5512D118-5CC6-11CF-8D67-00AA00BDCE1D}" r:id="rId1" ax:persistence="persistStorage"/>
+</file>
+
+<file path=word/activeX/activeX24.xml><?xml version="1.0" encoding="utf-8"?>
+<ax:ocx xmlns:ax="http://schemas.microsoft.com/office/2006/activeX" xmlns:r="http://schemas.openxmlformats.org/officeDocument/2006/relationships" ax:classid="{5512D118-5CC6-11CF-8D67-00AA00BDCE1D}" r:id="rId1" ax:persistence="persistStorage"/>
+</file>
+
+<file path=word/activeX/activeX25.xml><?xml version="1.0" encoding="utf-8"?>
+<ax:ocx xmlns:ax="http://schemas.microsoft.com/office/2006/activeX" xmlns:r="http://schemas.openxmlformats.org/officeDocument/2006/relationships" ax:classid="{5512D118-5CC6-11CF-8D67-00AA00BDCE1D}" r:id="rId1" ax:persistence="persistStorage"/>
+</file>
+
+<file path=word/activeX/activeX26.xml><?xml version="1.0" encoding="utf-8"?>
+<ax:ocx xmlns:ax="http://schemas.microsoft.com/office/2006/activeX" xmlns:r="http://schemas.openxmlformats.org/officeDocument/2006/relationships" ax:classid="{5512D118-5CC6-11CF-8D67-00AA00BDCE1D}" r:id="rId1" ax:persistence="persistStorage"/>
+</file>
+
+<file path=word/activeX/activeX27.xml><?xml version="1.0" encoding="utf-8"?>
+<ax:ocx xmlns:ax="http://schemas.microsoft.com/office/2006/activeX" xmlns:r="http://schemas.openxmlformats.org/officeDocument/2006/relationships" ax:classid="{5512D118-5CC6-11CF-8D67-00AA00BDCE1D}" r:id="rId1" ax:persistence="persistStorage"/>
+</file>
+
+<file path=word/activeX/activeX28.xml><?xml version="1.0" encoding="utf-8"?>
+<ax:ocx xmlns:ax="http://schemas.microsoft.com/office/2006/activeX" xmlns:r="http://schemas.openxmlformats.org/officeDocument/2006/relationships" ax:classid="{5512D118-5CC6-11CF-8D67-00AA00BDCE1D}" r:id="rId1" ax:persistence="persistStorage"/>
+</file>
+
+<file path=word/activeX/activeX29.xml><?xml version="1.0" encoding="utf-8"?>
+<ax:ocx xmlns:ax="http://schemas.microsoft.com/office/2006/activeX" xmlns:r="http://schemas.openxmlformats.org/officeDocument/2006/relationships" ax:classid="{5512D118-5CC6-11CF-8D67-00AA00BDCE1D}" r:id="rId1" ax:persistence="persistStorage"/>
+</file>
+
+<file path=word/activeX/activeX3.xml><?xml version="1.0" encoding="utf-8"?>
+<ax:ocx xmlns:ax="http://schemas.microsoft.com/office/2006/activeX" xmlns:r="http://schemas.openxmlformats.org/officeDocument/2006/relationships" ax:classid="{5512D118-5CC6-11CF-8D67-00AA00BDCE1D}" r:id="rId1" ax:persistence="persistStorage"/>
+</file>
+
+<file path=word/activeX/activeX30.xml><?xml version="1.0" encoding="utf-8"?>
+<ax:ocx xmlns:ax="http://schemas.microsoft.com/office/2006/activeX" xmlns:r="http://schemas.openxmlformats.org/officeDocument/2006/relationships" ax:classid="{5512D118-5CC6-11CF-8D67-00AA00BDCE1D}" r:id="rId1" ax:persistence="persistStorage"/>
+</file>
+
+<file path=word/activeX/activeX31.xml><?xml version="1.0" encoding="utf-8"?>
+<ax:ocx xmlns:ax="http://schemas.microsoft.com/office/2006/activeX" xmlns:r="http://schemas.openxmlformats.org/officeDocument/2006/relationships" ax:classid="{5512D118-5CC6-11CF-8D67-00AA00BDCE1D}" r:id="rId1" ax:persistence="persistStorage"/>
+</file>
+
+<file path=word/activeX/activeX32.xml><?xml version="1.0" encoding="utf-8"?>
+<ax:ocx xmlns:ax="http://schemas.microsoft.com/office/2006/activeX" xmlns:r="http://schemas.openxmlformats.org/officeDocument/2006/relationships" ax:classid="{5512D118-5CC6-11CF-8D67-00AA00BDCE1D}" r:id="rId1" ax:persistence="persistStorage"/>
+</file>
+
+<file path=word/activeX/activeX33.xml><?xml version="1.0" encoding="utf-8"?>
+<ax:ocx xmlns:ax="http://schemas.microsoft.com/office/2006/activeX" xmlns:r="http://schemas.openxmlformats.org/officeDocument/2006/relationships" ax:classid="{5512D118-5CC6-11CF-8D67-00AA00BDCE1D}" r:id="rId1" ax:persistence="persistStorage"/>
+</file>
+
+<file path=word/activeX/activeX34.xml><?xml version="1.0" encoding="utf-8"?>
+<ax:ocx xmlns:ax="http://schemas.microsoft.com/office/2006/activeX" xmlns:r="http://schemas.openxmlformats.org/officeDocument/2006/relationships" ax:classid="{5512D118-5CC6-11CF-8D67-00AA00BDCE1D}" r:id="rId1" ax:persistence="persistStorage"/>
+</file>
+
+<file path=word/activeX/activeX35.xml><?xml version="1.0" encoding="utf-8"?>
+<ax:ocx xmlns:ax="http://schemas.microsoft.com/office/2006/activeX" xmlns:r="http://schemas.openxmlformats.org/officeDocument/2006/relationships" ax:classid="{5512D118-5CC6-11CF-8D67-00AA00BDCE1D}" r:id="rId1" ax:persistence="persistStorage"/>
+</file>
+
+<file path=word/activeX/activeX36.xml><?xml version="1.0" encoding="utf-8"?>
+<ax:ocx xmlns:ax="http://schemas.microsoft.com/office/2006/activeX" xmlns:r="http://schemas.openxmlformats.org/officeDocument/2006/relationships" ax:classid="{5512D118-5CC6-11CF-8D67-00AA00BDCE1D}" r:id="rId1" ax:persistence="persistStorage"/>
+</file>
+
+<file path=word/activeX/activeX37.xml><?xml version="1.0" encoding="utf-8"?>
+<ax:ocx xmlns:ax="http://schemas.microsoft.com/office/2006/activeX" xmlns:r="http://schemas.openxmlformats.org/officeDocument/2006/relationships" ax:classid="{5512D118-5CC6-11CF-8D67-00AA00BDCE1D}" r:id="rId1" ax:persistence="persistStorage"/>
+</file>
+
+<file path=word/activeX/activeX38.xml><?xml version="1.0" encoding="utf-8"?>
+<ax:ocx xmlns:ax="http://schemas.microsoft.com/office/2006/activeX" xmlns:r="http://schemas.openxmlformats.org/officeDocument/2006/relationships" ax:classid="{5512D118-5CC6-11CF-8D67-00AA00BDCE1D}" r:id="rId1" ax:persistence="persistStorage"/>
+</file>
+
+<file path=word/activeX/activeX39.xml><?xml version="1.0" encoding="utf-8"?>
+<ax:ocx xmlns:ax="http://schemas.microsoft.com/office/2006/activeX" xmlns:r="http://schemas.openxmlformats.org/officeDocument/2006/relationships" ax:classid="{5512D118-5CC6-11CF-8D67-00AA00BDCE1D}" r:id="rId1" ax:persistence="persistStorage"/>
+</file>
+
+<file path=word/activeX/activeX4.xml><?xml version="1.0" encoding="utf-8"?>
+<ax:ocx xmlns:ax="http://schemas.microsoft.com/office/2006/activeX" xmlns:r="http://schemas.openxmlformats.org/officeDocument/2006/relationships" ax:classid="{5512D118-5CC6-11CF-8D67-00AA00BDCE1D}" r:id="rId1" ax:persistence="persistStorage"/>
+</file>
+
+<file path=word/activeX/activeX40.xml><?xml version="1.0" encoding="utf-8"?>
+<ax:ocx xmlns:ax="http://schemas.microsoft.com/office/2006/activeX" xmlns:r="http://schemas.openxmlformats.org/officeDocument/2006/relationships" ax:classid="{5512D118-5CC6-11CF-8D67-00AA00BDCE1D}" r:id="rId1" ax:persistence="persistStorage"/>
+</file>
+
+<file path=word/activeX/activeX41.xml><?xml version="1.0" encoding="utf-8"?>
+<ax:ocx xmlns:ax="http://schemas.microsoft.com/office/2006/activeX" xmlns:r="http://schemas.openxmlformats.org/officeDocument/2006/relationships" ax:classid="{5512D118-5CC6-11CF-8D67-00AA00BDCE1D}" r:id="rId1" ax:persistence="persistStorage"/>
+</file>
+
+<file path=word/activeX/activeX42.xml><?xml version="1.0" encoding="utf-8"?>
+<ax:ocx xmlns:ax="http://schemas.microsoft.com/office/2006/activeX" xmlns:r="http://schemas.openxmlformats.org/officeDocument/2006/relationships" ax:classid="{5512D118-5CC6-11CF-8D67-00AA00BDCE1D}" r:id="rId1" ax:persistence="persistStorage"/>
+</file>
+
+<file path=word/activeX/activeX43.xml><?xml version="1.0" encoding="utf-8"?>
+<ax:ocx xmlns:ax="http://schemas.microsoft.com/office/2006/activeX" xmlns:r="http://schemas.openxmlformats.org/officeDocument/2006/relationships" ax:classid="{5512D118-5CC6-11CF-8D67-00AA00BDCE1D}" r:id="rId1" ax:persistence="persistStorage"/>
+</file>
+
+<file path=word/activeX/activeX44.xml><?xml version="1.0" encoding="utf-8"?>
+<ax:ocx xmlns:ax="http://schemas.microsoft.com/office/2006/activeX" xmlns:r="http://schemas.openxmlformats.org/officeDocument/2006/relationships" ax:classid="{5512D118-5CC6-11CF-8D67-00AA00BDCE1D}" r:id="rId1" ax:persistence="persistStorage"/>
+</file>
+
+<file path=word/activeX/activeX45.xml><?xml version="1.0" encoding="utf-8"?>
+<ax:ocx xmlns:ax="http://schemas.microsoft.com/office/2006/activeX" xmlns:r="http://schemas.openxmlformats.org/officeDocument/2006/relationships" ax:classid="{5512D118-5CC6-11CF-8D67-00AA00BDCE1D}" r:id="rId1" ax:persistence="persistStorage"/>
+</file>
+
+<file path=word/activeX/activeX46.xml><?xml version="1.0" encoding="utf-8"?>
+<ax:ocx xmlns:ax="http://schemas.microsoft.com/office/2006/activeX" xmlns:r="http://schemas.openxmlformats.org/officeDocument/2006/relationships" ax:classid="{5512D118-5CC6-11CF-8D67-00AA00BDCE1D}" r:id="rId1" ax:persistence="persistStorage"/>
+</file>
+
+<file path=word/activeX/activeX47.xml><?xml version="1.0" encoding="utf-8"?>
+<ax:ocx xmlns:ax="http://schemas.microsoft.com/office/2006/activeX" xmlns:r="http://schemas.openxmlformats.org/officeDocument/2006/relationships" ax:classid="{5512D118-5CC6-11CF-8D67-00AA00BDCE1D}" r:id="rId1" ax:persistence="persistStorage"/>
+</file>
+
+<file path=word/activeX/activeX48.xml><?xml version="1.0" encoding="utf-8"?>
+<ax:ocx xmlns:ax="http://schemas.microsoft.com/office/2006/activeX" xmlns:r="http://schemas.openxmlformats.org/officeDocument/2006/relationships" ax:classid="{5512D118-5CC6-11CF-8D67-00AA00BDCE1D}" r:id="rId1" ax:persistence="persistStorage"/>
+</file>
+
+<file path=word/activeX/activeX49.xml><?xml version="1.0" encoding="utf-8"?>
+<ax:ocx xmlns:ax="http://schemas.microsoft.com/office/2006/activeX" xmlns:r="http://schemas.openxmlformats.org/officeDocument/2006/relationships" ax:classid="{5512D118-5CC6-11CF-8D67-00AA00BDCE1D}" r:id="rId1" ax:persistence="persistStorage"/>
+</file>
+
+<file path=word/activeX/activeX5.xml><?xml version="1.0" encoding="utf-8"?>
+<ax:ocx xmlns:ax="http://schemas.microsoft.com/office/2006/activeX" xmlns:r="http://schemas.openxmlformats.org/officeDocument/2006/relationships" ax:classid="{5512D118-5CC6-11CF-8D67-00AA00BDCE1D}" r:id="rId1" ax:persistence="persistStorage"/>
+</file>
+
+<file path=word/activeX/activeX50.xml><?xml version="1.0" encoding="utf-8"?>
+<ax:ocx xmlns:ax="http://schemas.microsoft.com/office/2006/activeX" xmlns:r="http://schemas.openxmlformats.org/officeDocument/2006/relationships" ax:classid="{5512D118-5CC6-11CF-8D67-00AA00BDCE1D}" r:id="rId1" ax:persistence="persistStorage"/>
+</file>
+
+<file path=word/activeX/activeX51.xml><?xml version="1.0" encoding="utf-8"?>
+<ax:ocx xmlns:ax="http://schemas.microsoft.com/office/2006/activeX" xmlns:r="http://schemas.openxmlformats.org/officeDocument/2006/relationships" ax:classid="{5512D118-5CC6-11CF-8D67-00AA00BDCE1D}" r:id="rId1" ax:persistence="persistStorage"/>
+</file>
+
+<file path=word/activeX/activeX52.xml><?xml version="1.0" encoding="utf-8"?>
+<ax:ocx xmlns:ax="http://schemas.microsoft.com/office/2006/activeX" xmlns:r="http://schemas.openxmlformats.org/officeDocument/2006/relationships" ax:classid="{5512D118-5CC6-11CF-8D67-00AA00BDCE1D}" r:id="rId1" ax:persistence="persistStorage"/>
+</file>
+
+<file path=word/activeX/activeX53.xml><?xml version="1.0" encoding="utf-8"?>
+<ax:ocx xmlns:ax="http://schemas.microsoft.com/office/2006/activeX" xmlns:r="http://schemas.openxmlformats.org/officeDocument/2006/relationships" ax:classid="{5512D118-5CC6-11CF-8D67-00AA00BDCE1D}" r:id="rId1" ax:persistence="persistStorage"/>
+</file>
+
+<file path=word/activeX/activeX54.xml><?xml version="1.0" encoding="utf-8"?>
+<ax:ocx xmlns:ax="http://schemas.microsoft.com/office/2006/activeX" xmlns:r="http://schemas.openxmlformats.org/officeDocument/2006/relationships" ax:classid="{5512D118-5CC6-11CF-8D67-00AA00BDCE1D}" r:id="rId1" ax:persistence="persistStorage"/>
+</file>
+
+<file path=word/activeX/activeX55.xml><?xml version="1.0" encoding="utf-8"?>
+<ax:ocx xmlns:ax="http://schemas.microsoft.com/office/2006/activeX" xmlns:r="http://schemas.openxmlformats.org/officeDocument/2006/relationships" ax:classid="{5512D118-5CC6-11CF-8D67-00AA00BDCE1D}" r:id="rId1" ax:persistence="persistStorage"/>
+</file>
+
+<file path=word/activeX/activeX56.xml><?xml version="1.0" encoding="utf-8"?>
+<ax:ocx xmlns:ax="http://schemas.microsoft.com/office/2006/activeX" xmlns:r="http://schemas.openxmlformats.org/officeDocument/2006/relationships" ax:classid="{5512D118-5CC6-11CF-8D67-00AA00BDCE1D}" r:id="rId1" ax:persistence="persistStorage"/>
+</file>
+
+<file path=word/activeX/activeX57.xml><?xml version="1.0" encoding="utf-8"?>
+<ax:ocx xmlns:ax="http://schemas.microsoft.com/office/2006/activeX" xmlns:r="http://schemas.openxmlformats.org/officeDocument/2006/relationships" ax:classid="{5512D118-5CC6-11CF-8D67-00AA00BDCE1D}" r:id="rId1" ax:persistence="persistStorage"/>
+</file>
+
+<file path=word/activeX/activeX58.xml><?xml version="1.0" encoding="utf-8"?>
+<ax:ocx xmlns:ax="http://schemas.microsoft.com/office/2006/activeX" xmlns:r="http://schemas.openxmlformats.org/officeDocument/2006/relationships" ax:classid="{5512D118-5CC6-11CF-8D67-00AA00BDCE1D}" r:id="rId1" ax:persistence="persistStorage"/>
+</file>
+
+<file path=word/activeX/activeX59.xml><?xml version="1.0" encoding="utf-8"?>
+<ax:ocx xmlns:ax="http://schemas.microsoft.com/office/2006/activeX" xmlns:r="http://schemas.openxmlformats.org/officeDocument/2006/relationships" ax:classid="{5512D118-5CC6-11CF-8D67-00AA00BDCE1D}" r:id="rId1" ax:persistence="persistStorage"/>
+</file>
+
+<file path=word/activeX/activeX6.xml><?xml version="1.0" encoding="utf-8"?>
+<ax:ocx xmlns:ax="http://schemas.microsoft.com/office/2006/activeX" xmlns:r="http://schemas.openxmlformats.org/officeDocument/2006/relationships" ax:classid="{5512D118-5CC6-11CF-8D67-00AA00BDCE1D}" r:id="rId1" ax:persistence="persistStorage"/>
+</file>
+
+<file path=word/activeX/activeX60.xml><?xml version="1.0" encoding="utf-8"?>
+<ax:ocx xmlns:ax="http://schemas.microsoft.com/office/2006/activeX" xmlns:r="http://schemas.openxmlformats.org/officeDocument/2006/relationships" ax:classid="{5512D118-5CC6-11CF-8D67-00AA00BDCE1D}" r:id="rId1" ax:persistence="persistStorage"/>
+</file>
+
+<file path=word/activeX/activeX61.xml><?xml version="1.0" encoding="utf-8"?>
+<ax:ocx xmlns:ax="http://schemas.microsoft.com/office/2006/activeX" xmlns:r="http://schemas.openxmlformats.org/officeDocument/2006/relationships" ax:classid="{5512D118-5CC6-11CF-8D67-00AA00BDCE1D}" r:id="rId1" ax:persistence="persistStorage"/>
+</file>
+
+<file path=word/activeX/activeX62.xml><?xml version="1.0" encoding="utf-8"?>
+<ax:ocx xmlns:ax="http://schemas.microsoft.com/office/2006/activeX" xmlns:r="http://schemas.openxmlformats.org/officeDocument/2006/relationships" ax:classid="{5512D118-5CC6-11CF-8D67-00AA00BDCE1D}" r:id="rId1" ax:persistence="persistStorage"/>
+</file>
+
+<file path=word/activeX/activeX63.xml><?xml version="1.0" encoding="utf-8"?>
+<ax:ocx xmlns:ax="http://schemas.microsoft.com/office/2006/activeX" xmlns:r="http://schemas.openxmlformats.org/officeDocument/2006/relationships" ax:classid="{5512D118-5CC6-11CF-8D67-00AA00BDCE1D}" r:id="rId1" ax:persistence="persistStorage"/>
+</file>
+
+<file path=word/activeX/activeX64.xml><?xml version="1.0" encoding="utf-8"?>
+<ax:ocx xmlns:ax="http://schemas.microsoft.com/office/2006/activeX" xmlns:r="http://schemas.openxmlformats.org/officeDocument/2006/relationships" ax:classid="{5512D118-5CC6-11CF-8D67-00AA00BDCE1D}" r:id="rId1" ax:persistence="persistStorage"/>
+</file>
+
+<file path=word/activeX/activeX65.xml><?xml version="1.0" encoding="utf-8"?>
+<ax:ocx xmlns:ax="http://schemas.microsoft.com/office/2006/activeX" xmlns:r="http://schemas.openxmlformats.org/officeDocument/2006/relationships" ax:classid="{5512D118-5CC6-11CF-8D67-00AA00BDCE1D}" r:id="rId1" ax:persistence="persistStorage"/>
+</file>
+
+<file path=word/activeX/activeX66.xml><?xml version="1.0" encoding="utf-8"?>
+<ax:ocx xmlns:ax="http://schemas.microsoft.com/office/2006/activeX" xmlns:r="http://schemas.openxmlformats.org/officeDocument/2006/relationships" ax:classid="{5512D118-5CC6-11CF-8D67-00AA00BDCE1D}" r:id="rId1" ax:persistence="persistStorage"/>
+</file>
+
+<file path=word/activeX/activeX67.xml><?xml version="1.0" encoding="utf-8"?>
+<ax:ocx xmlns:ax="http://schemas.microsoft.com/office/2006/activeX" xmlns:r="http://schemas.openxmlformats.org/officeDocument/2006/relationships" ax:classid="{5512D118-5CC6-11CF-8D67-00AA00BDCE1D}" r:id="rId1" ax:persistence="persistStorage"/>
+</file>
+
+<file path=word/activeX/activeX68.xml><?xml version="1.0" encoding="utf-8"?>
+<ax:ocx xmlns:ax="http://schemas.microsoft.com/office/2006/activeX" xmlns:r="http://schemas.openxmlformats.org/officeDocument/2006/relationships" ax:classid="{5512D118-5CC6-11CF-8D67-00AA00BDCE1D}" r:id="rId1" ax:persistence="persistStorage"/>
+</file>
+
+<file path=word/activeX/activeX69.xml><?xml version="1.0" encoding="utf-8"?>
+<ax:ocx xmlns:ax="http://schemas.microsoft.com/office/2006/activeX" xmlns:r="http://schemas.openxmlformats.org/officeDocument/2006/relationships" ax:classid="{5512D118-5CC6-11CF-8D67-00AA00BDCE1D}" r:id="rId1" ax:persistence="persistStorage"/>
+</file>
+
+<file path=word/activeX/activeX7.xml><?xml version="1.0" encoding="utf-8"?>
+<ax:ocx xmlns:ax="http://schemas.microsoft.com/office/2006/activeX" xmlns:r="http://schemas.openxmlformats.org/officeDocument/2006/relationships" ax:classid="{5512D118-5CC6-11CF-8D67-00AA00BDCE1D}" r:id="rId1" ax:persistence="persistStorage"/>
+</file>
+
+<file path=word/activeX/activeX70.xml><?xml version="1.0" encoding="utf-8"?>
+<ax:ocx xmlns:ax="http://schemas.microsoft.com/office/2006/activeX" xmlns:r="http://schemas.openxmlformats.org/officeDocument/2006/relationships" ax:classid="{5512D118-5CC6-11CF-8D67-00AA00BDCE1D}" r:id="rId1" ax:persistence="persistStorage"/>
+</file>
+
+<file path=word/activeX/activeX71.xml><?xml version="1.0" encoding="utf-8"?>
+<ax:ocx xmlns:ax="http://schemas.microsoft.com/office/2006/activeX" xmlns:r="http://schemas.openxmlformats.org/officeDocument/2006/relationships" ax:classid="{5512D118-5CC6-11CF-8D67-00AA00BDCE1D}" r:id="rId1" ax:persistence="persistStorage"/>
+</file>
+
+<file path=word/activeX/activeX72.xml><?xml version="1.0" encoding="utf-8"?>
+<ax:ocx xmlns:ax="http://schemas.microsoft.com/office/2006/activeX" xmlns:r="http://schemas.openxmlformats.org/officeDocument/2006/relationships" ax:classid="{5512D118-5CC6-11CF-8D67-00AA00BDCE1D}" r:id="rId1" ax:persistence="persistStorage"/>
+</file>
+
+<file path=word/activeX/activeX73.xml><?xml version="1.0" encoding="utf-8"?>
+<ax:ocx xmlns:ax="http://schemas.microsoft.com/office/2006/activeX" xmlns:r="http://schemas.openxmlformats.org/officeDocument/2006/relationships" ax:classid="{5512D118-5CC6-11CF-8D67-00AA00BDCE1D}" r:id="rId1" ax:persistence="persistStorage"/>
+</file>
+
+<file path=word/activeX/activeX74.xml><?xml version="1.0" encoding="utf-8"?>
+<ax:ocx xmlns:ax="http://schemas.microsoft.com/office/2006/activeX" xmlns:r="http://schemas.openxmlformats.org/officeDocument/2006/relationships" ax:classid="{5512D118-5CC6-11CF-8D67-00AA00BDCE1D}" r:id="rId1" ax:persistence="persistStorage"/>
+</file>
+
+<file path=word/activeX/activeX75.xml><?xml version="1.0" encoding="utf-8"?>
+<ax:ocx xmlns:ax="http://schemas.microsoft.com/office/2006/activeX" xmlns:r="http://schemas.openxmlformats.org/officeDocument/2006/relationships" ax:classid="{5512D118-5CC6-11CF-8D67-00AA00BDCE1D}" r:id="rId1" ax:persistence="persistStorage"/>
+</file>
+
+<file path=word/activeX/activeX76.xml><?xml version="1.0" encoding="utf-8"?>
+<ax:ocx xmlns:ax="http://schemas.microsoft.com/office/2006/activeX" xmlns:r="http://schemas.openxmlformats.org/officeDocument/2006/relationships" ax:classid="{5512D118-5CC6-11CF-8D67-00AA00BDCE1D}" r:id="rId1" ax:persistence="persistStorage"/>
+</file>
+
+<file path=word/activeX/activeX77.xml><?xml version="1.0" encoding="utf-8"?>
+<ax:ocx xmlns:ax="http://schemas.microsoft.com/office/2006/activeX" xmlns:r="http://schemas.openxmlformats.org/officeDocument/2006/relationships" ax:classid="{5512D118-5CC6-11CF-8D67-00AA00BDCE1D}" r:id="rId1" ax:persistence="persistStorage"/>
+</file>
+
+<file path=word/activeX/activeX78.xml><?xml version="1.0" encoding="utf-8"?>
+<ax:ocx xmlns:ax="http://schemas.microsoft.com/office/2006/activeX" xmlns:r="http://schemas.openxmlformats.org/officeDocument/2006/relationships" ax:classid="{5512D118-5CC6-11CF-8D67-00AA00BDCE1D}" r:id="rId1" ax:persistence="persistStorage"/>
+</file>
+
+<file path=word/activeX/activeX79.xml><?xml version="1.0" encoding="utf-8"?>
+<ax:ocx xmlns:ax="http://schemas.microsoft.com/office/2006/activeX" xmlns:r="http://schemas.openxmlformats.org/officeDocument/2006/relationships" ax:classid="{5512D118-5CC6-11CF-8D67-00AA00BDCE1D}" r:id="rId1" ax:persistence="persistStorage"/>
+</file>
+
+<file path=word/activeX/activeX8.xml><?xml version="1.0" encoding="utf-8"?>
+<ax:ocx xmlns:ax="http://schemas.microsoft.com/office/2006/activeX" xmlns:r="http://schemas.openxmlformats.org/officeDocument/2006/relationships" ax:classid="{5512D118-5CC6-11CF-8D67-00AA00BDCE1D}" r:id="rId1" ax:persistence="persistStorage"/>
+</file>
+
+<file path=word/activeX/activeX80.xml><?xml version="1.0" encoding="utf-8"?>
+<ax:ocx xmlns:ax="http://schemas.microsoft.com/office/2006/activeX" xmlns:r="http://schemas.openxmlformats.org/officeDocument/2006/relationships" ax:classid="{5512D118-5CC6-11CF-8D67-00AA00BDCE1D}" r:id="rId1" ax:persistence="persistStorage"/>
+</file>
+
+<file path=word/activeX/activeX81.xml><?xml version="1.0" encoding="utf-8"?>
+<ax:ocx xmlns:ax="http://schemas.microsoft.com/office/2006/activeX" xmlns:r="http://schemas.openxmlformats.org/officeDocument/2006/relationships" ax:classid="{5512D118-5CC6-11CF-8D67-00AA00BDCE1D}" r:id="rId1" ax:persistence="persistStorage"/>
+</file>
+
+<file path=word/activeX/activeX82.xml><?xml version="1.0" encoding="utf-8"?>
+<ax:ocx xmlns:ax="http://schemas.microsoft.com/office/2006/activeX" xmlns:r="http://schemas.openxmlformats.org/officeDocument/2006/relationships" ax:classid="{5512D118-5CC6-11CF-8D67-00AA00BDCE1D}" r:id="rId1" ax:persistence="persistStorage"/>
+</file>
+
+<file path=word/activeX/activeX83.xml><?xml version="1.0" encoding="utf-8"?>
+<ax:ocx xmlns:ax="http://schemas.microsoft.com/office/2006/activeX" xmlns:r="http://schemas.openxmlformats.org/officeDocument/2006/relationships" ax:classid="{5512D118-5CC6-11CF-8D67-00AA00BDCE1D}" r:id="rId1" ax:persistence="persistStorage"/>
+</file>
+
+<file path=word/activeX/activeX84.xml><?xml version="1.0" encoding="utf-8"?>
+<ax:ocx xmlns:ax="http://schemas.microsoft.com/office/2006/activeX" xmlns:r="http://schemas.openxmlformats.org/officeDocument/2006/relationships" ax:classid="{5512D118-5CC6-11CF-8D67-00AA00BDCE1D}" r:id="rId1" ax:persistence="persistStorage"/>
+</file>
+
+<file path=word/activeX/activeX85.xml><?xml version="1.0" encoding="utf-8"?>
+<ax:ocx xmlns:ax="http://schemas.microsoft.com/office/2006/activeX" xmlns:r="http://schemas.openxmlformats.org/officeDocument/2006/relationships" ax:classid="{5512D118-5CC6-11CF-8D67-00AA00BDCE1D}" r:id="rId1" ax:persistence="persistStorage"/>
+</file>
+
+<file path=word/activeX/activeX86.xml><?xml version="1.0" encoding="utf-8"?>
+<ax:ocx xmlns:ax="http://schemas.microsoft.com/office/2006/activeX" xmlns:r="http://schemas.openxmlformats.org/officeDocument/2006/relationships" ax:classid="{5512D118-5CC6-11CF-8D67-00AA00BDCE1D}" r:id="rId1" ax:persistence="persistStorage"/>
+</file>
+
+<file path=word/activeX/activeX87.xml><?xml version="1.0" encoding="utf-8"?>
+<ax:ocx xmlns:ax="http://schemas.microsoft.com/office/2006/activeX" xmlns:r="http://schemas.openxmlformats.org/officeDocument/2006/relationships" ax:classid="{5512D118-5CC6-11CF-8D67-00AA00BDCE1D}" r:id="rId1" ax:persistence="persistStorage"/>
+</file>
+
+<file path=word/activeX/activeX88.xml><?xml version="1.0" encoding="utf-8"?>
+<ax:ocx xmlns:ax="http://schemas.microsoft.com/office/2006/activeX" xmlns:r="http://schemas.openxmlformats.org/officeDocument/2006/relationships" ax:classid="{5512D118-5CC6-11CF-8D67-00AA00BDCE1D}" r:id="rId1" ax:persistence="persistStorage"/>
+</file>
+
+<file path=word/activeX/activeX89.xml><?xml version="1.0" encoding="utf-8"?>
+<ax:ocx xmlns:ax="http://schemas.microsoft.com/office/2006/activeX" xmlns:r="http://schemas.openxmlformats.org/officeDocument/2006/relationships" ax:classid="{5512D118-5CC6-11CF-8D67-00AA00BDCE1D}" r:id="rId1" ax:persistence="persistStorage"/>
+</file>
+
+<file path=word/activeX/activeX9.xml><?xml version="1.0" encoding="utf-8"?>
+<ax:ocx xmlns:ax="http://schemas.microsoft.com/office/2006/activeX" xmlns:r="http://schemas.openxmlformats.org/officeDocument/2006/relationships" ax:classid="{5512D118-5CC6-11CF-8D67-00AA00BDCE1D}" r:id="rId1" ax:persistence="persistStorage"/>
+</file>
+
+<file path=word/activeX/activeX90.xml><?xml version="1.0" encoding="utf-8"?>
+<ax:ocx xmlns:ax="http://schemas.microsoft.com/office/2006/activeX" xmlns:r="http://schemas.openxmlformats.org/officeDocument/2006/relationships" ax:classid="{5512D118-5CC6-11CF-8D67-00AA00BDCE1D}" r:id="rId1" ax:persistence="persistStorage"/>
+</file>
+
+<file path=word/activeX/activeX91.xml><?xml version="1.0" encoding="utf-8"?>
+<ax:ocx xmlns:ax="http://schemas.microsoft.com/office/2006/activeX" xmlns:r="http://schemas.openxmlformats.org/officeDocument/2006/relationships" ax:classid="{5512D118-5CC6-11CF-8D67-00AA00BDCE1D}" r:id="rId1" ax:persistence="persistStorage"/>
+</file>
+
+<file path=word/activeX/activeX92.xml><?xml version="1.0" encoding="utf-8"?>
+<ax:ocx xmlns:ax="http://schemas.microsoft.com/office/2006/activeX" xmlns:r="http://schemas.openxmlformats.org/officeDocument/2006/relationships" ax:classid="{5512D118-5CC6-11CF-8D67-00AA00BDCE1D}" r:id="rId1" ax:persistence="persistStorage"/>
+</file>
+
+<file path=word/activeX/activeX93.xml><?xml version="1.0" encoding="utf-8"?>
+<ax:ocx xmlns:ax="http://schemas.microsoft.com/office/2006/activeX" xmlns:r="http://schemas.openxmlformats.org/officeDocument/2006/relationships" ax:classid="{5512D118-5CC6-11CF-8D67-00AA00BDCE1D}" r:id="rId1" ax:persistence="persistStorage"/>
+</file>
+
+<file path=word/activeX/activeX94.xml><?xml version="1.0" encoding="utf-8"?>
+<ax:ocx xmlns:ax="http://schemas.microsoft.com/office/2006/activeX" xmlns:r="http://schemas.openxmlformats.org/officeDocument/2006/relationships" ax:classid="{5512D118-5CC6-11CF-8D67-00AA00BDCE1D}" r:id="rId1" ax:persistence="persistStorage"/>
+</file>
+
+<file path=word/activeX/activeX95.xml><?xml version="1.0" encoding="utf-8"?>
+<ax:ocx xmlns:ax="http://schemas.microsoft.com/office/2006/activeX" xmlns:r="http://schemas.openxmlformats.org/officeDocument/2006/relationships" ax:classid="{5512D118-5CC6-11CF-8D67-00AA00BDCE1D}" r:id="rId1" ax:persistence="persistStorage"/>
+</file>
+
+<file path=word/activeX/activeX96.xml><?xml version="1.0" encoding="utf-8"?>
+<ax:ocx xmlns:ax="http://schemas.microsoft.com/office/2006/activeX" xmlns:r="http://schemas.openxmlformats.org/officeDocument/2006/relationships" ax:classid="{5512D118-5CC6-11CF-8D67-00AA00BDCE1D}" r:id="rId1" ax:persistence="persistStorage"/>
+</file>
+
+<file path=word/activeX/activeX97.xml><?xml version="1.0" encoding="utf-8"?>
+<ax:ocx xmlns:ax="http://schemas.microsoft.com/office/2006/activeX" xmlns:r="http://schemas.openxmlformats.org/officeDocument/2006/relationships" ax:classid="{5512D118-5CC6-11CF-8D67-00AA00BDCE1D}" r:id="rId1" ax:persistence="persistStorage"/>
+</file>
+
+<file path=word/activeX/activeX98.xml><?xml version="1.0" encoding="utf-8"?>
+<ax:ocx xmlns:ax="http://schemas.microsoft.com/office/2006/activeX" xmlns:r="http://schemas.openxmlformats.org/officeDocument/2006/relationships" ax:classid="{5512D118-5CC6-11CF-8D67-00AA00BDCE1D}" r:id="rId1" ax:persistence="persistStorage"/>
+</file>
+
+<file path=word/activeX/activeX99.xml><?xml version="1.0" encoding="utf-8"?>
+<ax:ocx xmlns:ax="http://schemas.microsoft.com/office/2006/activeX" xmlns:r="http://schemas.openxmlformats.org/officeDocument/2006/relationships" ax:classid="{5512D118-5CC6-11CF-8D67-00AA00BDCE1D}" r:id="rId1" ax:persistence="persistStorage"/>
+</file>
+
+<file path=word/theme/theme1.xml><?xml version="1.0" encoding="utf-8"?>
 <a:theme xmlns:a="http://schemas.openxmlformats.org/drawingml/2006/main" name="Office 主题">
   <a:themeElements>
     <a:clrScheme name="Office">
@@ -13918,4 +14974,20 @@
   </a:themeElements>
   <a:objectDefaults/>
 </a:theme>
+</file>
+
+<file path=customXml/item1.xml><?xml version="1.0" encoding="utf-8"?>
+<s:customData xmlns="http://www.wps.cn/officeDocument/2013/wpsCustomData" xmlns:s="http://www.wps.cn/officeDocument/2013/wpsCustomData">
+  <customSectProps>
+    <customSectPr/>
+  </customSectProps>
+</s:customData>
+</file>
+
+<file path=customXml/itemProps1.xml><?xml version="1.0" encoding="utf-8"?>
+<ds:datastoreItem xmlns:ds="http://schemas.openxmlformats.org/officeDocument/2006/customXml" ds:itemID="{B1977F7D-205B-4081-913C-38D41E755F92}">
+  <ds:schemaRefs>
+    <ds:schemaRef ds:uri="http://www.wps.cn/officeDocument/2013/wpsCustomData"/>
+  </ds:schemaRefs>
+</ds:datastoreItem>
 </file>